--- a/source/AdnanShatilCV.docx
+++ b/source/AdnanShatilCV.docx
@@ -570,8 +570,19 @@
                 <w:szCs w:val="16"/>
                 <w:lang w:val="en-GB" w:bidi="bn-IN"/>
               </w:rPr>
-              <w:t>linkedin.com/in/adnanshatil</w:t>
-            </w:r>
+              <w:t>linkedin.com/in/</w:t>
+            </w:r>
+            <w:proofErr w:type="spellStart"/>
+            <w:r>
+              <w:rPr>
+                <w:rFonts w:cstheme="minorHAnsi"/>
+                <w:sz w:val="16"/>
+                <w:szCs w:val="16"/>
+                <w:lang w:val="en-GB" w:bidi="bn-IN"/>
+              </w:rPr>
+              <w:t>adnanshatil</w:t>
+            </w:r>
+            <w:proofErr w:type="spellEnd"/>
           </w:p>
         </w:tc>
         <w:tc>
@@ -590,6 +601,7 @@
                 <w:lang w:val="fi-FI"/>
               </w:rPr>
             </w:pPr>
+            <w:proofErr w:type="spellStart"/>
             <w:r>
               <w:rPr>
                 <w:rFonts w:cstheme="minorHAnsi"/>
@@ -602,6 +614,7 @@
               </w:rPr>
               <w:t>Github</w:t>
             </w:r>
+            <w:proofErr w:type="spellEnd"/>
           </w:p>
         </w:tc>
         <w:tc>
@@ -625,8 +638,19 @@
                 <w:szCs w:val="16"/>
                 <w:lang w:val="en-GB" w:bidi="bn-IN"/>
               </w:rPr>
-              <w:t>github.com/adnanshatil</w:t>
-            </w:r>
+              <w:t>github.com/</w:t>
+            </w:r>
+            <w:proofErr w:type="spellStart"/>
+            <w:r>
+              <w:rPr>
+                <w:rFonts w:cstheme="minorHAnsi"/>
+                <w:sz w:val="16"/>
+                <w:szCs w:val="16"/>
+                <w:lang w:val="en-GB" w:bidi="bn-IN"/>
+              </w:rPr>
+              <w:t>adnanshatil</w:t>
+            </w:r>
+            <w:proofErr w:type="spellEnd"/>
           </w:p>
         </w:tc>
       </w:tr>
@@ -1561,8 +1585,22 @@
                 <w:szCs w:val="16"/>
                 <w:lang w:val="fi-FI"/>
               </w:rPr>
-              <w:t xml:space="preserve"> Present</w:t>
-            </w:r>
+              <w:t xml:space="preserve"> </w:t>
+            </w:r>
+            <w:proofErr w:type="spellStart"/>
+            <w:r>
+              <w:rPr>
+                <w:rFonts w:cstheme="minorHAnsi"/>
+                <w:i/>
+                <w:iCs/>
+                <w:color w:val="808080" w:themeColor="background1" w:themeShade="80"/>
+                <w:sz w:val="16"/>
+                <w:szCs w:val="16"/>
+                <w:lang w:val="fi-FI"/>
+              </w:rPr>
+              <w:t>Present</w:t>
+            </w:r>
+            <w:proofErr w:type="spellEnd"/>
           </w:p>
         </w:tc>
         <w:tc>
@@ -1750,6 +1788,7 @@
                 <w:lang w:val="fi-FI"/>
               </w:rPr>
             </w:pPr>
+            <w:proofErr w:type="spellStart"/>
             <w:r>
               <w:rPr>
                 <w:rFonts w:cstheme="minorHAnsi"/>
@@ -1757,20 +1796,50 @@
                 <w:szCs w:val="18"/>
                 <w:lang w:val="fi-FI"/>
               </w:rPr>
-              <w:t>Corsearch (TrademarkNow Oy)</w:t>
-            </w:r>
-          </w:p>
-        </w:tc>
-        <w:tc>
-          <w:tcPr>
-            <w:tcW w:w="5225" w:type="dxa"/>
-          </w:tcPr>
-          <w:p>
-            <w:pPr>
+              <w:t>Corsearch</w:t>
+            </w:r>
+            <w:proofErr w:type="spellEnd"/>
+            <w:r>
               <w:rPr>
                 <w:rFonts w:cstheme="minorHAnsi"/>
                 <w:sz w:val="18"/>
                 <w:szCs w:val="18"/>
+                <w:lang w:val="fi-FI"/>
+              </w:rPr>
+              <w:t xml:space="preserve"> (</w:t>
+            </w:r>
+            <w:proofErr w:type="spellStart"/>
+            <w:r>
+              <w:rPr>
+                <w:rFonts w:cstheme="minorHAnsi"/>
+                <w:sz w:val="18"/>
+                <w:szCs w:val="18"/>
+                <w:lang w:val="fi-FI"/>
+              </w:rPr>
+              <w:t>TrademarkNow</w:t>
+            </w:r>
+            <w:proofErr w:type="spellEnd"/>
+            <w:r>
+              <w:rPr>
+                <w:rFonts w:cstheme="minorHAnsi"/>
+                <w:sz w:val="18"/>
+                <w:szCs w:val="18"/>
+                <w:lang w:val="fi-FI"/>
+              </w:rPr>
+              <w:t xml:space="preserve"> Oy)</w:t>
+            </w:r>
+          </w:p>
+        </w:tc>
+        <w:tc>
+          <w:tcPr>
+            <w:tcW w:w="5225" w:type="dxa"/>
+          </w:tcPr>
+          <w:p>
+            <w:pPr>
+              <w:rPr>
+                <w:rFonts w:cstheme="minorHAnsi"/>
+                <w:sz w:val="18"/>
+                <w:szCs w:val="18"/>
               </w:rPr>
             </w:pPr>
           </w:p>
@@ -1827,7 +1896,20 @@
                 <w:szCs w:val="16"/>
                 <w:lang w:val="fi-FI"/>
               </w:rPr>
-              <w:t>/202</w:t>
+              <w:t>/</w:t>
+            </w:r>
+            <w:proofErr w:type="gramStart"/>
+            <w:r>
+              <w:rPr>
+                <w:rFonts w:cstheme="minorHAnsi"/>
+                <w:i/>
+                <w:iCs/>
+                <w:color w:val="808080" w:themeColor="background1" w:themeShade="80"/>
+                <w:sz w:val="16"/>
+                <w:szCs w:val="16"/>
+                <w:lang w:val="fi-FI"/>
+              </w:rPr>
+              <w:t>202</w:t>
             </w:r>
             <w:r>
               <w:rPr>
@@ -1875,7 +1957,20 @@
                 <w:szCs w:val="16"/>
                 <w:lang w:val="fi-FI"/>
               </w:rPr>
-              <w:t>10/2024</w:t>
+              <w:t>10</w:t>
+            </w:r>
+            <w:proofErr w:type="gramEnd"/>
+            <w:r>
+              <w:rPr>
+                <w:rFonts w:cstheme="minorHAnsi"/>
+                <w:i/>
+                <w:iCs/>
+                <w:color w:val="808080" w:themeColor="background1" w:themeShade="80"/>
+                <w:sz w:val="16"/>
+                <w:szCs w:val="16"/>
+                <w:lang w:val="fi-FI"/>
+              </w:rPr>
+              <w:t>/2024</w:t>
             </w:r>
           </w:p>
         </w:tc>
@@ -2164,20 +2259,44 @@
                 <w:szCs w:val="18"/>
                 <w:lang w:val="fi-FI"/>
               </w:rPr>
-              <w:t>Senior Solution Architect</w:t>
-            </w:r>
-          </w:p>
-        </w:tc>
-        <w:tc>
-          <w:tcPr>
-            <w:tcW w:w="5225" w:type="dxa"/>
-          </w:tcPr>
-          <w:p>
-            <w:pPr>
-              <w:rPr>
-                <w:rFonts w:cstheme="minorHAnsi"/>
+              <w:t xml:space="preserve">Senior </w:t>
+            </w:r>
+            <w:proofErr w:type="spellStart"/>
+            <w:r>
+              <w:rPr>
+                <w:rFonts w:cstheme="minorHAnsi"/>
+                <w:b/>
+                <w:bCs/>
                 <w:sz w:val="18"/>
                 <w:szCs w:val="18"/>
+                <w:lang w:val="fi-FI"/>
+              </w:rPr>
+              <w:t>Solution</w:t>
+            </w:r>
+            <w:proofErr w:type="spellEnd"/>
+            <w:r>
+              <w:rPr>
+                <w:rFonts w:cstheme="minorHAnsi"/>
+                <w:b/>
+                <w:bCs/>
+                <w:sz w:val="18"/>
+                <w:szCs w:val="18"/>
+                <w:lang w:val="fi-FI"/>
+              </w:rPr>
+              <w:t xml:space="preserve"> Architect</w:t>
+            </w:r>
+          </w:p>
+        </w:tc>
+        <w:tc>
+          <w:tcPr>
+            <w:tcW w:w="5225" w:type="dxa"/>
+          </w:tcPr>
+          <w:p>
+            <w:pPr>
+              <w:rPr>
+                <w:rFonts w:cstheme="minorHAnsi"/>
+                <w:sz w:val="18"/>
+                <w:szCs w:val="18"/>
               </w:rPr>
             </w:pPr>
           </w:p>
@@ -2198,6 +2317,7 @@
                 <w:lang w:val="fi-FI"/>
               </w:rPr>
             </w:pPr>
+            <w:proofErr w:type="spellStart"/>
             <w:r>
               <w:rPr>
                 <w:rFonts w:cstheme="minorHAnsi"/>
@@ -2205,20 +2325,30 @@
                 <w:szCs w:val="18"/>
                 <w:lang w:val="fi-FI"/>
               </w:rPr>
-              <w:t>TietoEvry Oy</w:t>
-            </w:r>
-          </w:p>
-        </w:tc>
-        <w:tc>
-          <w:tcPr>
-            <w:tcW w:w="5225" w:type="dxa"/>
-          </w:tcPr>
-          <w:p>
-            <w:pPr>
+              <w:t>TietoEvry</w:t>
+            </w:r>
+            <w:proofErr w:type="spellEnd"/>
+            <w:r>
               <w:rPr>
                 <w:rFonts w:cstheme="minorHAnsi"/>
                 <w:sz w:val="18"/>
                 <w:szCs w:val="18"/>
+                <w:lang w:val="fi-FI"/>
+              </w:rPr>
+              <w:t xml:space="preserve"> Oy</w:t>
+            </w:r>
+          </w:p>
+        </w:tc>
+        <w:tc>
+          <w:tcPr>
+            <w:tcW w:w="5225" w:type="dxa"/>
+          </w:tcPr>
+          <w:p>
+            <w:pPr>
+              <w:rPr>
+                <w:rFonts w:cstheme="minorHAnsi"/>
+                <w:sz w:val="18"/>
+                <w:szCs w:val="18"/>
               </w:rPr>
             </w:pPr>
           </w:p>
@@ -2251,7 +2381,20 @@
                 <w:szCs w:val="16"/>
                 <w:lang w:val="fi-FI"/>
               </w:rPr>
-              <w:t>04/2020</w:t>
+              <w:t>04/</w:t>
+            </w:r>
+            <w:proofErr w:type="gramStart"/>
+            <w:r>
+              <w:rPr>
+                <w:rFonts w:cstheme="minorHAnsi"/>
+                <w:i/>
+                <w:iCs/>
+                <w:color w:val="808080" w:themeColor="background1" w:themeShade="80"/>
+                <w:sz w:val="16"/>
+                <w:szCs w:val="16"/>
+                <w:lang w:val="fi-FI"/>
+              </w:rPr>
+              <w:t>2020</w:t>
             </w:r>
             <w:r>
               <w:rPr>
@@ -2313,6 +2456,7 @@
               </w:rPr>
               <w:t>6</w:t>
             </w:r>
+            <w:proofErr w:type="gramEnd"/>
             <w:r>
               <w:rPr>
                 <w:rFonts w:cstheme="minorHAnsi"/>
@@ -2466,14 +2610,25 @@
               </w:rPr>
               <w:t>C</w:t>
             </w:r>
-            <w:r>
-              <w:rPr>
-                <w:rFonts w:cstheme="minorHAnsi"/>
-                <w:sz w:val="16"/>
-                <w:szCs w:val="16"/>
-                <w:lang w:val="en-GB" w:bidi="bn-IN"/>
-              </w:rPr>
-              <w:t xml:space="preserve">ollaboration </w:t>
+            <w:proofErr w:type="spellStart"/>
+            <w:r>
+              <w:rPr>
+                <w:rFonts w:cstheme="minorHAnsi"/>
+                <w:sz w:val="16"/>
+                <w:szCs w:val="16"/>
+                <w:lang w:val="en-GB" w:bidi="bn-IN"/>
+              </w:rPr>
+              <w:t>ollaboration</w:t>
+            </w:r>
+            <w:proofErr w:type="spellEnd"/>
+            <w:r>
+              <w:rPr>
+                <w:rFonts w:cstheme="minorHAnsi"/>
+                <w:sz w:val="16"/>
+                <w:szCs w:val="16"/>
+                <w:lang w:val="en-GB" w:bidi="bn-IN"/>
+              </w:rPr>
+              <w:t xml:space="preserve"> </w:t>
             </w:r>
             <w:r>
               <w:rPr>
@@ -2893,6 +3048,7 @@
               </w:rPr>
               <w:t>08/</w:t>
             </w:r>
+            <w:proofErr w:type="gramStart"/>
             <w:r>
               <w:rPr>
                 <w:rFonts w:cstheme="minorHAnsi"/>
@@ -2905,6 +3061,7 @@
               </w:rPr>
               <w:t>2017 – 03</w:t>
             </w:r>
+            <w:proofErr w:type="gramEnd"/>
             <w:r>
               <w:rPr>
                 <w:rFonts w:cstheme="minorHAnsi"/>
@@ -3183,20 +3340,31 @@
                 <w:szCs w:val="18"/>
                 <w:lang w:val="en-GB" w:bidi="bn-IN"/>
               </w:rPr>
-              <w:t>Tieto and Smilehouse</w:t>
-            </w:r>
-          </w:p>
-        </w:tc>
-        <w:tc>
-          <w:tcPr>
-            <w:tcW w:w="5225" w:type="dxa"/>
-          </w:tcPr>
-          <w:p>
-            <w:pPr>
+              <w:t xml:space="preserve">Tieto and </w:t>
+            </w:r>
+            <w:proofErr w:type="spellStart"/>
+            <w:r>
               <w:rPr>
                 <w:rFonts w:cstheme="minorHAnsi"/>
                 <w:sz w:val="18"/>
                 <w:szCs w:val="18"/>
+                <w:lang w:val="en-GB" w:bidi="bn-IN"/>
+              </w:rPr>
+              <w:t>Smilehouse</w:t>
+            </w:r>
+            <w:proofErr w:type="spellEnd"/>
+          </w:p>
+        </w:tc>
+        <w:tc>
+          <w:tcPr>
+            <w:tcW w:w="5225" w:type="dxa"/>
+          </w:tcPr>
+          <w:p>
+            <w:pPr>
+              <w:rPr>
+                <w:rFonts w:cstheme="minorHAnsi"/>
+                <w:sz w:val="18"/>
+                <w:szCs w:val="18"/>
               </w:rPr>
             </w:pPr>
           </w:p>
@@ -3227,7 +3395,33 @@
                 <w:szCs w:val="16"/>
                 <w:lang w:val="fi-FI"/>
               </w:rPr>
-              <w:t>01/2015 – 07/2017</w:t>
+              <w:t>01/</w:t>
+            </w:r>
+            <w:proofErr w:type="gramStart"/>
+            <w:r>
+              <w:rPr>
+                <w:rFonts w:cstheme="minorHAnsi"/>
+                <w:i/>
+                <w:iCs/>
+                <w:color w:val="808080" w:themeColor="background1" w:themeShade="80"/>
+                <w:sz w:val="16"/>
+                <w:szCs w:val="16"/>
+                <w:lang w:val="fi-FI"/>
+              </w:rPr>
+              <w:t>2015 – 07</w:t>
+            </w:r>
+            <w:proofErr w:type="gramEnd"/>
+            <w:r>
+              <w:rPr>
+                <w:rFonts w:cstheme="minorHAnsi"/>
+                <w:i/>
+                <w:iCs/>
+                <w:color w:val="808080" w:themeColor="background1" w:themeShade="80"/>
+                <w:sz w:val="16"/>
+                <w:szCs w:val="16"/>
+                <w:lang w:val="fi-FI"/>
+              </w:rPr>
+              <w:t>/2017</w:t>
             </w:r>
           </w:p>
         </w:tc>
@@ -3472,6 +3666,7 @@
                 <w:lang w:val="fi-FI"/>
               </w:rPr>
             </w:pPr>
+            <w:proofErr w:type="spellStart"/>
             <w:r>
               <w:rPr>
                 <w:rFonts w:cstheme="minorHAnsi"/>
@@ -3479,20 +3674,30 @@
                 <w:szCs w:val="18"/>
                 <w:lang w:val="en-GB" w:bidi="bn-IN"/>
               </w:rPr>
-              <w:t>Viope Solutions Ltd</w:t>
-            </w:r>
-          </w:p>
-        </w:tc>
-        <w:tc>
-          <w:tcPr>
-            <w:tcW w:w="4849" w:type="dxa"/>
-          </w:tcPr>
-          <w:p>
-            <w:pPr>
+              <w:t>Viope</w:t>
+            </w:r>
+            <w:proofErr w:type="spellEnd"/>
+            <w:r>
               <w:rPr>
                 <w:rFonts w:cstheme="minorHAnsi"/>
                 <w:sz w:val="18"/>
                 <w:szCs w:val="18"/>
+                <w:lang w:val="en-GB" w:bidi="bn-IN"/>
+              </w:rPr>
+              <w:t xml:space="preserve"> Solutions Ltd</w:t>
+            </w:r>
+          </w:p>
+        </w:tc>
+        <w:tc>
+          <w:tcPr>
+            <w:tcW w:w="4849" w:type="dxa"/>
+          </w:tcPr>
+          <w:p>
+            <w:pPr>
+              <w:rPr>
+                <w:rFonts w:cstheme="minorHAnsi"/>
+                <w:sz w:val="18"/>
+                <w:szCs w:val="18"/>
               </w:rPr>
             </w:pPr>
           </w:p>
@@ -3523,7 +3728,33 @@
                 <w:szCs w:val="16"/>
                 <w:lang w:val="fi-FI"/>
               </w:rPr>
-              <w:t>02/2013 – 12/2014</w:t>
+              <w:t>02/</w:t>
+            </w:r>
+            <w:proofErr w:type="gramStart"/>
+            <w:r>
+              <w:rPr>
+                <w:rFonts w:cstheme="minorHAnsi"/>
+                <w:i/>
+                <w:iCs/>
+                <w:color w:val="808080" w:themeColor="background1" w:themeShade="80"/>
+                <w:sz w:val="16"/>
+                <w:szCs w:val="16"/>
+                <w:lang w:val="fi-FI"/>
+              </w:rPr>
+              <w:t>2013 – 12</w:t>
+            </w:r>
+            <w:proofErr w:type="gramEnd"/>
+            <w:r>
+              <w:rPr>
+                <w:rFonts w:cstheme="minorHAnsi"/>
+                <w:i/>
+                <w:iCs/>
+                <w:color w:val="808080" w:themeColor="background1" w:themeShade="80"/>
+                <w:sz w:val="16"/>
+                <w:szCs w:val="16"/>
+                <w:lang w:val="fi-FI"/>
+              </w:rPr>
+              <w:t>/2014</w:t>
             </w:r>
           </w:p>
         </w:tc>
@@ -3842,7 +4073,20 @@
                 <w:szCs w:val="16"/>
                 <w:lang w:val="fi-FI"/>
               </w:rPr>
-              <w:t>/20</w:t>
+              <w:t>/</w:t>
+            </w:r>
+            <w:proofErr w:type="gramStart"/>
+            <w:r>
+              <w:rPr>
+                <w:rFonts w:cstheme="minorHAnsi"/>
+                <w:i/>
+                <w:iCs/>
+                <w:color w:val="808080" w:themeColor="background1" w:themeShade="80"/>
+                <w:sz w:val="16"/>
+                <w:szCs w:val="16"/>
+                <w:lang w:val="fi-FI"/>
+              </w:rPr>
+              <w:t>20</w:t>
             </w:r>
             <w:r>
               <w:rPr>
@@ -3866,7 +4110,20 @@
                 <w:szCs w:val="16"/>
                 <w:lang w:val="fi-FI"/>
               </w:rPr>
-              <w:t xml:space="preserve"> – 07/2011</w:t>
+              <w:t xml:space="preserve"> – 07</w:t>
+            </w:r>
+            <w:proofErr w:type="gramEnd"/>
+            <w:r>
+              <w:rPr>
+                <w:rFonts w:cstheme="minorHAnsi"/>
+                <w:i/>
+                <w:iCs/>
+                <w:color w:val="808080" w:themeColor="background1" w:themeShade="80"/>
+                <w:sz w:val="16"/>
+                <w:szCs w:val="16"/>
+                <w:lang w:val="fi-FI"/>
+              </w:rPr>
+              <w:t>/2011</w:t>
             </w:r>
           </w:p>
         </w:tc>
@@ -4017,6 +4274,14 @@
       <w:tblPr>
         <w:tblStyle w:val="TableGrid"/>
         <w:tblW w:w="0" w:type="auto"/>
+        <w:tblBorders>
+          <w:top w:val="none" w:sz="0" w:space="0" w:color="auto"/>
+          <w:left w:val="none" w:sz="0" w:space="0" w:color="auto"/>
+          <w:bottom w:val="none" w:sz="0" w:space="0" w:color="auto"/>
+          <w:right w:val="none" w:sz="0" w:space="0" w:color="auto"/>
+          <w:insideH w:val="none" w:sz="0" w:space="0" w:color="auto"/>
+          <w:insideV w:val="none" w:sz="0" w:space="0" w:color="auto"/>
+        </w:tblBorders>
         <w:tblLook w:val="04A0" w:firstRow="1" w:lastRow="0" w:firstColumn="1" w:lastColumn="0" w:noHBand="0" w:noVBand="1"/>
       </w:tblPr>
       <w:tblGrid>
@@ -4282,7 +4547,29 @@
                 <w:szCs w:val="16"/>
                 <w:lang w:val="en-GB" w:bidi="bn-IN"/>
               </w:rPr>
-              <w:t>landscaping, as-is to target architecture, finding solutions based on usecases and future expectations</w:t>
+              <w:t xml:space="preserve">landscaping, as-is to target architecture, finding solutions based on </w:t>
+            </w:r>
+            <w:proofErr w:type="spellStart"/>
+            <w:r>
+              <w:rPr>
+                <w:rFonts w:cstheme="minorHAnsi"/>
+                <w:color w:val="7F7F7F" w:themeColor="text1" w:themeTint="80"/>
+                <w:sz w:val="16"/>
+                <w:szCs w:val="16"/>
+                <w:lang w:val="en-GB" w:bidi="bn-IN"/>
+              </w:rPr>
+              <w:t>usecases</w:t>
+            </w:r>
+            <w:proofErr w:type="spellEnd"/>
+            <w:r>
+              <w:rPr>
+                <w:rFonts w:cstheme="minorHAnsi"/>
+                <w:color w:val="7F7F7F" w:themeColor="text1" w:themeTint="80"/>
+                <w:sz w:val="16"/>
+                <w:szCs w:val="16"/>
+                <w:lang w:val="en-GB" w:bidi="bn-IN"/>
+              </w:rPr>
+              <w:t xml:space="preserve"> and future expectations</w:t>
             </w:r>
           </w:p>
         </w:tc>
@@ -4824,7 +5111,33 @@
                 <w:szCs w:val="16"/>
                 <w:lang w:val="fi-FI"/>
               </w:rPr>
-              <w:t>08/2017 – 03/2020</w:t>
+              <w:t>08/</w:t>
+            </w:r>
+            <w:proofErr w:type="gramStart"/>
+            <w:r>
+              <w:rPr>
+                <w:rFonts w:cstheme="minorHAnsi"/>
+                <w:i/>
+                <w:iCs/>
+                <w:color w:val="808080" w:themeColor="background1" w:themeShade="80"/>
+                <w:sz w:val="16"/>
+                <w:szCs w:val="16"/>
+                <w:lang w:val="fi-FI"/>
+              </w:rPr>
+              <w:t>2017 – 03</w:t>
+            </w:r>
+            <w:proofErr w:type="gramEnd"/>
+            <w:r>
+              <w:rPr>
+                <w:rFonts w:cstheme="minorHAnsi"/>
+                <w:i/>
+                <w:iCs/>
+                <w:color w:val="808080" w:themeColor="background1" w:themeShade="80"/>
+                <w:sz w:val="16"/>
+                <w:szCs w:val="16"/>
+                <w:lang w:val="fi-FI"/>
+              </w:rPr>
+              <w:t>/2020</w:t>
             </w:r>
           </w:p>
         </w:tc>
@@ -4854,8 +5167,22 @@
                 <w:szCs w:val="16"/>
                 <w:lang w:val="fi-FI"/>
               </w:rPr>
-              <w:t>Helsinki, FInland</w:t>
-            </w:r>
+              <w:t xml:space="preserve">Helsinki, </w:t>
+            </w:r>
+            <w:proofErr w:type="spellStart"/>
+            <w:r>
+              <w:rPr>
+                <w:rFonts w:cstheme="minorHAnsi"/>
+                <w:i/>
+                <w:iCs/>
+                <w:color w:val="808080" w:themeColor="background1" w:themeShade="80"/>
+                <w:sz w:val="16"/>
+                <w:szCs w:val="16"/>
+                <w:lang w:val="fi-FI"/>
+              </w:rPr>
+              <w:t>FInland</w:t>
+            </w:r>
+            <w:proofErr w:type="spellEnd"/>
           </w:p>
         </w:tc>
         <w:tc>
@@ -4884,7 +5211,33 @@
                 <w:szCs w:val="16"/>
                 <w:lang w:val="fi-FI"/>
               </w:rPr>
-              <w:t>05/2016 – 07/2017</w:t>
+              <w:t>05/</w:t>
+            </w:r>
+            <w:proofErr w:type="gramStart"/>
+            <w:r>
+              <w:rPr>
+                <w:rFonts w:cstheme="minorHAnsi"/>
+                <w:i/>
+                <w:iCs/>
+                <w:color w:val="808080" w:themeColor="background1" w:themeShade="80"/>
+                <w:sz w:val="16"/>
+                <w:szCs w:val="16"/>
+                <w:lang w:val="fi-FI"/>
+              </w:rPr>
+              <w:t>2016 – 07</w:t>
+            </w:r>
+            <w:proofErr w:type="gramEnd"/>
+            <w:r>
+              <w:rPr>
+                <w:rFonts w:cstheme="minorHAnsi"/>
+                <w:i/>
+                <w:iCs/>
+                <w:color w:val="808080" w:themeColor="background1" w:themeShade="80"/>
+                <w:sz w:val="16"/>
+                <w:szCs w:val="16"/>
+                <w:lang w:val="fi-FI"/>
+              </w:rPr>
+              <w:t>/2017</w:t>
             </w:r>
           </w:p>
         </w:tc>
@@ -5084,6 +5437,7 @@
                 <w:lang w:val="fi-FI"/>
               </w:rPr>
             </w:pPr>
+            <w:proofErr w:type="spellStart"/>
             <w:r>
               <w:rPr>
                 <w:rFonts w:cstheme="minorHAnsi"/>
@@ -5096,6 +5450,7 @@
               </w:rPr>
               <w:t>Corsearch</w:t>
             </w:r>
+            <w:proofErr w:type="spellEnd"/>
           </w:p>
         </w:tc>
         <w:tc>
@@ -5181,17 +5536,31 @@
                 <w:lang w:val="fi-FI"/>
               </w:rPr>
             </w:pPr>
-            <w:r>
-              <w:rPr>
-                <w:rFonts w:cstheme="minorHAnsi"/>
-                <w:i/>
-                <w:iCs/>
-                <w:color w:val="808080" w:themeColor="background1" w:themeShade="80"/>
-                <w:sz w:val="16"/>
-                <w:szCs w:val="16"/>
-                <w:lang w:val="fi-FI"/>
-              </w:rPr>
-              <w:t xml:space="preserve">Corsearch </w:t>
+            <w:proofErr w:type="spellStart"/>
+            <w:r>
+              <w:rPr>
+                <w:rFonts w:cstheme="minorHAnsi"/>
+                <w:i/>
+                <w:iCs/>
+                <w:color w:val="808080" w:themeColor="background1" w:themeShade="80"/>
+                <w:sz w:val="16"/>
+                <w:szCs w:val="16"/>
+                <w:lang w:val="fi-FI"/>
+              </w:rPr>
+              <w:t>Corsearch</w:t>
+            </w:r>
+            <w:proofErr w:type="spellEnd"/>
+            <w:r>
+              <w:rPr>
+                <w:rFonts w:cstheme="minorHAnsi"/>
+                <w:i/>
+                <w:iCs/>
+                <w:color w:val="808080" w:themeColor="background1" w:themeShade="80"/>
+                <w:sz w:val="16"/>
+                <w:szCs w:val="16"/>
+                <w:lang w:val="fi-FI"/>
+              </w:rPr>
+              <w:t xml:space="preserve"> </w:t>
             </w:r>
           </w:p>
         </w:tc>
@@ -5328,7 +5697,6 @@
                 <w:szCs w:val="16"/>
                 <w:lang w:val="fi-FI"/>
               </w:rPr>
-              <w:lastRenderedPageBreak/>
               <w:t>Accenture</w:t>
             </w:r>
           </w:p>
@@ -5410,6 +5778,7 @@
                 <w:lang w:val="fi-FI"/>
               </w:rPr>
             </w:pPr>
+            <w:proofErr w:type="gramStart"/>
             <w:r>
               <w:rPr>
                 <w:rFonts w:cstheme="minorHAnsi"/>
@@ -5444,7 +5813,20 @@
                 <w:szCs w:val="16"/>
                 <w:lang w:val="fi-FI"/>
               </w:rPr>
-              <w:t>12/2019</w:t>
+              <w:t>12</w:t>
+            </w:r>
+            <w:proofErr w:type="gramEnd"/>
+            <w:r>
+              <w:rPr>
+                <w:rFonts w:cstheme="minorHAnsi"/>
+                <w:i/>
+                <w:iCs/>
+                <w:color w:val="808080" w:themeColor="background1" w:themeShade="80"/>
+                <w:sz w:val="16"/>
+                <w:szCs w:val="16"/>
+                <w:lang w:val="fi-FI"/>
+              </w:rPr>
+              <w:t>/2019</w:t>
             </w:r>
           </w:p>
         </w:tc>
@@ -5470,6 +5852,7 @@
                 <w:szCs w:val="18"/>
                 <w:lang w:val="en-GB" w:bidi="bn-IN"/>
               </w:rPr>
+              <w:lastRenderedPageBreak/>
               <w:t>SAP Commerce Cloud (Hybris 6.x)</w:t>
             </w:r>
           </w:p>
@@ -5578,6 +5961,7 @@
                 <w:lang w:val="fi-FI"/>
               </w:rPr>
             </w:pPr>
+            <w:proofErr w:type="spellStart"/>
             <w:r>
               <w:rPr>
                 <w:rFonts w:cstheme="minorHAnsi"/>
@@ -5590,6 +5974,7 @@
               </w:rPr>
               <w:t>Smilehouse</w:t>
             </w:r>
+            <w:proofErr w:type="spellEnd"/>
           </w:p>
         </w:tc>
         <w:tc>
@@ -5763,18 +6148,46 @@
                 <w:lang w:val="fi-FI"/>
               </w:rPr>
             </w:pPr>
-            <w:r>
-              <w:rPr>
-                <w:rFonts w:cstheme="minorHAnsi"/>
-                <w:i/>
-                <w:iCs/>
-                <w:color w:val="808080" w:themeColor="background1" w:themeShade="80"/>
-                <w:sz w:val="16"/>
-                <w:szCs w:val="16"/>
-                <w:lang w:val="fi-FI"/>
-              </w:rPr>
-              <w:t>University of California</w:t>
-            </w:r>
+            <w:proofErr w:type="spellStart"/>
+            <w:r>
+              <w:rPr>
+                <w:rFonts w:cstheme="minorHAnsi"/>
+                <w:i/>
+                <w:iCs/>
+                <w:color w:val="808080" w:themeColor="background1" w:themeShade="80"/>
+                <w:sz w:val="16"/>
+                <w:szCs w:val="16"/>
+                <w:lang w:val="fi-FI"/>
+              </w:rPr>
+              <w:t>University</w:t>
+            </w:r>
+            <w:proofErr w:type="spellEnd"/>
+            <w:r>
+              <w:rPr>
+                <w:rFonts w:cstheme="minorHAnsi"/>
+                <w:i/>
+                <w:iCs/>
+                <w:color w:val="808080" w:themeColor="background1" w:themeShade="80"/>
+                <w:sz w:val="16"/>
+                <w:szCs w:val="16"/>
+                <w:lang w:val="fi-FI"/>
+              </w:rPr>
+              <w:t xml:space="preserve"> of </w:t>
+            </w:r>
+            <w:proofErr w:type="spellStart"/>
+            <w:r>
+              <w:rPr>
+                <w:rFonts w:cstheme="minorHAnsi"/>
+                <w:i/>
+                <w:iCs/>
+                <w:color w:val="808080" w:themeColor="background1" w:themeShade="80"/>
+                <w:sz w:val="16"/>
+                <w:szCs w:val="16"/>
+                <w:lang w:val="fi-FI"/>
+              </w:rPr>
+              <w:t>California</w:t>
+            </w:r>
+            <w:proofErr w:type="spellEnd"/>
           </w:p>
         </w:tc>
         <w:tc>
@@ -6000,8 +6413,20 @@
                 <w:szCs w:val="16"/>
                 <w:lang w:val="en-GB" w:bidi="bn-IN"/>
               </w:rPr>
-              <w:t>Technology used: Nordea API, IBM-Blumix</w:t>
-            </w:r>
+              <w:t>Technology used: Nordea API, IBM-</w:t>
+            </w:r>
+            <w:proofErr w:type="spellStart"/>
+            <w:r>
+              <w:rPr>
+                <w:rFonts w:cstheme="minorHAnsi"/>
+                <w:color w:val="000000"/>
+                <w:sz w:val="16"/>
+                <w:szCs w:val="16"/>
+                <w:lang w:val="en-GB" w:bidi="bn-IN"/>
+              </w:rPr>
+              <w:t>Blumix</w:t>
+            </w:r>
+            <w:proofErr w:type="spellEnd"/>
           </w:p>
         </w:tc>
       </w:tr>
@@ -6262,17 +6687,31 @@
                 <w:lang w:val="fi-FI"/>
               </w:rPr>
             </w:pPr>
-            <w:r>
-              <w:rPr>
-                <w:rFonts w:cstheme="minorHAnsi"/>
-                <w:i/>
-                <w:iCs/>
-                <w:color w:val="808080" w:themeColor="background1" w:themeShade="80"/>
-                <w:sz w:val="16"/>
-                <w:szCs w:val="16"/>
-                <w:lang w:val="fi-FI"/>
-              </w:rPr>
-              <w:t>University of Helsinki</w:t>
+            <w:proofErr w:type="spellStart"/>
+            <w:r>
+              <w:rPr>
+                <w:rFonts w:cstheme="minorHAnsi"/>
+                <w:i/>
+                <w:iCs/>
+                <w:color w:val="808080" w:themeColor="background1" w:themeShade="80"/>
+                <w:sz w:val="16"/>
+                <w:szCs w:val="16"/>
+                <w:lang w:val="fi-FI"/>
+              </w:rPr>
+              <w:t>University</w:t>
+            </w:r>
+            <w:proofErr w:type="spellEnd"/>
+            <w:r>
+              <w:rPr>
+                <w:rFonts w:cstheme="minorHAnsi"/>
+                <w:i/>
+                <w:iCs/>
+                <w:color w:val="808080" w:themeColor="background1" w:themeShade="80"/>
+                <w:sz w:val="16"/>
+                <w:szCs w:val="16"/>
+                <w:lang w:val="fi-FI"/>
+              </w:rPr>
+              <w:t xml:space="preserve"> of Helsinki</w:t>
             </w:r>
           </w:p>
         </w:tc>
@@ -6395,8 +6834,22 @@
                 <w:szCs w:val="16"/>
                 <w:lang w:val="fi-FI"/>
               </w:rPr>
-              <w:t>BRAC University</w:t>
-            </w:r>
+              <w:t xml:space="preserve">BRAC </w:t>
+            </w:r>
+            <w:proofErr w:type="spellStart"/>
+            <w:r>
+              <w:rPr>
+                <w:rFonts w:cstheme="minorHAnsi"/>
+                <w:i/>
+                <w:iCs/>
+                <w:color w:val="808080" w:themeColor="background1" w:themeShade="80"/>
+                <w:sz w:val="16"/>
+                <w:szCs w:val="16"/>
+                <w:lang w:val="fi-FI"/>
+              </w:rPr>
+              <w:t>University</w:t>
+            </w:r>
+            <w:proofErr w:type="spellEnd"/>
           </w:p>
         </w:tc>
         <w:tc>
@@ -6507,7 +6960,31 @@
                 <w:szCs w:val="18"/>
                 <w:lang w:val="en-GB" w:bidi="bn-IN"/>
               </w:rPr>
-              <w:t>Minimally Segmenting High Performance Bangla Optical Character Recognition Using Kohonen Network</w:t>
+              <w:t xml:space="preserve">Minimally Segmenting </w:t>
+            </w:r>
+            <w:proofErr w:type="gramStart"/>
+            <w:r>
+              <w:rPr>
+                <w:rFonts w:cstheme="minorHAnsi"/>
+                <w:b/>
+                <w:bCs/>
+                <w:sz w:val="18"/>
+                <w:szCs w:val="18"/>
+                <w:lang w:val="en-GB" w:bidi="bn-IN"/>
+              </w:rPr>
+              <w:t>High Performance</w:t>
+            </w:r>
+            <w:proofErr w:type="gramEnd"/>
+            <w:r>
+              <w:rPr>
+                <w:rFonts w:cstheme="minorHAnsi"/>
+                <w:b/>
+                <w:bCs/>
+                <w:sz w:val="18"/>
+                <w:szCs w:val="18"/>
+                <w:lang w:val="en-GB" w:bidi="bn-IN"/>
+              </w:rPr>
+              <w:t xml:space="preserve"> Bangla Optical Character Recognition Using Kohonen Network</w:t>
             </w:r>
           </w:p>
         </w:tc>
@@ -6618,7 +7095,33 @@
                 <w:szCs w:val="16"/>
                 <w:lang w:val="en-US"/>
               </w:rPr>
-              <w:t>Adnan Md. Shoeb Shatil, Dr. Mumit Khan</w:t>
+              <w:t xml:space="preserve">Adnan Md. Shoeb Shatil, Dr. </w:t>
+            </w:r>
+            <w:proofErr w:type="spellStart"/>
+            <w:r>
+              <w:rPr>
+                <w:rFonts w:cstheme="minorHAnsi"/>
+                <w:i/>
+                <w:iCs/>
+                <w:color w:val="808080" w:themeColor="background1" w:themeShade="80"/>
+                <w:sz w:val="16"/>
+                <w:szCs w:val="16"/>
+                <w:lang w:val="en-US"/>
+              </w:rPr>
+              <w:t>Mumit</w:t>
+            </w:r>
+            <w:proofErr w:type="spellEnd"/>
+            <w:r>
+              <w:rPr>
+                <w:rFonts w:cstheme="minorHAnsi"/>
+                <w:i/>
+                <w:iCs/>
+                <w:color w:val="808080" w:themeColor="background1" w:themeShade="80"/>
+                <w:sz w:val="16"/>
+                <w:szCs w:val="16"/>
+                <w:lang w:val="en-US"/>
+              </w:rPr>
+              <w:t xml:space="preserve"> Khan</w:t>
             </w:r>
           </w:p>
         </w:tc>

--- a/source/AdnanShatilCV.docx
+++ b/source/AdnanShatilCV.docx
@@ -819,17 +819,6 @@
         <w:spacing w:line="360" w:lineRule="auto"/>
         <w:rPr>
           <w:rFonts w:cstheme="minorHAnsi"/>
-          <w:color w:val="000000" w:themeColor="text1"/>
-          <w:sz w:val="16"/>
-          <w:szCs w:val="16"/>
-        </w:rPr>
-      </w:pPr>
-    </w:p>
-    <w:p>
-      <w:pPr>
-        <w:spacing w:line="360" w:lineRule="auto"/>
-        <w:rPr>
-          <w:rFonts w:cstheme="minorHAnsi"/>
           <w:b/>
           <w:bCs/>
           <w:color w:val="2E74B5" w:themeColor="accent5" w:themeShade="BF"/>
@@ -882,7 +871,7 @@
                 <w:bCs/>
                 <w:sz w:val="18"/>
                 <w:szCs w:val="18"/>
-                <w:lang w:val="fi-FI"/>
+                <w:lang w:val="en-GB"/>
               </w:rPr>
             </w:pPr>
             <w:r>
@@ -892,9 +881,29 @@
                 <w:bCs/>
                 <w:sz w:val="18"/>
                 <w:szCs w:val="18"/>
-                <w:lang w:val="fi-FI"/>
+                <w:lang w:val="en-GB"/>
               </w:rPr>
               <w:t>Enterprise Architect</w:t>
+            </w:r>
+            <w:r>
+              <w:rPr>
+                <w:rFonts w:cstheme="minorHAnsi"/>
+                <w:b/>
+                <w:bCs/>
+                <w:sz w:val="18"/>
+                <w:szCs w:val="18"/>
+                <w:lang w:val="en-GB"/>
+              </w:rPr>
+              <w:t xml:space="preserve"> | </w:t>
+            </w:r>
+            <w:r>
+              <w:rPr>
+                <w:rFonts w:cstheme="minorHAnsi"/>
+                <w:sz w:val="18"/>
+                <w:szCs w:val="18"/>
+                <w:lang w:val="en-GB"/>
+              </w:rPr>
+              <w:t>Posti Group Oyj</w:t>
             </w:r>
           </w:p>
         </w:tc>
@@ -930,35 +939,6 @@
             <w:r>
               <w:rPr>
                 <w:rFonts w:cstheme="minorHAnsi"/>
-                <w:sz w:val="18"/>
-                <w:szCs w:val="18"/>
-                <w:lang w:val="en-GB"/>
-              </w:rPr>
-              <w:t>Posti Group Oyj</w:t>
-            </w:r>
-          </w:p>
-        </w:tc>
-      </w:tr>
-      <w:tr>
-        <w:tc>
-          <w:tcPr>
-            <w:tcW w:w="4837" w:type="dxa"/>
-          </w:tcPr>
-          <w:p>
-            <w:pPr>
-              <w:spacing w:line="360" w:lineRule="auto"/>
-              <w:rPr>
-                <w:rFonts w:cstheme="minorHAnsi"/>
-                <w:i/>
-                <w:iCs/>
-                <w:sz w:val="16"/>
-                <w:szCs w:val="16"/>
-                <w:lang w:val="fi-FI"/>
-              </w:rPr>
-            </w:pPr>
-            <w:r>
-              <w:rPr>
-                <w:rFonts w:cstheme="minorHAnsi"/>
                 <w:i/>
                 <w:iCs/>
                 <w:color w:val="808080" w:themeColor="background1" w:themeShade="80"/>
@@ -966,7 +946,7 @@
                 <w:szCs w:val="16"/>
                 <w:lang w:val="fi-FI"/>
               </w:rPr>
-              <w:t>11</w:t>
+              <w:t>Helsinki</w:t>
             </w:r>
             <w:r>
               <w:rPr>
@@ -978,7 +958,7 @@
                 <w:szCs w:val="16"/>
                 <w:lang w:val="fi-FI"/>
               </w:rPr>
-              <w:t>/202</w:t>
+              <w:t>, Finland</w:t>
             </w:r>
             <w:r>
               <w:rPr>
@@ -990,7 +970,7 @@
                 <w:szCs w:val="16"/>
                 <w:lang w:val="fi-FI"/>
               </w:rPr>
-              <w:t xml:space="preserve">4 </w:t>
+              <w:t xml:space="preserve"> | </w:t>
             </w:r>
             <w:r>
               <w:rPr>
@@ -1002,7 +982,7 @@
                 <w:szCs w:val="16"/>
                 <w:lang w:val="fi-FI"/>
               </w:rPr>
-              <w:t>–</w:t>
+              <w:t>11</w:t>
             </w:r>
             <w:r>
               <w:rPr>
@@ -1014,9 +994,8 @@
                 <w:szCs w:val="16"/>
                 <w:lang w:val="fi-FI"/>
               </w:rPr>
-              <w:t xml:space="preserve"> </w:t>
-            </w:r>
-            <w:proofErr w:type="spellStart"/>
+              <w:t>/202</w:t>
+            </w:r>
             <w:r>
               <w:rPr>
                 <w:rFonts w:cstheme="minorHAnsi"/>
@@ -1027,18 +1006,9 @@
                 <w:szCs w:val="16"/>
                 <w:lang w:val="fi-FI"/>
               </w:rPr>
-              <w:t>Present</w:t>
-            </w:r>
-            <w:proofErr w:type="spellEnd"/>
-          </w:p>
-        </w:tc>
-        <w:tc>
-          <w:tcPr>
-            <w:tcW w:w="4795" w:type="dxa"/>
-          </w:tcPr>
-          <w:p>
-            <w:pPr>
-              <w:jc w:val="right"/>
+              <w:t xml:space="preserve">4 </w:t>
+            </w:r>
+            <w:r>
               <w:rPr>
                 <w:rFonts w:cstheme="minorHAnsi"/>
                 <w:i/>
@@ -1048,7 +1018,8 @@
                 <w:szCs w:val="16"/>
                 <w:lang w:val="fi-FI"/>
               </w:rPr>
-            </w:pPr>
+              <w:t>–</w:t>
+            </w:r>
             <w:r>
               <w:rPr>
                 <w:rFonts w:cstheme="minorHAnsi"/>
@@ -1059,8 +1030,9 @@
                 <w:szCs w:val="16"/>
                 <w:lang w:val="fi-FI"/>
               </w:rPr>
-              <w:t>Helsinki</w:t>
-            </w:r>
+              <w:t xml:space="preserve"> </w:t>
+            </w:r>
+            <w:proofErr w:type="spellStart"/>
             <w:r>
               <w:rPr>
                 <w:rFonts w:cstheme="minorHAnsi"/>
@@ -1071,8 +1043,9 @@
                 <w:szCs w:val="16"/>
                 <w:lang w:val="fi-FI"/>
               </w:rPr>
-              <w:t>, Finland</w:t>
-            </w:r>
+              <w:t>Present</w:t>
+            </w:r>
+            <w:proofErr w:type="spellEnd"/>
           </w:p>
         </w:tc>
       </w:tr>
@@ -1159,13 +1132,13 @@
         <w:tblLook w:val="04A0" w:firstRow="1" w:lastRow="0" w:firstColumn="1" w:lastColumn="0" w:noHBand="0" w:noVBand="1"/>
       </w:tblPr>
       <w:tblGrid>
-        <w:gridCol w:w="4848"/>
-        <w:gridCol w:w="4784"/>
+        <w:gridCol w:w="4881"/>
+        <w:gridCol w:w="4751"/>
       </w:tblGrid>
       <w:tr>
         <w:tc>
           <w:tcPr>
-            <w:tcW w:w="5225" w:type="dxa"/>
+            <w:tcW w:w="4881" w:type="dxa"/>
           </w:tcPr>
           <w:p>
             <w:pPr>
@@ -1175,7 +1148,7 @@
                 <w:bCs/>
                 <w:sz w:val="18"/>
                 <w:szCs w:val="18"/>
-                <w:lang w:val="fi-FI"/>
+                <w:lang w:val="en-GB"/>
               </w:rPr>
             </w:pPr>
             <w:r>
@@ -1185,15 +1158,77 @@
                 <w:bCs/>
                 <w:sz w:val="18"/>
                 <w:szCs w:val="18"/>
-                <w:lang w:val="fi-FI"/>
+                <w:lang w:val="en-GB"/>
               </w:rPr>
               <w:t>Enterprise Architect</w:t>
+            </w:r>
+            <w:r>
+              <w:rPr>
+                <w:rFonts w:cstheme="minorHAnsi"/>
+                <w:b/>
+                <w:bCs/>
+                <w:sz w:val="18"/>
+                <w:szCs w:val="18"/>
+                <w:lang w:val="en-GB"/>
+              </w:rPr>
+              <w:t xml:space="preserve"> </w:t>
+            </w:r>
+            <w:r>
+              <w:rPr>
+                <w:rFonts w:cstheme="minorHAnsi"/>
+                <w:b/>
+                <w:bCs/>
+                <w:sz w:val="18"/>
+                <w:szCs w:val="18"/>
+                <w:lang w:val="en-GB"/>
+              </w:rPr>
+              <w:t xml:space="preserve">| </w:t>
+            </w:r>
+            <w:proofErr w:type="spellStart"/>
+            <w:r>
+              <w:rPr>
+                <w:rFonts w:cstheme="minorHAnsi"/>
+                <w:sz w:val="18"/>
+                <w:szCs w:val="18"/>
+                <w:lang w:val="en-GB"/>
+              </w:rPr>
+              <w:t>Corsearch</w:t>
+            </w:r>
+            <w:proofErr w:type="spellEnd"/>
+            <w:r>
+              <w:rPr>
+                <w:rFonts w:cstheme="minorHAnsi"/>
+                <w:sz w:val="18"/>
+                <w:szCs w:val="18"/>
+                <w:lang w:val="en-GB"/>
+              </w:rPr>
+              <w:t xml:space="preserve"> (</w:t>
+            </w:r>
+            <w:proofErr w:type="spellStart"/>
+            <w:r>
+              <w:rPr>
+                <w:rFonts w:cstheme="minorHAnsi"/>
+                <w:sz w:val="18"/>
+                <w:szCs w:val="18"/>
+                <w:lang w:val="en-GB"/>
+              </w:rPr>
+              <w:t>TrademarkNow</w:t>
+            </w:r>
+            <w:proofErr w:type="spellEnd"/>
+            <w:r>
+              <w:rPr>
+                <w:rFonts w:cstheme="minorHAnsi"/>
+                <w:sz w:val="18"/>
+                <w:szCs w:val="18"/>
+                <w:lang w:val="en-GB"/>
+              </w:rPr>
+              <w:t xml:space="preserve"> Oy)</w:t>
             </w:r>
           </w:p>
         </w:tc>
         <w:tc>
           <w:tcPr>
-            <w:tcW w:w="5225" w:type="dxa"/>
+            <w:tcW w:w="4751" w:type="dxa"/>
           </w:tcPr>
           <w:p>
             <w:pPr>
@@ -1209,7 +1244,7 @@
       <w:tr>
         <w:tc>
           <w:tcPr>
-            <w:tcW w:w="5225" w:type="dxa"/>
+            <w:tcW w:w="4881" w:type="dxa"/>
           </w:tcPr>
           <w:p>
             <w:pPr>
@@ -1218,54 +1253,98 @@
                 <w:rFonts w:cstheme="minorHAnsi"/>
                 <w:sz w:val="18"/>
                 <w:szCs w:val="18"/>
+                <w:lang w:val="en-GB"/>
+              </w:rPr>
+            </w:pPr>
+            <w:r>
+              <w:rPr>
+                <w:rFonts w:cstheme="minorHAnsi"/>
+                <w:i/>
+                <w:iCs/>
+                <w:color w:val="808080" w:themeColor="background1" w:themeShade="80"/>
+                <w:sz w:val="16"/>
+                <w:szCs w:val="16"/>
                 <w:lang w:val="fi-FI"/>
               </w:rPr>
-            </w:pPr>
-            <w:proofErr w:type="spellStart"/>
-            <w:r>
-              <w:rPr>
-                <w:rFonts w:cstheme="minorHAnsi"/>
-                <w:sz w:val="18"/>
-                <w:szCs w:val="18"/>
+              <w:t>0</w:t>
+            </w:r>
+            <w:r>
+              <w:rPr>
+                <w:rFonts w:cstheme="minorHAnsi"/>
+                <w:i/>
+                <w:iCs/>
+                <w:color w:val="808080" w:themeColor="background1" w:themeShade="80"/>
+                <w:sz w:val="16"/>
+                <w:szCs w:val="16"/>
                 <w:lang w:val="fi-FI"/>
               </w:rPr>
-              <w:t>Corsearch</w:t>
-            </w:r>
-            <w:proofErr w:type="spellEnd"/>
-            <w:r>
-              <w:rPr>
-                <w:rFonts w:cstheme="minorHAnsi"/>
-                <w:sz w:val="18"/>
-                <w:szCs w:val="18"/>
+              <w:t>6</w:t>
+            </w:r>
+            <w:r>
+              <w:rPr>
+                <w:rFonts w:cstheme="minorHAnsi"/>
+                <w:i/>
+                <w:iCs/>
+                <w:color w:val="808080" w:themeColor="background1" w:themeShade="80"/>
+                <w:sz w:val="16"/>
+                <w:szCs w:val="16"/>
                 <w:lang w:val="fi-FI"/>
               </w:rPr>
-              <w:t xml:space="preserve"> (</w:t>
-            </w:r>
-            <w:proofErr w:type="spellStart"/>
-            <w:r>
-              <w:rPr>
-                <w:rFonts w:cstheme="minorHAnsi"/>
-                <w:sz w:val="18"/>
-                <w:szCs w:val="18"/>
+              <w:t>/202</w:t>
+            </w:r>
+            <w:r>
+              <w:rPr>
+                <w:rFonts w:cstheme="minorHAnsi"/>
+                <w:i/>
+                <w:iCs/>
+                <w:color w:val="808080" w:themeColor="background1" w:themeShade="80"/>
+                <w:sz w:val="16"/>
+                <w:szCs w:val="16"/>
                 <w:lang w:val="fi-FI"/>
               </w:rPr>
-              <w:t>TrademarkNow</w:t>
-            </w:r>
-            <w:proofErr w:type="spellEnd"/>
-            <w:r>
-              <w:rPr>
-                <w:rFonts w:cstheme="minorHAnsi"/>
-                <w:sz w:val="18"/>
-                <w:szCs w:val="18"/>
+              <w:t xml:space="preserve">2 </w:t>
+            </w:r>
+            <w:r>
+              <w:rPr>
+                <w:rFonts w:cstheme="minorHAnsi"/>
+                <w:i/>
+                <w:iCs/>
+                <w:color w:val="808080" w:themeColor="background1" w:themeShade="80"/>
+                <w:sz w:val="16"/>
+                <w:szCs w:val="16"/>
                 <w:lang w:val="fi-FI"/>
               </w:rPr>
-              <w:t xml:space="preserve"> Oy)</w:t>
+              <w:t>–</w:t>
+            </w:r>
+            <w:r>
+              <w:rPr>
+                <w:rFonts w:cstheme="minorHAnsi"/>
+                <w:i/>
+                <w:iCs/>
+                <w:color w:val="808080" w:themeColor="background1" w:themeShade="80"/>
+                <w:sz w:val="16"/>
+                <w:szCs w:val="16"/>
+                <w:lang w:val="fi-FI"/>
+              </w:rPr>
+              <w:t xml:space="preserve"> 10/2024 | Helsinki</w:t>
+            </w:r>
+            <w:r>
+              <w:rPr>
+                <w:rFonts w:cstheme="minorHAnsi"/>
+                <w:i/>
+                <w:iCs/>
+                <w:color w:val="808080" w:themeColor="background1" w:themeShade="80"/>
+                <w:sz w:val="16"/>
+                <w:szCs w:val="16"/>
+                <w:lang w:val="fi-FI"/>
+              </w:rPr>
+              <w:t>, Finland</w:t>
             </w:r>
           </w:p>
         </w:tc>
         <w:tc>
           <w:tcPr>
-            <w:tcW w:w="5225" w:type="dxa"/>
+            <w:tcW w:w="4751" w:type="dxa"/>
           </w:tcPr>
           <w:p>
             <w:pPr>
@@ -1281,180 +1360,7 @@
       <w:tr>
         <w:tc>
           <w:tcPr>
-            <w:tcW w:w="5225" w:type="dxa"/>
-          </w:tcPr>
-          <w:p>
-            <w:pPr>
-              <w:spacing w:line="360" w:lineRule="auto"/>
-              <w:rPr>
-                <w:rFonts w:cstheme="minorHAnsi"/>
-                <w:i/>
-                <w:iCs/>
-                <w:sz w:val="16"/>
-                <w:szCs w:val="16"/>
-                <w:lang w:val="fi-FI"/>
-              </w:rPr>
-            </w:pPr>
-            <w:r>
-              <w:rPr>
-                <w:rFonts w:cstheme="minorHAnsi"/>
-                <w:i/>
-                <w:iCs/>
-                <w:color w:val="808080" w:themeColor="background1" w:themeShade="80"/>
-                <w:sz w:val="16"/>
-                <w:szCs w:val="16"/>
-                <w:lang w:val="fi-FI"/>
-              </w:rPr>
-              <w:t>0</w:t>
-            </w:r>
-            <w:r>
-              <w:rPr>
-                <w:rFonts w:cstheme="minorHAnsi"/>
-                <w:i/>
-                <w:iCs/>
-                <w:color w:val="808080" w:themeColor="background1" w:themeShade="80"/>
-                <w:sz w:val="16"/>
-                <w:szCs w:val="16"/>
-                <w:lang w:val="fi-FI"/>
-              </w:rPr>
-              <w:t>6</w:t>
-            </w:r>
-            <w:r>
-              <w:rPr>
-                <w:rFonts w:cstheme="minorHAnsi"/>
-                <w:i/>
-                <w:iCs/>
-                <w:color w:val="808080" w:themeColor="background1" w:themeShade="80"/>
-                <w:sz w:val="16"/>
-                <w:szCs w:val="16"/>
-                <w:lang w:val="fi-FI"/>
-              </w:rPr>
-              <w:t>/</w:t>
-            </w:r>
-            <w:proofErr w:type="gramStart"/>
-            <w:r>
-              <w:rPr>
-                <w:rFonts w:cstheme="minorHAnsi"/>
-                <w:i/>
-                <w:iCs/>
-                <w:color w:val="808080" w:themeColor="background1" w:themeShade="80"/>
-                <w:sz w:val="16"/>
-                <w:szCs w:val="16"/>
-                <w:lang w:val="fi-FI"/>
-              </w:rPr>
-              <w:t>202</w:t>
-            </w:r>
-            <w:r>
-              <w:rPr>
-                <w:rFonts w:cstheme="minorHAnsi"/>
-                <w:i/>
-                <w:iCs/>
-                <w:color w:val="808080" w:themeColor="background1" w:themeShade="80"/>
-                <w:sz w:val="16"/>
-                <w:szCs w:val="16"/>
-                <w:lang w:val="fi-FI"/>
-              </w:rPr>
-              <w:t xml:space="preserve">2 </w:t>
-            </w:r>
-            <w:r>
-              <w:rPr>
-                <w:rFonts w:cstheme="minorHAnsi"/>
-                <w:i/>
-                <w:iCs/>
-                <w:color w:val="808080" w:themeColor="background1" w:themeShade="80"/>
-                <w:sz w:val="16"/>
-                <w:szCs w:val="16"/>
-                <w:lang w:val="fi-FI"/>
-              </w:rPr>
-              <w:t>–</w:t>
-            </w:r>
-            <w:r>
-              <w:rPr>
-                <w:rFonts w:cstheme="minorHAnsi"/>
-                <w:i/>
-                <w:iCs/>
-                <w:color w:val="808080" w:themeColor="background1" w:themeShade="80"/>
-                <w:sz w:val="16"/>
-                <w:szCs w:val="16"/>
-                <w:lang w:val="fi-FI"/>
-              </w:rPr>
-              <w:t xml:space="preserve"> </w:t>
-            </w:r>
-            <w:r>
-              <w:rPr>
-                <w:rFonts w:cstheme="minorHAnsi"/>
-                <w:i/>
-                <w:iCs/>
-                <w:color w:val="808080" w:themeColor="background1" w:themeShade="80"/>
-                <w:sz w:val="16"/>
-                <w:szCs w:val="16"/>
-                <w:lang w:val="fi-FI"/>
-              </w:rPr>
-              <w:t>10</w:t>
-            </w:r>
-            <w:proofErr w:type="gramEnd"/>
-            <w:r>
-              <w:rPr>
-                <w:rFonts w:cstheme="minorHAnsi"/>
-                <w:i/>
-                <w:iCs/>
-                <w:color w:val="808080" w:themeColor="background1" w:themeShade="80"/>
-                <w:sz w:val="16"/>
-                <w:szCs w:val="16"/>
-                <w:lang w:val="fi-FI"/>
-              </w:rPr>
-              <w:t>/2024</w:t>
-            </w:r>
-          </w:p>
-        </w:tc>
-        <w:tc>
-          <w:tcPr>
-            <w:tcW w:w="5225" w:type="dxa"/>
-          </w:tcPr>
-          <w:p>
-            <w:pPr>
-              <w:jc w:val="right"/>
-              <w:rPr>
-                <w:rFonts w:cstheme="minorHAnsi"/>
-                <w:i/>
-                <w:iCs/>
-                <w:color w:val="808080" w:themeColor="background1" w:themeShade="80"/>
-                <w:sz w:val="16"/>
-                <w:szCs w:val="16"/>
-                <w:lang w:val="fi-FI"/>
-              </w:rPr>
-            </w:pPr>
-            <w:r>
-              <w:rPr>
-                <w:rFonts w:cstheme="minorHAnsi"/>
-                <w:i/>
-                <w:iCs/>
-                <w:color w:val="808080" w:themeColor="background1" w:themeShade="80"/>
-                <w:sz w:val="16"/>
-                <w:szCs w:val="16"/>
-                <w:lang w:val="fi-FI"/>
-              </w:rPr>
-              <w:t>Helsinki</w:t>
-            </w:r>
-            <w:r>
-              <w:rPr>
-                <w:rFonts w:cstheme="minorHAnsi"/>
-                <w:i/>
-                <w:iCs/>
-                <w:color w:val="808080" w:themeColor="background1" w:themeShade="80"/>
-                <w:sz w:val="16"/>
-                <w:szCs w:val="16"/>
-                <w:lang w:val="fi-FI"/>
-              </w:rPr>
-              <w:t>, Finland</w:t>
-            </w:r>
-          </w:p>
-        </w:tc>
-      </w:tr>
-      <w:tr>
-        <w:tc>
-          <w:tcPr>
-            <w:tcW w:w="10450" w:type="dxa"/>
+            <w:tcW w:w="9632" w:type="dxa"/>
             <w:gridSpan w:val="2"/>
           </w:tcPr>
           <w:p>
@@ -1756,13 +1662,13 @@
         <w:tblLook w:val="04A0" w:firstRow="1" w:lastRow="0" w:firstColumn="1" w:lastColumn="0" w:noHBand="0" w:noVBand="1"/>
       </w:tblPr>
       <w:tblGrid>
-        <w:gridCol w:w="4832"/>
-        <w:gridCol w:w="4800"/>
+        <w:gridCol w:w="4862"/>
+        <w:gridCol w:w="4770"/>
       </w:tblGrid>
       <w:tr>
         <w:tc>
           <w:tcPr>
-            <w:tcW w:w="5225" w:type="dxa"/>
+            <w:tcW w:w="4862" w:type="dxa"/>
           </w:tcPr>
           <w:p>
             <w:pPr>
@@ -1772,7 +1678,7 @@
                 <w:bCs/>
                 <w:sz w:val="18"/>
                 <w:szCs w:val="18"/>
-                <w:lang w:val="fi-FI"/>
+                <w:lang w:val="en-GB"/>
               </w:rPr>
             </w:pPr>
             <w:r>
@@ -1782,11 +1688,10 @@
                 <w:bCs/>
                 <w:sz w:val="18"/>
                 <w:szCs w:val="18"/>
-                <w:lang w:val="fi-FI"/>
-              </w:rPr>
-              <w:t xml:space="preserve">Senior </w:t>
-            </w:r>
-            <w:proofErr w:type="spellStart"/>
+                <w:lang w:val="en-GB"/>
+              </w:rPr>
+              <w:t>Senior Solution Architect</w:t>
+            </w:r>
             <w:r>
               <w:rPr>
                 <w:rFonts w:cstheme="minorHAnsi"/>
@@ -1794,27 +1699,35 @@
                 <w:bCs/>
                 <w:sz w:val="18"/>
                 <w:szCs w:val="18"/>
-                <w:lang w:val="fi-FI"/>
-              </w:rPr>
-              <w:t>Solution</w:t>
-            </w:r>
-            <w:proofErr w:type="spellEnd"/>
-            <w:r>
-              <w:rPr>
-                <w:rFonts w:cstheme="minorHAnsi"/>
-                <w:b/>
-                <w:bCs/>
+                <w:lang w:val="en-GB"/>
+              </w:rPr>
+              <w:t xml:space="preserve"> | </w:t>
+            </w:r>
+            <w:proofErr w:type="spellStart"/>
+            <w:r>
+              <w:rPr>
+                <w:rFonts w:cstheme="minorHAnsi"/>
                 <w:sz w:val="18"/>
                 <w:szCs w:val="18"/>
-                <w:lang w:val="fi-FI"/>
-              </w:rPr>
-              <w:t xml:space="preserve"> Architect</w:t>
+                <w:lang w:val="en-GB"/>
+              </w:rPr>
+              <w:t>TietoEvry</w:t>
+            </w:r>
+            <w:proofErr w:type="spellEnd"/>
+            <w:r>
+              <w:rPr>
+                <w:rFonts w:cstheme="minorHAnsi"/>
+                <w:sz w:val="18"/>
+                <w:szCs w:val="18"/>
+                <w:lang w:val="en-GB"/>
+              </w:rPr>
+              <w:t xml:space="preserve"> Oy</w:t>
             </w:r>
           </w:p>
         </w:tc>
         <w:tc>
           <w:tcPr>
-            <w:tcW w:w="5225" w:type="dxa"/>
+            <w:tcW w:w="4770" w:type="dxa"/>
           </w:tcPr>
           <w:p>
             <w:pPr>
@@ -1830,7 +1743,7 @@
       <w:tr>
         <w:tc>
           <w:tcPr>
-            <w:tcW w:w="5225" w:type="dxa"/>
+            <w:tcW w:w="4862" w:type="dxa"/>
           </w:tcPr>
           <w:p>
             <w:pPr>
@@ -1839,34 +1752,148 @@
                 <w:rFonts w:cstheme="minorHAnsi"/>
                 <w:sz w:val="18"/>
                 <w:szCs w:val="18"/>
+                <w:lang w:val="en-GB"/>
+              </w:rPr>
+            </w:pPr>
+            <w:r>
+              <w:rPr>
+                <w:rFonts w:cstheme="minorHAnsi"/>
+                <w:i/>
+                <w:iCs/>
+                <w:color w:val="808080" w:themeColor="background1" w:themeShade="80"/>
+                <w:sz w:val="16"/>
+                <w:szCs w:val="16"/>
                 <w:lang w:val="fi-FI"/>
               </w:rPr>
-            </w:pPr>
-            <w:proofErr w:type="spellStart"/>
-            <w:r>
-              <w:rPr>
-                <w:rFonts w:cstheme="minorHAnsi"/>
-                <w:sz w:val="18"/>
-                <w:szCs w:val="18"/>
+              <w:t>Espoo, Finland</w:t>
+            </w:r>
+            <w:r>
+              <w:rPr>
+                <w:rFonts w:cstheme="minorHAnsi"/>
+                <w:i/>
+                <w:iCs/>
+                <w:color w:val="808080" w:themeColor="background1" w:themeShade="80"/>
+                <w:sz w:val="16"/>
+                <w:szCs w:val="16"/>
                 <w:lang w:val="fi-FI"/>
               </w:rPr>
-              <w:t>TietoEvry</w:t>
-            </w:r>
-            <w:proofErr w:type="spellEnd"/>
-            <w:r>
-              <w:rPr>
-                <w:rFonts w:cstheme="minorHAnsi"/>
-                <w:sz w:val="18"/>
-                <w:szCs w:val="18"/>
+              <w:t xml:space="preserve"> | </w:t>
+            </w:r>
+            <w:r>
+              <w:rPr>
+                <w:rFonts w:cstheme="minorHAnsi"/>
+                <w:i/>
+                <w:iCs/>
+                <w:color w:val="808080" w:themeColor="background1" w:themeShade="80"/>
+                <w:sz w:val="16"/>
+                <w:szCs w:val="16"/>
                 <w:lang w:val="fi-FI"/>
               </w:rPr>
-              <w:t xml:space="preserve"> Oy</w:t>
+              <w:t>04/</w:t>
+            </w:r>
+            <w:proofErr w:type="gramStart"/>
+            <w:r>
+              <w:rPr>
+                <w:rFonts w:cstheme="minorHAnsi"/>
+                <w:i/>
+                <w:iCs/>
+                <w:color w:val="808080" w:themeColor="background1" w:themeShade="80"/>
+                <w:sz w:val="16"/>
+                <w:szCs w:val="16"/>
+                <w:lang w:val="fi-FI"/>
+              </w:rPr>
+              <w:t>2020</w:t>
+            </w:r>
+            <w:r>
+              <w:rPr>
+                <w:rFonts w:cstheme="minorHAnsi"/>
+                <w:i/>
+                <w:iCs/>
+                <w:color w:val="808080" w:themeColor="background1" w:themeShade="80"/>
+                <w:sz w:val="16"/>
+                <w:szCs w:val="16"/>
+                <w:lang w:val="fi-FI"/>
+              </w:rPr>
+              <w:t xml:space="preserve"> </w:t>
+            </w:r>
+            <w:r>
+              <w:rPr>
+                <w:rFonts w:cstheme="minorHAnsi"/>
+                <w:i/>
+                <w:iCs/>
+                <w:color w:val="808080" w:themeColor="background1" w:themeShade="80"/>
+                <w:sz w:val="16"/>
+                <w:szCs w:val="16"/>
+                <w:lang w:val="fi-FI"/>
+              </w:rPr>
+              <w:t>–</w:t>
+            </w:r>
+            <w:r>
+              <w:rPr>
+                <w:rFonts w:cstheme="minorHAnsi"/>
+                <w:i/>
+                <w:iCs/>
+                <w:color w:val="808080" w:themeColor="background1" w:themeShade="80"/>
+                <w:sz w:val="16"/>
+                <w:szCs w:val="16"/>
+                <w:lang w:val="fi-FI"/>
+              </w:rPr>
+              <w:t xml:space="preserve"> </w:t>
+            </w:r>
+            <w:r>
+              <w:rPr>
+                <w:rFonts w:cstheme="minorHAnsi"/>
+                <w:i/>
+                <w:iCs/>
+                <w:color w:val="808080" w:themeColor="background1" w:themeShade="80"/>
+                <w:sz w:val="16"/>
+                <w:szCs w:val="16"/>
+                <w:lang w:val="fi-FI"/>
+              </w:rPr>
+              <w:t>0</w:t>
+            </w:r>
+            <w:r>
+              <w:rPr>
+                <w:rFonts w:cstheme="minorHAnsi"/>
+                <w:i/>
+                <w:iCs/>
+                <w:color w:val="808080" w:themeColor="background1" w:themeShade="80"/>
+                <w:sz w:val="16"/>
+                <w:szCs w:val="16"/>
+                <w:lang w:val="fi-FI"/>
+              </w:rPr>
+              <w:t>6</w:t>
+            </w:r>
+            <w:proofErr w:type="gramEnd"/>
+            <w:r>
+              <w:rPr>
+                <w:rFonts w:cstheme="minorHAnsi"/>
+                <w:i/>
+                <w:iCs/>
+                <w:color w:val="808080" w:themeColor="background1" w:themeShade="80"/>
+                <w:sz w:val="16"/>
+                <w:szCs w:val="16"/>
+                <w:lang w:val="fi-FI"/>
+              </w:rPr>
+              <w:t>/202</w:t>
+            </w:r>
+            <w:r>
+              <w:rPr>
+                <w:rFonts w:cstheme="minorHAnsi"/>
+                <w:i/>
+                <w:iCs/>
+                <w:color w:val="808080" w:themeColor="background1" w:themeShade="80"/>
+                <w:sz w:val="16"/>
+                <w:szCs w:val="16"/>
+                <w:lang w:val="fi-FI"/>
+              </w:rPr>
+              <w:t>2</w:t>
             </w:r>
           </w:p>
         </w:tc>
         <w:tc>
           <w:tcPr>
-            <w:tcW w:w="5225" w:type="dxa"/>
+            <w:tcW w:w="4770" w:type="dxa"/>
           </w:tcPr>
           <w:p>
             <w:pPr>
@@ -1882,168 +1909,7 @@
       <w:tr>
         <w:tc>
           <w:tcPr>
-            <w:tcW w:w="5225" w:type="dxa"/>
-          </w:tcPr>
-          <w:p>
-            <w:pPr>
-              <w:spacing w:line="360" w:lineRule="auto"/>
-              <w:rPr>
-                <w:rFonts w:cstheme="minorHAnsi"/>
-                <w:i/>
-                <w:iCs/>
-                <w:sz w:val="16"/>
-                <w:szCs w:val="16"/>
-                <w:lang w:val="fi-FI"/>
-              </w:rPr>
-            </w:pPr>
-            <w:r>
-              <w:rPr>
-                <w:rFonts w:cstheme="minorHAnsi"/>
-                <w:i/>
-                <w:iCs/>
-                <w:color w:val="808080" w:themeColor="background1" w:themeShade="80"/>
-                <w:sz w:val="16"/>
-                <w:szCs w:val="16"/>
-                <w:lang w:val="fi-FI"/>
-              </w:rPr>
-              <w:t>04/</w:t>
-            </w:r>
-            <w:proofErr w:type="gramStart"/>
-            <w:r>
-              <w:rPr>
-                <w:rFonts w:cstheme="minorHAnsi"/>
-                <w:i/>
-                <w:iCs/>
-                <w:color w:val="808080" w:themeColor="background1" w:themeShade="80"/>
-                <w:sz w:val="16"/>
-                <w:szCs w:val="16"/>
-                <w:lang w:val="fi-FI"/>
-              </w:rPr>
-              <w:t>2020</w:t>
-            </w:r>
-            <w:r>
-              <w:rPr>
-                <w:rFonts w:cstheme="minorHAnsi"/>
-                <w:i/>
-                <w:iCs/>
-                <w:color w:val="808080" w:themeColor="background1" w:themeShade="80"/>
-                <w:sz w:val="16"/>
-                <w:szCs w:val="16"/>
-                <w:lang w:val="fi-FI"/>
-              </w:rPr>
-              <w:t xml:space="preserve"> </w:t>
-            </w:r>
-            <w:r>
-              <w:rPr>
-                <w:rFonts w:cstheme="minorHAnsi"/>
-                <w:i/>
-                <w:iCs/>
-                <w:color w:val="808080" w:themeColor="background1" w:themeShade="80"/>
-                <w:sz w:val="16"/>
-                <w:szCs w:val="16"/>
-                <w:lang w:val="fi-FI"/>
-              </w:rPr>
-              <w:t>–</w:t>
-            </w:r>
-            <w:r>
-              <w:rPr>
-                <w:rFonts w:cstheme="minorHAnsi"/>
-                <w:i/>
-                <w:iCs/>
-                <w:color w:val="808080" w:themeColor="background1" w:themeShade="80"/>
-                <w:sz w:val="16"/>
-                <w:szCs w:val="16"/>
-                <w:lang w:val="fi-FI"/>
-              </w:rPr>
-              <w:t xml:space="preserve"> </w:t>
-            </w:r>
-            <w:r>
-              <w:rPr>
-                <w:rFonts w:cstheme="minorHAnsi"/>
-                <w:i/>
-                <w:iCs/>
-                <w:color w:val="808080" w:themeColor="background1" w:themeShade="80"/>
-                <w:sz w:val="16"/>
-                <w:szCs w:val="16"/>
-                <w:lang w:val="fi-FI"/>
-              </w:rPr>
-              <w:t>0</w:t>
-            </w:r>
-            <w:r>
-              <w:rPr>
-                <w:rFonts w:cstheme="minorHAnsi"/>
-                <w:i/>
-                <w:iCs/>
-                <w:color w:val="808080" w:themeColor="background1" w:themeShade="80"/>
-                <w:sz w:val="16"/>
-                <w:szCs w:val="16"/>
-                <w:lang w:val="fi-FI"/>
-              </w:rPr>
-              <w:t>6</w:t>
-            </w:r>
-            <w:proofErr w:type="gramEnd"/>
-            <w:r>
-              <w:rPr>
-                <w:rFonts w:cstheme="minorHAnsi"/>
-                <w:i/>
-                <w:iCs/>
-                <w:color w:val="808080" w:themeColor="background1" w:themeShade="80"/>
-                <w:sz w:val="16"/>
-                <w:szCs w:val="16"/>
-                <w:lang w:val="fi-FI"/>
-              </w:rPr>
-              <w:t>/202</w:t>
-            </w:r>
-            <w:r>
-              <w:rPr>
-                <w:rFonts w:cstheme="minorHAnsi"/>
-                <w:i/>
-                <w:iCs/>
-                <w:color w:val="808080" w:themeColor="background1" w:themeShade="80"/>
-                <w:sz w:val="16"/>
-                <w:szCs w:val="16"/>
-                <w:lang w:val="fi-FI"/>
-              </w:rPr>
-              <w:t>2</w:t>
-            </w:r>
-          </w:p>
-        </w:tc>
-        <w:tc>
-          <w:tcPr>
-            <w:tcW w:w="5225" w:type="dxa"/>
-          </w:tcPr>
-          <w:p>
-            <w:pPr>
-              <w:jc w:val="right"/>
-              <w:rPr>
-                <w:rFonts w:cstheme="minorHAnsi"/>
-                <w:i/>
-                <w:iCs/>
-                <w:color w:val="808080" w:themeColor="background1" w:themeShade="80"/>
-                <w:sz w:val="16"/>
-                <w:szCs w:val="16"/>
-                <w:lang w:val="fi-FI"/>
-              </w:rPr>
-            </w:pPr>
-            <w:r>
-              <w:rPr>
-                <w:rFonts w:cstheme="minorHAnsi"/>
-                <w:i/>
-                <w:iCs/>
-                <w:color w:val="808080" w:themeColor="background1" w:themeShade="80"/>
-                <w:sz w:val="16"/>
-                <w:szCs w:val="16"/>
-                <w:lang w:val="fi-FI"/>
-              </w:rPr>
-              <w:t>Espoo, Finland</w:t>
-            </w:r>
-          </w:p>
-        </w:tc>
-      </w:tr>
-      <w:tr>
-        <w:tc>
-          <w:tcPr>
-            <w:tcW w:w="10450" w:type="dxa"/>
+            <w:tcW w:w="9632" w:type="dxa"/>
             <w:gridSpan w:val="2"/>
           </w:tcPr>
           <w:p>
@@ -2359,13 +2225,13 @@
         <w:tblLook w:val="04A0" w:firstRow="1" w:lastRow="0" w:firstColumn="1" w:lastColumn="0" w:noHBand="0" w:noVBand="1"/>
       </w:tblPr>
       <w:tblGrid>
-        <w:gridCol w:w="4834"/>
-        <w:gridCol w:w="4798"/>
+        <w:gridCol w:w="6091"/>
+        <w:gridCol w:w="3531"/>
       </w:tblGrid>
       <w:tr>
         <w:tc>
           <w:tcPr>
-            <w:tcW w:w="5225" w:type="dxa"/>
+            <w:tcW w:w="6091" w:type="dxa"/>
           </w:tcPr>
           <w:p>
             <w:pPr>
@@ -2389,11 +2255,60 @@
               </w:rPr>
               <w:t>Digital Technology Developer Associate Manager</w:t>
             </w:r>
+            <w:r>
+              <w:rPr>
+                <w:rFonts w:cstheme="minorHAnsi"/>
+                <w:b/>
+                <w:bCs/>
+                <w:sz w:val="18"/>
+                <w:szCs w:val="18"/>
+                <w:lang w:val="en-GB"/>
+              </w:rPr>
+              <w:t xml:space="preserve"> |</w:t>
+            </w:r>
+            <w:r>
+              <w:rPr>
+                <w:rFonts w:cstheme="minorHAnsi"/>
+                <w:b/>
+                <w:bCs/>
+                <w:sz w:val="18"/>
+                <w:szCs w:val="18"/>
+                <w:lang w:val="en-GB"/>
+              </w:rPr>
+              <w:t xml:space="preserve"> </w:t>
+            </w:r>
+            <w:r>
+              <w:rPr>
+                <w:rFonts w:cstheme="minorHAnsi"/>
+                <w:sz w:val="18"/>
+                <w:szCs w:val="18"/>
+                <w:lang w:val="en-GB" w:bidi="bn-IN"/>
+              </w:rPr>
+              <w:t>Accenture</w:t>
+            </w:r>
+            <w:r>
+              <w:rPr>
+                <w:rFonts w:cstheme="minorHAnsi"/>
+                <w:sz w:val="18"/>
+                <w:szCs w:val="18"/>
+                <w:lang w:val="en-GB" w:bidi="bn-IN"/>
+              </w:rPr>
+              <w:t xml:space="preserve"> </w:t>
+            </w:r>
+            <w:r>
+              <w:rPr>
+                <w:rFonts w:cstheme="minorHAnsi"/>
+                <w:sz w:val="18"/>
+                <w:szCs w:val="18"/>
+                <w:lang w:val="en-GB" w:bidi="bn-IN"/>
+              </w:rPr>
+              <w:t>Nordics</w:t>
+            </w:r>
           </w:p>
         </w:tc>
         <w:tc>
           <w:tcPr>
-            <w:tcW w:w="5225" w:type="dxa"/>
+            <w:tcW w:w="3531" w:type="dxa"/>
           </w:tcPr>
           <w:p>
             <w:pPr>
@@ -2401,6 +2316,7 @@
                 <w:rFonts w:cstheme="minorHAnsi"/>
                 <w:sz w:val="18"/>
                 <w:szCs w:val="18"/>
+                <w:lang w:val="en-US"/>
               </w:rPr>
             </w:pPr>
           </w:p>
@@ -2409,7 +2325,7 @@
       <w:tr>
         <w:tc>
           <w:tcPr>
-            <w:tcW w:w="5225" w:type="dxa"/>
+            <w:tcW w:w="6091" w:type="dxa"/>
           </w:tcPr>
           <w:p>
             <w:pPr>
@@ -2418,23 +2334,76 @@
                 <w:rFonts w:cstheme="minorHAnsi"/>
                 <w:sz w:val="18"/>
                 <w:szCs w:val="18"/>
+                <w:lang w:val="en-GB"/>
+              </w:rPr>
+            </w:pPr>
+            <w:r>
+              <w:rPr>
+                <w:rFonts w:cstheme="minorHAnsi"/>
+                <w:i/>
+                <w:iCs/>
+                <w:color w:val="808080" w:themeColor="background1" w:themeShade="80"/>
+                <w:sz w:val="16"/>
+                <w:szCs w:val="16"/>
                 <w:lang w:val="fi-FI"/>
               </w:rPr>
-            </w:pPr>
-            <w:r>
-              <w:rPr>
-                <w:rFonts w:cstheme="minorHAnsi"/>
-                <w:sz w:val="18"/>
-                <w:szCs w:val="18"/>
-                <w:lang w:val="en-GB" w:bidi="bn-IN"/>
-              </w:rPr>
-              <w:t>Accenture Nordics</w:t>
+              <w:t>Helsinki, Finland</w:t>
+            </w:r>
+            <w:r>
+              <w:rPr>
+                <w:rFonts w:cstheme="minorHAnsi"/>
+                <w:i/>
+                <w:iCs/>
+                <w:color w:val="808080" w:themeColor="background1" w:themeShade="80"/>
+                <w:sz w:val="16"/>
+                <w:szCs w:val="16"/>
+                <w:lang w:val="fi-FI"/>
+              </w:rPr>
+              <w:t xml:space="preserve"> | </w:t>
+            </w:r>
+            <w:r>
+              <w:rPr>
+                <w:rFonts w:cstheme="minorHAnsi"/>
+                <w:i/>
+                <w:iCs/>
+                <w:color w:val="808080" w:themeColor="background1" w:themeShade="80"/>
+                <w:sz w:val="16"/>
+                <w:szCs w:val="16"/>
+                <w:lang w:val="fi-FI"/>
+              </w:rPr>
+              <w:t>08/</w:t>
+            </w:r>
+            <w:proofErr w:type="gramStart"/>
+            <w:r>
+              <w:rPr>
+                <w:rFonts w:cstheme="minorHAnsi"/>
+                <w:i/>
+                <w:iCs/>
+                <w:color w:val="808080" w:themeColor="background1" w:themeShade="80"/>
+                <w:sz w:val="16"/>
+                <w:szCs w:val="16"/>
+                <w:lang w:val="fi-FI"/>
+              </w:rPr>
+              <w:t>2017 – 03</w:t>
+            </w:r>
+            <w:proofErr w:type="gramEnd"/>
+            <w:r>
+              <w:rPr>
+                <w:rFonts w:cstheme="minorHAnsi"/>
+                <w:i/>
+                <w:iCs/>
+                <w:color w:val="808080" w:themeColor="background1" w:themeShade="80"/>
+                <w:sz w:val="16"/>
+                <w:szCs w:val="16"/>
+                <w:lang w:val="fi-FI"/>
+              </w:rPr>
+              <w:t>/2020</w:t>
             </w:r>
           </w:p>
         </w:tc>
         <w:tc>
           <w:tcPr>
-            <w:tcW w:w="5225" w:type="dxa"/>
+            <w:tcW w:w="3531" w:type="dxa"/>
           </w:tcPr>
           <w:p>
             <w:pPr>
@@ -2450,91 +2419,7 @@
       <w:tr>
         <w:tc>
           <w:tcPr>
-            <w:tcW w:w="5225" w:type="dxa"/>
-          </w:tcPr>
-          <w:p>
-            <w:pPr>
-              <w:spacing w:line="360" w:lineRule="auto"/>
-              <w:rPr>
-                <w:rFonts w:cstheme="minorHAnsi"/>
-                <w:sz w:val="16"/>
-                <w:szCs w:val="16"/>
-                <w:lang w:val="fi-FI"/>
-              </w:rPr>
-            </w:pPr>
-            <w:r>
-              <w:rPr>
-                <w:rFonts w:cstheme="minorHAnsi"/>
-                <w:i/>
-                <w:iCs/>
-                <w:color w:val="808080" w:themeColor="background1" w:themeShade="80"/>
-                <w:sz w:val="16"/>
-                <w:szCs w:val="16"/>
-                <w:lang w:val="fi-FI"/>
-              </w:rPr>
-              <w:t>08/</w:t>
-            </w:r>
-            <w:proofErr w:type="gramStart"/>
-            <w:r>
-              <w:rPr>
-                <w:rFonts w:cstheme="minorHAnsi"/>
-                <w:i/>
-                <w:iCs/>
-                <w:color w:val="808080" w:themeColor="background1" w:themeShade="80"/>
-                <w:sz w:val="16"/>
-                <w:szCs w:val="16"/>
-                <w:lang w:val="fi-FI"/>
-              </w:rPr>
-              <w:t>2017 – 03</w:t>
-            </w:r>
-            <w:proofErr w:type="gramEnd"/>
-            <w:r>
-              <w:rPr>
-                <w:rFonts w:cstheme="minorHAnsi"/>
-                <w:i/>
-                <w:iCs/>
-                <w:color w:val="808080" w:themeColor="background1" w:themeShade="80"/>
-                <w:sz w:val="16"/>
-                <w:szCs w:val="16"/>
-                <w:lang w:val="fi-FI"/>
-              </w:rPr>
-              <w:t>/2020</w:t>
-            </w:r>
-          </w:p>
-        </w:tc>
-        <w:tc>
-          <w:tcPr>
-            <w:tcW w:w="5225" w:type="dxa"/>
-          </w:tcPr>
-          <w:p>
-            <w:pPr>
-              <w:jc w:val="right"/>
-              <w:rPr>
-                <w:rFonts w:cstheme="minorHAnsi"/>
-                <w:sz w:val="16"/>
-                <w:szCs w:val="16"/>
-                <w:lang w:val="fi-FI"/>
-              </w:rPr>
-            </w:pPr>
-            <w:r>
-              <w:rPr>
-                <w:rFonts w:cstheme="minorHAnsi"/>
-                <w:i/>
-                <w:iCs/>
-                <w:color w:val="808080" w:themeColor="background1" w:themeShade="80"/>
-                <w:sz w:val="16"/>
-                <w:szCs w:val="16"/>
-                <w:lang w:val="fi-FI"/>
-              </w:rPr>
-              <w:t>Helsinki, Finland</w:t>
-            </w:r>
-          </w:p>
-        </w:tc>
-      </w:tr>
-      <w:tr>
-        <w:tc>
-          <w:tcPr>
-            <w:tcW w:w="10450" w:type="dxa"/>
+            <w:tcW w:w="9622" w:type="dxa"/>
             <w:gridSpan w:val="2"/>
           </w:tcPr>
           <w:p>
@@ -2542,7 +2427,7 @@
               <w:pStyle w:val="ListParagraph"/>
               <w:numPr>
                 <w:ilvl w:val="0"/>
-                <w:numId w:val="1"/>
+                <w:numId w:val="33"/>
               </w:numPr>
               <w:autoSpaceDE w:val="0"/>
               <w:autoSpaceDN w:val="0"/>
@@ -2568,7 +2453,7 @@
             <w:pPr>
               <w:numPr>
                 <w:ilvl w:val="0"/>
-                <w:numId w:val="1"/>
+                <w:numId w:val="33"/>
               </w:numPr>
               <w:autoSpaceDE w:val="0"/>
               <w:autoSpaceDN w:val="0"/>
@@ -2587,6 +2472,7 @@
                 <w:szCs w:val="16"/>
                 <w:lang w:val="en-GB" w:bidi="hi-IN"/>
               </w:rPr>
+              <w:lastRenderedPageBreak/>
               <w:t>Designed robust data models and core commerce workflows, engineering end-to-end technical solutions for complex order processing, consignment, and fulfilments lifecycles.</w:t>
             </w:r>
           </w:p>
@@ -2594,7 +2480,7 @@
             <w:pPr>
               <w:numPr>
                 <w:ilvl w:val="0"/>
-                <w:numId w:val="1"/>
+                <w:numId w:val="33"/>
               </w:numPr>
               <w:autoSpaceDE w:val="0"/>
               <w:autoSpaceDN w:val="0"/>
@@ -2620,7 +2506,7 @@
             <w:pPr>
               <w:numPr>
                 <w:ilvl w:val="0"/>
-                <w:numId w:val="1"/>
+                <w:numId w:val="33"/>
               </w:numPr>
               <w:autoSpaceDE w:val="0"/>
               <w:autoSpaceDN w:val="0"/>
@@ -2646,7 +2532,7 @@
             <w:pPr>
               <w:numPr>
                 <w:ilvl w:val="0"/>
-                <w:numId w:val="1"/>
+                <w:numId w:val="33"/>
               </w:numPr>
               <w:autoSpaceDE w:val="0"/>
               <w:autoSpaceDN w:val="0"/>
@@ -2672,7 +2558,7 @@
             <w:pPr>
               <w:numPr>
                 <w:ilvl w:val="0"/>
-                <w:numId w:val="1"/>
+                <w:numId w:val="33"/>
               </w:numPr>
               <w:autoSpaceDE w:val="0"/>
               <w:autoSpaceDN w:val="0"/>
@@ -2698,7 +2584,7 @@
             <w:pPr>
               <w:numPr>
                 <w:ilvl w:val="0"/>
-                <w:numId w:val="1"/>
+                <w:numId w:val="33"/>
               </w:numPr>
               <w:autoSpaceDE w:val="0"/>
               <w:autoSpaceDN w:val="0"/>
@@ -2718,996 +2604,6 @@
                 <w:lang w:val="en-GB" w:bidi="hi-IN"/>
               </w:rPr>
               <w:t>Delivered proactive Application Management Services (AMS) as a trusted vendor, providing strategic forecasting, capacity planning, and continuous architectural improvements.</w:t>
-            </w:r>
-          </w:p>
-        </w:tc>
-      </w:tr>
-    </w:tbl>
-    <w:p>
-      <w:pPr>
-        <w:rPr>
-          <w:rFonts w:cstheme="minorHAnsi"/>
-          <w:sz w:val="16"/>
-          <w:szCs w:val="16"/>
-        </w:rPr>
-      </w:pPr>
-    </w:p>
-    <w:tbl>
-      <w:tblPr>
-        <w:tblStyle w:val="TableGrid"/>
-        <w:tblW w:w="0" w:type="auto"/>
-        <w:tblBorders>
-          <w:top w:val="none" w:sz="0" w:space="0" w:color="auto"/>
-          <w:left w:val="none" w:sz="0" w:space="0" w:color="auto"/>
-          <w:bottom w:val="none" w:sz="0" w:space="0" w:color="auto"/>
-          <w:right w:val="none" w:sz="0" w:space="0" w:color="auto"/>
-          <w:insideH w:val="none" w:sz="0" w:space="0" w:color="auto"/>
-          <w:insideV w:val="none" w:sz="0" w:space="0" w:color="auto"/>
-        </w:tblBorders>
-        <w:tblLook w:val="04A0" w:firstRow="1" w:lastRow="0" w:firstColumn="1" w:lastColumn="0" w:noHBand="0" w:noVBand="1"/>
-      </w:tblPr>
-      <w:tblGrid>
-        <w:gridCol w:w="4830"/>
-        <w:gridCol w:w="4802"/>
-      </w:tblGrid>
-      <w:tr>
-        <w:tc>
-          <w:tcPr>
-            <w:tcW w:w="5225" w:type="dxa"/>
-          </w:tcPr>
-          <w:p>
-            <w:pPr>
-              <w:rPr>
-                <w:rFonts w:cstheme="minorHAnsi"/>
-                <w:b/>
-                <w:bCs/>
-                <w:sz w:val="18"/>
-                <w:szCs w:val="18"/>
-                <w:lang w:val="en-US"/>
-              </w:rPr>
-            </w:pPr>
-            <w:r>
-              <w:rPr>
-                <w:rFonts w:cstheme="minorHAnsi"/>
-                <w:b/>
-                <w:bCs/>
-                <w:sz w:val="18"/>
-                <w:szCs w:val="18"/>
-                <w:lang w:val="en-GB" w:bidi="bn-IN"/>
-              </w:rPr>
-              <w:t>Senior Software Engineer</w:t>
-            </w:r>
-          </w:p>
-        </w:tc>
-        <w:tc>
-          <w:tcPr>
-            <w:tcW w:w="5225" w:type="dxa"/>
-          </w:tcPr>
-          <w:p>
-            <w:pPr>
-              <w:rPr>
-                <w:rFonts w:cstheme="minorHAnsi"/>
-                <w:sz w:val="18"/>
-                <w:szCs w:val="18"/>
-              </w:rPr>
-            </w:pPr>
-          </w:p>
-        </w:tc>
-      </w:tr>
-      <w:tr>
-        <w:tc>
-          <w:tcPr>
-            <w:tcW w:w="5225" w:type="dxa"/>
-          </w:tcPr>
-          <w:p>
-            <w:pPr>
-              <w:spacing w:line="276" w:lineRule="auto"/>
-              <w:rPr>
-                <w:rFonts w:cstheme="minorHAnsi"/>
-                <w:sz w:val="18"/>
-                <w:szCs w:val="18"/>
-                <w:lang w:val="fi-FI"/>
-              </w:rPr>
-            </w:pPr>
-            <w:r>
-              <w:rPr>
-                <w:rFonts w:cstheme="minorHAnsi"/>
-                <w:sz w:val="18"/>
-                <w:szCs w:val="18"/>
-                <w:lang w:val="en-GB" w:bidi="bn-IN"/>
-              </w:rPr>
-              <w:t xml:space="preserve">Tieto and </w:t>
-            </w:r>
-            <w:proofErr w:type="spellStart"/>
-            <w:r>
-              <w:rPr>
-                <w:rFonts w:cstheme="minorHAnsi"/>
-                <w:sz w:val="18"/>
-                <w:szCs w:val="18"/>
-                <w:lang w:val="en-GB" w:bidi="bn-IN"/>
-              </w:rPr>
-              <w:t>Smilehouse</w:t>
-            </w:r>
-            <w:proofErr w:type="spellEnd"/>
-          </w:p>
-        </w:tc>
-        <w:tc>
-          <w:tcPr>
-            <w:tcW w:w="5225" w:type="dxa"/>
-          </w:tcPr>
-          <w:p>
-            <w:pPr>
-              <w:rPr>
-                <w:rFonts w:cstheme="minorHAnsi"/>
-                <w:sz w:val="18"/>
-                <w:szCs w:val="18"/>
-              </w:rPr>
-            </w:pPr>
-          </w:p>
-        </w:tc>
-      </w:tr>
-      <w:tr>
-        <w:tc>
-          <w:tcPr>
-            <w:tcW w:w="5225" w:type="dxa"/>
-          </w:tcPr>
-          <w:p>
-            <w:pPr>
-              <w:spacing w:line="360" w:lineRule="auto"/>
-              <w:rPr>
-                <w:rFonts w:cstheme="minorHAnsi"/>
-                <w:sz w:val="16"/>
-                <w:szCs w:val="16"/>
-                <w:lang w:val="fi-FI"/>
-              </w:rPr>
-            </w:pPr>
-            <w:r>
-              <w:rPr>
-                <w:rFonts w:cstheme="minorHAnsi"/>
-                <w:i/>
-                <w:iCs/>
-                <w:color w:val="808080" w:themeColor="background1" w:themeShade="80"/>
-                <w:sz w:val="16"/>
-                <w:szCs w:val="16"/>
-                <w:lang w:val="fi-FI"/>
-              </w:rPr>
-              <w:t>01/</w:t>
-            </w:r>
-            <w:proofErr w:type="gramStart"/>
-            <w:r>
-              <w:rPr>
-                <w:rFonts w:cstheme="minorHAnsi"/>
-                <w:i/>
-                <w:iCs/>
-                <w:color w:val="808080" w:themeColor="background1" w:themeShade="80"/>
-                <w:sz w:val="16"/>
-                <w:szCs w:val="16"/>
-                <w:lang w:val="fi-FI"/>
-              </w:rPr>
-              <w:t>2015 – 07</w:t>
-            </w:r>
-            <w:proofErr w:type="gramEnd"/>
-            <w:r>
-              <w:rPr>
-                <w:rFonts w:cstheme="minorHAnsi"/>
-                <w:i/>
-                <w:iCs/>
-                <w:color w:val="808080" w:themeColor="background1" w:themeShade="80"/>
-                <w:sz w:val="16"/>
-                <w:szCs w:val="16"/>
-                <w:lang w:val="fi-FI"/>
-              </w:rPr>
-              <w:t>/2017</w:t>
-            </w:r>
-          </w:p>
-        </w:tc>
-        <w:tc>
-          <w:tcPr>
-            <w:tcW w:w="5225" w:type="dxa"/>
-          </w:tcPr>
-          <w:p>
-            <w:pPr>
-              <w:jc w:val="right"/>
-              <w:rPr>
-                <w:rFonts w:cstheme="minorHAnsi"/>
-                <w:i/>
-                <w:iCs/>
-                <w:color w:val="808080" w:themeColor="background1" w:themeShade="80"/>
-                <w:sz w:val="16"/>
-                <w:szCs w:val="16"/>
-                <w:lang w:val="fi-FI"/>
-              </w:rPr>
-            </w:pPr>
-            <w:r>
-              <w:rPr>
-                <w:rFonts w:cstheme="minorHAnsi"/>
-                <w:i/>
-                <w:iCs/>
-                <w:color w:val="808080" w:themeColor="background1" w:themeShade="80"/>
-                <w:sz w:val="16"/>
-                <w:szCs w:val="16"/>
-                <w:lang w:val="fi-FI"/>
-              </w:rPr>
-              <w:t>Helsinki, Finland</w:t>
-            </w:r>
-          </w:p>
-        </w:tc>
-      </w:tr>
-      <w:tr>
-        <w:tc>
-          <w:tcPr>
-            <w:tcW w:w="10450" w:type="dxa"/>
-            <w:gridSpan w:val="2"/>
-          </w:tcPr>
-          <w:p>
-            <w:pPr>
-              <w:pStyle w:val="ListParagraph"/>
-              <w:numPr>
-                <w:ilvl w:val="0"/>
-                <w:numId w:val="1"/>
-              </w:numPr>
-              <w:autoSpaceDE w:val="0"/>
-              <w:autoSpaceDN w:val="0"/>
-              <w:adjustRightInd w:val="0"/>
-              <w:rPr>
-                <w:rFonts w:cstheme="minorHAnsi"/>
-                <w:sz w:val="16"/>
-                <w:szCs w:val="16"/>
-                <w:lang w:val="en-GB" w:bidi="bn-IN"/>
-              </w:rPr>
-            </w:pPr>
-            <w:r>
-              <w:rPr>
-                <w:rFonts w:cstheme="minorHAnsi"/>
-                <w:sz w:val="16"/>
-                <w:szCs w:val="16"/>
-                <w:lang w:val="en-GB" w:bidi="bn-IN"/>
-              </w:rPr>
-              <w:t>Full stack web development</w:t>
-            </w:r>
-          </w:p>
-          <w:p>
-            <w:pPr>
-              <w:pStyle w:val="ListParagraph"/>
-              <w:numPr>
-                <w:ilvl w:val="0"/>
-                <w:numId w:val="1"/>
-              </w:numPr>
-              <w:autoSpaceDE w:val="0"/>
-              <w:autoSpaceDN w:val="0"/>
-              <w:adjustRightInd w:val="0"/>
-              <w:rPr>
-                <w:rFonts w:cstheme="minorHAnsi"/>
-                <w:sz w:val="16"/>
-                <w:szCs w:val="16"/>
-                <w:lang w:val="en-GB" w:bidi="bn-IN"/>
-              </w:rPr>
-            </w:pPr>
-            <w:r>
-              <w:rPr>
-                <w:rFonts w:cstheme="minorHAnsi"/>
-                <w:sz w:val="16"/>
-                <w:szCs w:val="16"/>
-                <w:lang w:val="en-GB" w:bidi="bn-IN"/>
-              </w:rPr>
-              <w:t xml:space="preserve">SAP Hybris solution for different customers </w:t>
-            </w:r>
-          </w:p>
-          <w:p>
-            <w:pPr>
-              <w:pStyle w:val="ListParagraph"/>
-              <w:numPr>
-                <w:ilvl w:val="0"/>
-                <w:numId w:val="1"/>
-              </w:numPr>
-              <w:autoSpaceDE w:val="0"/>
-              <w:autoSpaceDN w:val="0"/>
-              <w:adjustRightInd w:val="0"/>
-              <w:rPr>
-                <w:rFonts w:cstheme="minorHAnsi"/>
-                <w:sz w:val="16"/>
-                <w:szCs w:val="16"/>
-                <w:lang w:val="en-GB" w:bidi="bn-IN"/>
-              </w:rPr>
-            </w:pPr>
-            <w:r>
-              <w:rPr>
-                <w:rFonts w:cstheme="minorHAnsi"/>
-                <w:sz w:val="16"/>
-                <w:szCs w:val="16"/>
-                <w:lang w:val="en-GB" w:bidi="bn-IN"/>
-              </w:rPr>
-              <w:t>eCommerce expertise for B2C and B2B</w:t>
-            </w:r>
-          </w:p>
-          <w:p>
-            <w:pPr>
-              <w:pStyle w:val="ListParagraph"/>
-              <w:numPr>
-                <w:ilvl w:val="0"/>
-                <w:numId w:val="1"/>
-              </w:numPr>
-              <w:rPr>
-                <w:rFonts w:cstheme="minorHAnsi"/>
-                <w:sz w:val="16"/>
-                <w:szCs w:val="16"/>
-                <w:lang w:val="en-US"/>
-              </w:rPr>
-            </w:pPr>
-            <w:r>
-              <w:rPr>
-                <w:rFonts w:cstheme="minorHAnsi"/>
-                <w:sz w:val="16"/>
-                <w:szCs w:val="16"/>
-                <w:lang w:val="en-GB" w:bidi="bn-IN"/>
-              </w:rPr>
-              <w:t>Project lead, consulting with customer, feature development and support.</w:t>
-            </w:r>
-          </w:p>
-        </w:tc>
-      </w:tr>
-    </w:tbl>
-    <w:p>
-      <w:pPr>
-        <w:rPr>
-          <w:rFonts w:cstheme="minorHAnsi"/>
-          <w:sz w:val="16"/>
-          <w:szCs w:val="16"/>
-        </w:rPr>
-      </w:pPr>
-    </w:p>
-    <w:p>
-      <w:pPr>
-        <w:rPr>
-          <w:rFonts w:cstheme="minorHAnsi"/>
-          <w:sz w:val="16"/>
-          <w:szCs w:val="16"/>
-        </w:rPr>
-      </w:pPr>
-    </w:p>
-    <w:tbl>
-      <w:tblPr>
-        <w:tblStyle w:val="TableGrid"/>
-        <w:tblW w:w="0" w:type="auto"/>
-        <w:tblBorders>
-          <w:top w:val="none" w:sz="0" w:space="0" w:color="auto"/>
-          <w:left w:val="none" w:sz="0" w:space="0" w:color="auto"/>
-          <w:bottom w:val="none" w:sz="0" w:space="0" w:color="auto"/>
-          <w:right w:val="none" w:sz="0" w:space="0" w:color="auto"/>
-          <w:insideH w:val="none" w:sz="0" w:space="0" w:color="auto"/>
-          <w:insideV w:val="none" w:sz="0" w:space="0" w:color="auto"/>
-        </w:tblBorders>
-        <w:tblLook w:val="04A0" w:firstRow="1" w:lastRow="0" w:firstColumn="1" w:lastColumn="0" w:noHBand="0" w:noVBand="1"/>
-      </w:tblPr>
-      <w:tblGrid>
-        <w:gridCol w:w="4839"/>
-        <w:gridCol w:w="4793"/>
-      </w:tblGrid>
-      <w:tr>
-        <w:tc>
-          <w:tcPr>
-            <w:tcW w:w="4891" w:type="dxa"/>
-          </w:tcPr>
-          <w:p>
-            <w:pPr>
-              <w:rPr>
-                <w:rFonts w:cstheme="minorHAnsi"/>
-                <w:b/>
-                <w:bCs/>
-                <w:sz w:val="18"/>
-                <w:szCs w:val="18"/>
-                <w:lang w:val="en-US"/>
-              </w:rPr>
-            </w:pPr>
-            <w:r>
-              <w:rPr>
-                <w:rFonts w:cstheme="minorHAnsi"/>
-                <w:b/>
-                <w:bCs/>
-                <w:sz w:val="18"/>
-                <w:szCs w:val="18"/>
-                <w:lang w:val="en-GB" w:bidi="bn-IN"/>
-              </w:rPr>
-              <w:t>Software Programmer</w:t>
-            </w:r>
-          </w:p>
-        </w:tc>
-        <w:tc>
-          <w:tcPr>
-            <w:tcW w:w="4849" w:type="dxa"/>
-          </w:tcPr>
-          <w:p>
-            <w:pPr>
-              <w:rPr>
-                <w:rFonts w:cstheme="minorHAnsi"/>
-                <w:sz w:val="18"/>
-                <w:szCs w:val="18"/>
-              </w:rPr>
-            </w:pPr>
-          </w:p>
-        </w:tc>
-      </w:tr>
-      <w:tr>
-        <w:tc>
-          <w:tcPr>
-            <w:tcW w:w="4891" w:type="dxa"/>
-          </w:tcPr>
-          <w:p>
-            <w:pPr>
-              <w:spacing w:line="276" w:lineRule="auto"/>
-              <w:rPr>
-                <w:rFonts w:cstheme="minorHAnsi"/>
-                <w:sz w:val="18"/>
-                <w:szCs w:val="18"/>
-                <w:lang w:val="fi-FI"/>
-              </w:rPr>
-            </w:pPr>
-            <w:proofErr w:type="spellStart"/>
-            <w:r>
-              <w:rPr>
-                <w:rFonts w:cstheme="minorHAnsi"/>
-                <w:sz w:val="18"/>
-                <w:szCs w:val="18"/>
-                <w:lang w:val="en-GB" w:bidi="bn-IN"/>
-              </w:rPr>
-              <w:t>Viope</w:t>
-            </w:r>
-            <w:proofErr w:type="spellEnd"/>
-            <w:r>
-              <w:rPr>
-                <w:rFonts w:cstheme="minorHAnsi"/>
-                <w:sz w:val="18"/>
-                <w:szCs w:val="18"/>
-                <w:lang w:val="en-GB" w:bidi="bn-IN"/>
-              </w:rPr>
-              <w:t xml:space="preserve"> Solutions Ltd</w:t>
-            </w:r>
-          </w:p>
-        </w:tc>
-        <w:tc>
-          <w:tcPr>
-            <w:tcW w:w="4849" w:type="dxa"/>
-          </w:tcPr>
-          <w:p>
-            <w:pPr>
-              <w:rPr>
-                <w:rFonts w:cstheme="minorHAnsi"/>
-                <w:sz w:val="18"/>
-                <w:szCs w:val="18"/>
-              </w:rPr>
-            </w:pPr>
-          </w:p>
-        </w:tc>
-      </w:tr>
-      <w:tr>
-        <w:tc>
-          <w:tcPr>
-            <w:tcW w:w="4891" w:type="dxa"/>
-          </w:tcPr>
-          <w:p>
-            <w:pPr>
-              <w:spacing w:line="360" w:lineRule="auto"/>
-              <w:rPr>
-                <w:rFonts w:cstheme="minorHAnsi"/>
-                <w:sz w:val="16"/>
-                <w:szCs w:val="16"/>
-                <w:lang w:val="fi-FI"/>
-              </w:rPr>
-            </w:pPr>
-            <w:r>
-              <w:rPr>
-                <w:rFonts w:cstheme="minorHAnsi"/>
-                <w:i/>
-                <w:iCs/>
-                <w:color w:val="808080" w:themeColor="background1" w:themeShade="80"/>
-                <w:sz w:val="16"/>
-                <w:szCs w:val="16"/>
-                <w:lang w:val="fi-FI"/>
-              </w:rPr>
-              <w:t>02/</w:t>
-            </w:r>
-            <w:proofErr w:type="gramStart"/>
-            <w:r>
-              <w:rPr>
-                <w:rFonts w:cstheme="minorHAnsi"/>
-                <w:i/>
-                <w:iCs/>
-                <w:color w:val="808080" w:themeColor="background1" w:themeShade="80"/>
-                <w:sz w:val="16"/>
-                <w:szCs w:val="16"/>
-                <w:lang w:val="fi-FI"/>
-              </w:rPr>
-              <w:t>2013 – 12</w:t>
-            </w:r>
-            <w:proofErr w:type="gramEnd"/>
-            <w:r>
-              <w:rPr>
-                <w:rFonts w:cstheme="minorHAnsi"/>
-                <w:i/>
-                <w:iCs/>
-                <w:color w:val="808080" w:themeColor="background1" w:themeShade="80"/>
-                <w:sz w:val="16"/>
-                <w:szCs w:val="16"/>
-                <w:lang w:val="fi-FI"/>
-              </w:rPr>
-              <w:t>/2014</w:t>
-            </w:r>
-          </w:p>
-        </w:tc>
-        <w:tc>
-          <w:tcPr>
-            <w:tcW w:w="4849" w:type="dxa"/>
-          </w:tcPr>
-          <w:p>
-            <w:pPr>
-              <w:jc w:val="right"/>
-              <w:rPr>
-                <w:rFonts w:cstheme="minorHAnsi"/>
-                <w:sz w:val="16"/>
-                <w:szCs w:val="16"/>
-                <w:lang w:val="fi-FI"/>
-              </w:rPr>
-            </w:pPr>
-            <w:r>
-              <w:rPr>
-                <w:rFonts w:cstheme="minorHAnsi"/>
-                <w:i/>
-                <w:iCs/>
-                <w:color w:val="808080" w:themeColor="background1" w:themeShade="80"/>
-                <w:sz w:val="16"/>
-                <w:szCs w:val="16"/>
-                <w:lang w:val="fi-FI"/>
-              </w:rPr>
-              <w:t>Helsinki, Finland</w:t>
-            </w:r>
-          </w:p>
-        </w:tc>
-      </w:tr>
-      <w:tr>
-        <w:tc>
-          <w:tcPr>
-            <w:tcW w:w="9740" w:type="dxa"/>
-            <w:gridSpan w:val="2"/>
-          </w:tcPr>
-          <w:p>
-            <w:pPr>
-              <w:pStyle w:val="ListParagraph"/>
-              <w:numPr>
-                <w:ilvl w:val="0"/>
-                <w:numId w:val="1"/>
-              </w:numPr>
-              <w:autoSpaceDE w:val="0"/>
-              <w:autoSpaceDN w:val="0"/>
-              <w:adjustRightInd w:val="0"/>
-              <w:rPr>
-                <w:rFonts w:cstheme="minorHAnsi"/>
-                <w:sz w:val="16"/>
-                <w:szCs w:val="16"/>
-                <w:lang w:val="en-GB" w:bidi="bn-IN"/>
-              </w:rPr>
-            </w:pPr>
-            <w:r>
-              <w:rPr>
-                <w:rFonts w:cstheme="minorHAnsi"/>
-                <w:sz w:val="16"/>
-                <w:szCs w:val="16"/>
-                <w:lang w:val="en-GB" w:bidi="bn-IN"/>
-              </w:rPr>
-              <w:t>Full-stack developer</w:t>
-            </w:r>
-          </w:p>
-          <w:p>
-            <w:pPr>
-              <w:pStyle w:val="ListParagraph"/>
-              <w:numPr>
-                <w:ilvl w:val="0"/>
-                <w:numId w:val="1"/>
-              </w:numPr>
-              <w:autoSpaceDE w:val="0"/>
-              <w:autoSpaceDN w:val="0"/>
-              <w:adjustRightInd w:val="0"/>
-              <w:rPr>
-                <w:rFonts w:cstheme="minorHAnsi"/>
-                <w:sz w:val="16"/>
-                <w:szCs w:val="16"/>
-                <w:lang w:val="en-GB" w:bidi="bn-IN"/>
-              </w:rPr>
-            </w:pPr>
-            <w:r>
-              <w:rPr>
-                <w:rFonts w:cstheme="minorHAnsi"/>
-                <w:sz w:val="16"/>
-                <w:szCs w:val="16"/>
-                <w:lang w:val="en-GB" w:bidi="bn-IN"/>
-              </w:rPr>
-              <w:t>Programming and Mathematical based e-learning system development</w:t>
-            </w:r>
-          </w:p>
-          <w:p>
-            <w:pPr>
-              <w:pStyle w:val="ListParagraph"/>
-              <w:numPr>
-                <w:ilvl w:val="0"/>
-                <w:numId w:val="1"/>
-              </w:numPr>
-              <w:rPr>
-                <w:rFonts w:cstheme="minorHAnsi"/>
-                <w:sz w:val="16"/>
-                <w:szCs w:val="16"/>
-                <w:lang w:val="en-US"/>
-              </w:rPr>
-            </w:pPr>
-            <w:r>
-              <w:rPr>
-                <w:rFonts w:cstheme="minorHAnsi"/>
-                <w:sz w:val="16"/>
-                <w:szCs w:val="16"/>
-                <w:lang w:val="en-GB" w:bidi="bn-IN"/>
-              </w:rPr>
-              <w:t>Integration with external systems (SSO, Payments etc.)</w:t>
-            </w:r>
-          </w:p>
-        </w:tc>
-      </w:tr>
-    </w:tbl>
-    <w:p>
-      <w:pPr>
-        <w:rPr>
-          <w:rFonts w:cstheme="minorHAnsi"/>
-          <w:b/>
-          <w:bCs/>
-          <w:color w:val="2E74B5" w:themeColor="accent5" w:themeShade="BF"/>
-          <w:sz w:val="16"/>
-          <w:szCs w:val="16"/>
-          <w:lang w:val="en-GB"/>
-        </w:rPr>
-      </w:pPr>
-    </w:p>
-    <w:p>
-      <w:pPr>
-        <w:rPr>
-          <w:rFonts w:cstheme="minorHAnsi"/>
-          <w:b/>
-          <w:bCs/>
-          <w:color w:val="2E74B5" w:themeColor="accent5" w:themeShade="BF"/>
-          <w:sz w:val="16"/>
-          <w:szCs w:val="16"/>
-          <w:lang w:val="en-GB"/>
-        </w:rPr>
-      </w:pPr>
-    </w:p>
-    <w:tbl>
-      <w:tblPr>
-        <w:tblStyle w:val="TableGrid"/>
-        <w:tblW w:w="0" w:type="auto"/>
-        <w:tblBorders>
-          <w:top w:val="none" w:sz="0" w:space="0" w:color="auto"/>
-          <w:left w:val="none" w:sz="0" w:space="0" w:color="auto"/>
-          <w:bottom w:val="none" w:sz="0" w:space="0" w:color="auto"/>
-          <w:right w:val="none" w:sz="0" w:space="0" w:color="auto"/>
-          <w:insideH w:val="none" w:sz="0" w:space="0" w:color="auto"/>
-          <w:insideV w:val="none" w:sz="0" w:space="0" w:color="auto"/>
-        </w:tblBorders>
-        <w:tblLook w:val="04A0" w:firstRow="1" w:lastRow="0" w:firstColumn="1" w:lastColumn="0" w:noHBand="0" w:noVBand="1"/>
-      </w:tblPr>
-      <w:tblGrid>
-        <w:gridCol w:w="4838"/>
-        <w:gridCol w:w="4794"/>
-      </w:tblGrid>
-      <w:tr>
-        <w:tc>
-          <w:tcPr>
-            <w:tcW w:w="5225" w:type="dxa"/>
-          </w:tcPr>
-          <w:p>
-            <w:pPr>
-              <w:rPr>
-                <w:rFonts w:cstheme="minorHAnsi"/>
-                <w:b/>
-                <w:bCs/>
-                <w:sz w:val="18"/>
-                <w:szCs w:val="18"/>
-                <w:lang w:val="en-US"/>
-              </w:rPr>
-            </w:pPr>
-            <w:r>
-              <w:rPr>
-                <w:rFonts w:cstheme="minorHAnsi"/>
-                <w:b/>
-                <w:bCs/>
-                <w:sz w:val="18"/>
-                <w:szCs w:val="18"/>
-                <w:lang w:val="en-GB" w:bidi="bn-IN"/>
-              </w:rPr>
-              <w:t>Communication System Management specialist</w:t>
-            </w:r>
-          </w:p>
-        </w:tc>
-        <w:tc>
-          <w:tcPr>
-            <w:tcW w:w="5225" w:type="dxa"/>
-          </w:tcPr>
-          <w:p>
-            <w:pPr>
-              <w:rPr>
-                <w:rFonts w:cstheme="minorHAnsi"/>
-                <w:sz w:val="18"/>
-                <w:szCs w:val="18"/>
-              </w:rPr>
-            </w:pPr>
-          </w:p>
-        </w:tc>
-      </w:tr>
-      <w:tr>
-        <w:tc>
-          <w:tcPr>
-            <w:tcW w:w="5225" w:type="dxa"/>
-          </w:tcPr>
-          <w:p>
-            <w:pPr>
-              <w:spacing w:line="276" w:lineRule="auto"/>
-              <w:rPr>
-                <w:rFonts w:cstheme="minorHAnsi"/>
-                <w:sz w:val="18"/>
-                <w:szCs w:val="18"/>
-                <w:lang w:val="en-US"/>
-              </w:rPr>
-            </w:pPr>
-            <w:r>
-              <w:rPr>
-                <w:rFonts w:cstheme="minorHAnsi"/>
-                <w:sz w:val="18"/>
-                <w:szCs w:val="18"/>
-                <w:lang w:val="en-GB" w:bidi="bn-IN"/>
-              </w:rPr>
-              <w:t>Grameenphone Ltd. (</w:t>
-            </w:r>
-            <w:r>
-              <w:rPr>
-                <w:rFonts w:cstheme="minorHAnsi"/>
-                <w:sz w:val="18"/>
-                <w:szCs w:val="18"/>
-                <w:lang w:val="en-GB" w:bidi="bn-IN"/>
-              </w:rPr>
-              <w:t>a Telenor company</w:t>
-            </w:r>
-            <w:r>
-              <w:rPr>
-                <w:rFonts w:cstheme="minorHAnsi"/>
-                <w:sz w:val="18"/>
-                <w:szCs w:val="18"/>
-                <w:lang w:val="en-GB" w:bidi="bn-IN"/>
-              </w:rPr>
-              <w:t>)</w:t>
-            </w:r>
-          </w:p>
-        </w:tc>
-        <w:tc>
-          <w:tcPr>
-            <w:tcW w:w="5225" w:type="dxa"/>
-          </w:tcPr>
-          <w:p>
-            <w:pPr>
-              <w:rPr>
-                <w:rFonts w:cstheme="minorHAnsi"/>
-                <w:sz w:val="18"/>
-                <w:szCs w:val="18"/>
-              </w:rPr>
-            </w:pPr>
-          </w:p>
-        </w:tc>
-      </w:tr>
-      <w:tr>
-        <w:tc>
-          <w:tcPr>
-            <w:tcW w:w="5225" w:type="dxa"/>
-          </w:tcPr>
-          <w:p>
-            <w:pPr>
-              <w:spacing w:line="360" w:lineRule="auto"/>
-              <w:rPr>
-                <w:rFonts w:cstheme="minorHAnsi"/>
-                <w:i/>
-                <w:iCs/>
-                <w:color w:val="808080" w:themeColor="background1" w:themeShade="80"/>
-                <w:sz w:val="16"/>
-                <w:szCs w:val="16"/>
-                <w:lang w:val="fi-FI"/>
-              </w:rPr>
-            </w:pPr>
-            <w:r>
-              <w:rPr>
-                <w:rFonts w:cstheme="minorHAnsi"/>
-                <w:i/>
-                <w:iCs/>
-                <w:color w:val="808080" w:themeColor="background1" w:themeShade="80"/>
-                <w:sz w:val="16"/>
-                <w:szCs w:val="16"/>
-                <w:lang w:val="fi-FI"/>
-              </w:rPr>
-              <w:t>0</w:t>
-            </w:r>
-            <w:r>
-              <w:rPr>
-                <w:rFonts w:cstheme="minorHAnsi"/>
-                <w:i/>
-                <w:iCs/>
-                <w:color w:val="808080" w:themeColor="background1" w:themeShade="80"/>
-                <w:sz w:val="16"/>
-                <w:szCs w:val="16"/>
-                <w:lang w:val="fi-FI"/>
-              </w:rPr>
-              <w:t>8</w:t>
-            </w:r>
-            <w:r>
-              <w:rPr>
-                <w:rFonts w:cstheme="minorHAnsi"/>
-                <w:i/>
-                <w:iCs/>
-                <w:color w:val="808080" w:themeColor="background1" w:themeShade="80"/>
-                <w:sz w:val="16"/>
-                <w:szCs w:val="16"/>
-                <w:lang w:val="fi-FI"/>
-              </w:rPr>
-              <w:t>/</w:t>
-            </w:r>
-            <w:proofErr w:type="gramStart"/>
-            <w:r>
-              <w:rPr>
-                <w:rFonts w:cstheme="minorHAnsi"/>
-                <w:i/>
-                <w:iCs/>
-                <w:color w:val="808080" w:themeColor="background1" w:themeShade="80"/>
-                <w:sz w:val="16"/>
-                <w:szCs w:val="16"/>
-                <w:lang w:val="fi-FI"/>
-              </w:rPr>
-              <w:t>20</w:t>
-            </w:r>
-            <w:r>
-              <w:rPr>
-                <w:rFonts w:cstheme="minorHAnsi"/>
-                <w:i/>
-                <w:iCs/>
-                <w:color w:val="808080" w:themeColor="background1" w:themeShade="80"/>
-                <w:sz w:val="16"/>
-                <w:szCs w:val="16"/>
-                <w:lang w:val="fi-FI"/>
-              </w:rPr>
-              <w:t>07</w:t>
-            </w:r>
-            <w:r>
-              <w:rPr>
-                <w:rFonts w:cstheme="minorHAnsi"/>
-                <w:i/>
-                <w:iCs/>
-                <w:color w:val="808080" w:themeColor="background1" w:themeShade="80"/>
-                <w:sz w:val="16"/>
-                <w:szCs w:val="16"/>
-                <w:lang w:val="fi-FI"/>
-              </w:rPr>
-              <w:t xml:space="preserve"> – 07</w:t>
-            </w:r>
-            <w:proofErr w:type="gramEnd"/>
-            <w:r>
-              <w:rPr>
-                <w:rFonts w:cstheme="minorHAnsi"/>
-                <w:i/>
-                <w:iCs/>
-                <w:color w:val="808080" w:themeColor="background1" w:themeShade="80"/>
-                <w:sz w:val="16"/>
-                <w:szCs w:val="16"/>
-                <w:lang w:val="fi-FI"/>
-              </w:rPr>
-              <w:t>/2011</w:t>
-            </w:r>
-          </w:p>
-        </w:tc>
-        <w:tc>
-          <w:tcPr>
-            <w:tcW w:w="5225" w:type="dxa"/>
-          </w:tcPr>
-          <w:p>
-            <w:pPr>
-              <w:jc w:val="right"/>
-              <w:rPr>
-                <w:rFonts w:cstheme="minorHAnsi"/>
-                <w:sz w:val="16"/>
-                <w:szCs w:val="16"/>
-                <w:lang w:val="fi-FI"/>
-              </w:rPr>
-            </w:pPr>
-            <w:r>
-              <w:rPr>
-                <w:rFonts w:cstheme="minorHAnsi"/>
-                <w:i/>
-                <w:iCs/>
-                <w:color w:val="808080" w:themeColor="background1" w:themeShade="80"/>
-                <w:sz w:val="16"/>
-                <w:szCs w:val="16"/>
-                <w:lang w:val="fi-FI"/>
-              </w:rPr>
-              <w:t>Dhaka, Bangladesh</w:t>
-            </w:r>
-          </w:p>
-        </w:tc>
-      </w:tr>
-      <w:tr>
-        <w:tc>
-          <w:tcPr>
-            <w:tcW w:w="10450" w:type="dxa"/>
-            <w:gridSpan w:val="2"/>
-          </w:tcPr>
-          <w:p>
-            <w:pPr>
-              <w:pStyle w:val="ListParagraph"/>
-              <w:numPr>
-                <w:ilvl w:val="0"/>
-                <w:numId w:val="1"/>
-              </w:numPr>
-              <w:rPr>
-                <w:rFonts w:cstheme="minorHAnsi"/>
-                <w:sz w:val="16"/>
-                <w:szCs w:val="16"/>
-                <w:lang w:val="en-GB" w:bidi="bn-IN"/>
-              </w:rPr>
-            </w:pPr>
-            <w:r>
-              <w:rPr>
-                <w:rFonts w:ascii="AppleSystemUIFont" w:hAnsi="AppleSystemUIFont" w:cs="AppleSystemUIFont"/>
-                <w:sz w:val="16"/>
-                <w:szCs w:val="16"/>
-                <w:lang w:val="en-GB" w:bidi="hi-IN"/>
-              </w:rPr>
-              <w:t>IT solutions provider for telecommunications</w:t>
-            </w:r>
-          </w:p>
-          <w:p>
-            <w:pPr>
-              <w:pStyle w:val="ListParagraph"/>
-              <w:numPr>
-                <w:ilvl w:val="0"/>
-                <w:numId w:val="1"/>
-              </w:numPr>
-              <w:rPr>
-                <w:rFonts w:cstheme="minorHAnsi"/>
-                <w:sz w:val="16"/>
-                <w:szCs w:val="16"/>
-                <w:lang w:val="en-GB" w:bidi="bn-IN"/>
-              </w:rPr>
-            </w:pPr>
-            <w:r>
-              <w:rPr>
-                <w:rFonts w:ascii="AppleSystemUIFont" w:hAnsi="AppleSystemUIFont" w:cs="AppleSystemUIFont"/>
-                <w:sz w:val="16"/>
-                <w:szCs w:val="16"/>
-                <w:lang w:val="en-GB" w:bidi="hi-IN"/>
-              </w:rPr>
-              <w:t>Provisioning systems developer and management (COMPTEL)</w:t>
-            </w:r>
-          </w:p>
-          <w:p>
-            <w:pPr>
-              <w:pStyle w:val="ListParagraph"/>
-              <w:numPr>
-                <w:ilvl w:val="0"/>
-                <w:numId w:val="1"/>
-              </w:numPr>
-              <w:rPr>
-                <w:rFonts w:cstheme="minorHAnsi"/>
-                <w:sz w:val="16"/>
-                <w:szCs w:val="16"/>
-                <w:lang w:val="en-GB" w:bidi="bn-IN"/>
-              </w:rPr>
-            </w:pPr>
-            <w:r>
-              <w:rPr>
-                <w:rFonts w:ascii="AppleSystemUIFont" w:hAnsi="AppleSystemUIFont" w:cs="AppleSystemUIFont"/>
-                <w:sz w:val="16"/>
-                <w:szCs w:val="16"/>
-                <w:lang w:val="en-GB" w:bidi="hi-IN"/>
-              </w:rPr>
-              <w:t>Mediation systems developer and management (COMPTEL)</w:t>
             </w:r>
           </w:p>
         </w:tc>
@@ -3723,6 +2619,166 @@
           <w:color w:val="2E74B5" w:themeColor="accent5" w:themeShade="BF"/>
           <w:sz w:val="22"/>
           <w:szCs w:val="22"/>
+        </w:rPr>
+      </w:pPr>
+    </w:p>
+    <w:p>
+      <w:pPr>
+        <w:spacing w:line="360" w:lineRule="auto"/>
+        <w:rPr>
+          <w:rFonts w:cstheme="minorHAnsi"/>
+          <w:b/>
+          <w:bCs/>
+          <w:sz w:val="22"/>
+          <w:szCs w:val="22"/>
+          <w:lang w:val="en-GB"/>
+        </w:rPr>
+      </w:pPr>
+      <w:r>
+        <w:rPr>
+          <w:rFonts w:cstheme="minorHAnsi"/>
+          <w:b/>
+          <w:bCs/>
+          <w:color w:val="2E74B5" w:themeColor="accent5" w:themeShade="BF"/>
+          <w:sz w:val="22"/>
+          <w:szCs w:val="22"/>
+        </w:rPr>
+        <w:t>PRIOR EXPERIENCE SUMMARY</w:t>
+      </w:r>
+    </w:p>
+    <w:p>
+      <w:pPr>
+        <w:pStyle w:val="NormalWeb"/>
+        <w:numPr>
+          <w:ilvl w:val="0"/>
+          <w:numId w:val="26"/>
+        </w:numPr>
+        <w:spacing w:before="0" w:beforeAutospacing="0" w:after="0" w:afterAutospacing="0"/>
+        <w:ind w:left="590"/>
+        <w:textAlignment w:val="baseline"/>
+        <w:rPr>
+          <w:rFonts w:asciiTheme="minorHAnsi" w:eastAsiaTheme="minorHAnsi" w:hAnsiTheme="minorHAnsi" w:cstheme="minorHAnsi"/>
+          <w:sz w:val="16"/>
+          <w:szCs w:val="16"/>
+          <w:lang w:val="en-GB" w:eastAsia="en-US"/>
+        </w:rPr>
+      </w:pPr>
+      <w:r>
+        <w:rPr>
+          <w:rFonts w:asciiTheme="minorHAnsi" w:eastAsiaTheme="minorHAnsi" w:hAnsiTheme="minorHAnsi" w:cstheme="minorHAnsi"/>
+          <w:b/>
+          <w:bCs/>
+          <w:sz w:val="16"/>
+          <w:szCs w:val="16"/>
+          <w:lang w:val="en-GB" w:eastAsia="en-US"/>
+        </w:rPr>
+        <w:t xml:space="preserve">Senior Software Engineer | Tieto and Smilehouse (01/2015 – 07/2017): </w:t>
+      </w:r>
+      <w:r>
+        <w:rPr>
+          <w:rFonts w:asciiTheme="minorHAnsi" w:eastAsiaTheme="minorHAnsi" w:hAnsiTheme="minorHAnsi" w:cstheme="minorHAnsi"/>
+          <w:sz w:val="16"/>
+          <w:szCs w:val="16"/>
+          <w:lang w:val="en-GB" w:eastAsia="en-US"/>
+        </w:rPr>
+        <w:t>Led full-stack web and SAP Hybris B2B/B2C development, driving feature engineering and providing direct customer consulting.</w:t>
+      </w:r>
+    </w:p>
+    <w:p>
+      <w:pPr>
+        <w:pStyle w:val="NormalWeb"/>
+        <w:numPr>
+          <w:ilvl w:val="0"/>
+          <w:numId w:val="26"/>
+        </w:numPr>
+        <w:spacing w:before="0" w:beforeAutospacing="0" w:after="0" w:afterAutospacing="0"/>
+        <w:ind w:left="590"/>
+        <w:textAlignment w:val="baseline"/>
+        <w:rPr>
+          <w:rFonts w:asciiTheme="minorHAnsi" w:eastAsiaTheme="minorHAnsi" w:hAnsiTheme="minorHAnsi" w:cstheme="minorHAnsi"/>
+          <w:sz w:val="16"/>
+          <w:szCs w:val="16"/>
+          <w:lang w:val="en-GB" w:eastAsia="en-US"/>
+        </w:rPr>
+      </w:pPr>
+      <w:r>
+        <w:rPr>
+          <w:rFonts w:asciiTheme="minorHAnsi" w:eastAsiaTheme="minorHAnsi" w:hAnsiTheme="minorHAnsi" w:cstheme="minorHAnsi"/>
+          <w:b/>
+          <w:bCs/>
+          <w:sz w:val="16"/>
+          <w:szCs w:val="16"/>
+          <w:lang w:val="en-GB" w:eastAsia="en-US"/>
+        </w:rPr>
+        <w:t xml:space="preserve">Software Programmer | Viope Solutions Ltd (02/2013 – 12/2014): </w:t>
+      </w:r>
+      <w:r>
+        <w:rPr>
+          <w:rFonts w:asciiTheme="minorHAnsi" w:eastAsiaTheme="minorHAnsi" w:hAnsiTheme="minorHAnsi" w:cstheme="minorHAnsi"/>
+          <w:sz w:val="16"/>
+          <w:szCs w:val="16"/>
+          <w:lang w:val="en-GB" w:eastAsia="en-US"/>
+        </w:rPr>
+        <w:t>Developed a math-based e-learning system with complex external integrations, including SSO and secure payment gateways.</w:t>
+      </w:r>
+    </w:p>
+    <w:p>
+      <w:pPr>
+        <w:pStyle w:val="NormalWeb"/>
+        <w:numPr>
+          <w:ilvl w:val="0"/>
+          <w:numId w:val="26"/>
+        </w:numPr>
+        <w:spacing w:before="0" w:beforeAutospacing="0" w:after="0" w:afterAutospacing="0"/>
+        <w:ind w:left="590"/>
+        <w:textAlignment w:val="baseline"/>
+        <w:rPr>
+          <w:rFonts w:asciiTheme="minorHAnsi" w:eastAsiaTheme="minorHAnsi" w:hAnsiTheme="minorHAnsi" w:cstheme="minorHAnsi"/>
+          <w:sz w:val="16"/>
+          <w:szCs w:val="16"/>
+          <w:lang w:val="en-GB" w:eastAsia="en-US"/>
+        </w:rPr>
+      </w:pPr>
+      <w:r>
+        <w:rPr>
+          <w:rFonts w:asciiTheme="minorHAnsi" w:eastAsiaTheme="minorHAnsi" w:hAnsiTheme="minorHAnsi" w:cstheme="minorHAnsi"/>
+          <w:b/>
+          <w:bCs/>
+          <w:sz w:val="16"/>
+          <w:szCs w:val="16"/>
+          <w:lang w:val="en-GB" w:eastAsia="en-US"/>
+        </w:rPr>
+        <w:t xml:space="preserve">System Management Specialist | Grameenphone (08/2007 – 07/2011): </w:t>
+      </w:r>
+      <w:r>
+        <w:rPr>
+          <w:rFonts w:asciiTheme="minorHAnsi" w:eastAsiaTheme="minorHAnsi" w:hAnsiTheme="minorHAnsi" w:cstheme="minorHAnsi"/>
+          <w:sz w:val="16"/>
+          <w:szCs w:val="16"/>
+          <w:lang w:val="en-GB" w:eastAsia="en-US"/>
+        </w:rPr>
+        <w:t>Managed mission-critical COMPTEL provisioning systems and integrated multi-vendor core nodes for a multinational telecom provider.</w:t>
+      </w:r>
+      <w:r>
+        <w:rPr>
+          <w:rFonts w:asciiTheme="minorHAnsi" w:eastAsiaTheme="minorHAnsi" w:hAnsiTheme="minorHAnsi" w:cstheme="minorHAnsi"/>
+          <w:sz w:val="16"/>
+          <w:szCs w:val="16"/>
+          <w:lang w:val="en-GB" w:eastAsia="en-US"/>
+        </w:rPr>
+        <w:t xml:space="preserve"> </w:t>
+      </w:r>
+    </w:p>
+    <w:p>
+      <w:pPr>
+        <w:spacing w:line="360" w:lineRule="auto"/>
+        <w:rPr>
+          <w:rFonts w:cstheme="minorHAnsi"/>
+          <w:b/>
+          <w:bCs/>
+          <w:color w:val="2E74B5" w:themeColor="accent5" w:themeShade="BF"/>
+          <w:sz w:val="16"/>
+          <w:szCs w:val="16"/>
           <w:lang w:val="en-GB"/>
         </w:rPr>
       </w:pPr>
@@ -3776,13 +2832,18 @@
           </w:tcPr>
           <w:p>
             <w:pPr>
+              <w:pStyle w:val="ListParagraph"/>
+              <w:numPr>
+                <w:ilvl w:val="0"/>
+                <w:numId w:val="31"/>
+              </w:numPr>
               <w:spacing w:line="276" w:lineRule="auto"/>
               <w:rPr>
                 <w:rFonts w:cstheme="minorHAnsi"/>
                 <w:b/>
                 <w:bCs/>
-                <w:sz w:val="18"/>
-                <w:szCs w:val="18"/>
+                <w:sz w:val="16"/>
+                <w:szCs w:val="16"/>
                 <w:lang w:val="en-GB" w:bidi="bn-IN"/>
               </w:rPr>
             </w:pPr>
@@ -3791,8 +2852,8 @@
                 <w:rFonts w:cstheme="minorHAnsi"/>
                 <w:b/>
                 <w:bCs/>
-                <w:sz w:val="18"/>
-                <w:szCs w:val="18"/>
+                <w:sz w:val="16"/>
+                <w:szCs w:val="16"/>
                 <w:lang w:val="en-GB" w:bidi="bn-IN"/>
               </w:rPr>
               <w:t>AI Powered Estimation Engine and Prediction Engine</w:t>
@@ -3808,10 +2869,6 @@
           <w:p>
             <w:pPr>
               <w:pStyle w:val="ListParagraph"/>
-              <w:numPr>
-                <w:ilvl w:val="0"/>
-                <w:numId w:val="1"/>
-              </w:numPr>
               <w:spacing w:line="276" w:lineRule="auto"/>
               <w:rPr>
                 <w:rFonts w:cstheme="minorHAnsi"/>
@@ -3841,13 +2898,18 @@
           </w:tcPr>
           <w:p>
             <w:pPr>
+              <w:pStyle w:val="ListParagraph"/>
+              <w:numPr>
+                <w:ilvl w:val="0"/>
+                <w:numId w:val="31"/>
+              </w:numPr>
               <w:spacing w:line="276" w:lineRule="auto"/>
               <w:rPr>
                 <w:rFonts w:cstheme="minorHAnsi"/>
                 <w:b/>
                 <w:bCs/>
-                <w:sz w:val="18"/>
-                <w:szCs w:val="18"/>
+                <w:sz w:val="16"/>
+                <w:szCs w:val="16"/>
                 <w:lang w:val="en-GB" w:bidi="bn-IN"/>
               </w:rPr>
             </w:pPr>
@@ -3856,8 +2918,8 @@
                 <w:rFonts w:cstheme="minorHAnsi"/>
                 <w:b/>
                 <w:bCs/>
-                <w:sz w:val="18"/>
-                <w:szCs w:val="18"/>
+                <w:sz w:val="16"/>
+                <w:szCs w:val="16"/>
                 <w:lang w:val="en-GB" w:bidi="bn-IN"/>
               </w:rPr>
               <w:t xml:space="preserve">Next Service Point Location Identification </w:t>
@@ -3873,10 +2935,6 @@
           <w:p>
             <w:pPr>
               <w:pStyle w:val="ListParagraph"/>
-              <w:numPr>
-                <w:ilvl w:val="0"/>
-                <w:numId w:val="1"/>
-              </w:numPr>
               <w:spacing w:line="276" w:lineRule="auto"/>
               <w:rPr>
                 <w:rFonts w:cstheme="minorHAnsi"/>
@@ -3894,57 +2952,7 @@
                 <w:szCs w:val="16"/>
                 <w:lang w:val="en-GB" w:bidi="bn-IN"/>
               </w:rPr>
-              <w:t xml:space="preserve">Utilizing RAG flow from different data sources (i.e. city data, customer demographics, parcel networks, parcel traffic) to create model that can identify next potential location for Posti Service Point and can measure </w:t>
-            </w:r>
-            <w:r>
-              <w:rPr>
-                <w:rFonts w:cstheme="minorHAnsi"/>
-                <w:color w:val="7F7F7F" w:themeColor="text1" w:themeTint="80"/>
-                <w:sz w:val="16"/>
-                <w:szCs w:val="16"/>
-                <w:lang w:val="en-GB" w:bidi="bn-IN"/>
-              </w:rPr>
-              <w:t>cannibaliz</w:t>
-            </w:r>
-            <w:r>
-              <w:rPr>
-                <w:rFonts w:cstheme="minorHAnsi"/>
-                <w:color w:val="7F7F7F" w:themeColor="text1" w:themeTint="80"/>
-                <w:sz w:val="16"/>
-                <w:szCs w:val="16"/>
-                <w:lang w:val="en-GB" w:bidi="bn-IN"/>
-              </w:rPr>
-              <w:t>ation probability for surrounding</w:t>
-            </w:r>
-            <w:r>
-              <w:rPr>
-                <w:rFonts w:cstheme="minorHAnsi"/>
-                <w:color w:val="7F7F7F" w:themeColor="text1" w:themeTint="80"/>
-                <w:sz w:val="16"/>
-                <w:szCs w:val="16"/>
-                <w:lang w:val="en-GB" w:bidi="bn-IN"/>
-              </w:rPr>
-              <w:t xml:space="preserve"> Service Point</w:t>
-            </w:r>
-            <w:r>
-              <w:rPr>
-                <w:rFonts w:cstheme="minorHAnsi"/>
-                <w:color w:val="7F7F7F" w:themeColor="text1" w:themeTint="80"/>
-                <w:sz w:val="16"/>
-                <w:szCs w:val="16"/>
-                <w:lang w:val="en-GB" w:bidi="bn-IN"/>
-              </w:rPr>
-              <w:t>s.</w:t>
-            </w:r>
-            <w:r>
-              <w:rPr>
-                <w:rFonts w:cstheme="minorHAnsi"/>
-                <w:color w:val="7F7F7F" w:themeColor="text1" w:themeTint="80"/>
-                <w:sz w:val="16"/>
-                <w:szCs w:val="16"/>
-                <w:lang w:val="en-GB" w:bidi="bn-IN"/>
-              </w:rPr>
-              <w:t xml:space="preserve"> </w:t>
+              <w:t xml:space="preserve">Utilizing RAG flow from different data sources (i.e. city data, customer demographics, parcel networks, parcel traffic) to create model that can identify next potential location for Posti Service Point and can measure cannibalization probability for surrounding Service Points. </w:t>
             </w:r>
           </w:p>
         </w:tc>
@@ -3956,13 +2964,18 @@
           </w:tcPr>
           <w:p>
             <w:pPr>
+              <w:pStyle w:val="ListParagraph"/>
+              <w:numPr>
+                <w:ilvl w:val="0"/>
+                <w:numId w:val="31"/>
+              </w:numPr>
               <w:spacing w:line="276" w:lineRule="auto"/>
               <w:rPr>
                 <w:rFonts w:cstheme="minorHAnsi"/>
                 <w:b/>
                 <w:bCs/>
-                <w:sz w:val="18"/>
-                <w:szCs w:val="18"/>
+                <w:sz w:val="16"/>
+                <w:szCs w:val="16"/>
                 <w:lang w:val="en-GB" w:bidi="bn-IN"/>
               </w:rPr>
             </w:pPr>
@@ -3971,8 +2984,8 @@
                 <w:rFonts w:cstheme="minorHAnsi"/>
                 <w:b/>
                 <w:bCs/>
-                <w:sz w:val="18"/>
-                <w:szCs w:val="18"/>
+                <w:sz w:val="16"/>
+                <w:szCs w:val="16"/>
                 <w:lang w:val="en-GB" w:bidi="bn-IN"/>
               </w:rPr>
               <w:t>Different project for Order 2 Cash, Warehouse, Parcel, Freight and Postal</w:t>
@@ -3988,10 +3001,6 @@
           <w:p>
             <w:pPr>
               <w:pStyle w:val="ListParagraph"/>
-              <w:numPr>
-                <w:ilvl w:val="0"/>
-                <w:numId w:val="1"/>
-              </w:numPr>
               <w:spacing w:line="276" w:lineRule="auto"/>
               <w:rPr>
                 <w:rFonts w:cstheme="minorHAnsi"/>
@@ -4061,13 +3070,18 @@
           </w:tcPr>
           <w:p>
             <w:pPr>
+              <w:pStyle w:val="ListParagraph"/>
+              <w:numPr>
+                <w:ilvl w:val="0"/>
+                <w:numId w:val="31"/>
+              </w:numPr>
               <w:spacing w:line="276" w:lineRule="auto"/>
               <w:rPr>
                 <w:rFonts w:cstheme="minorHAnsi"/>
                 <w:b/>
                 <w:bCs/>
-                <w:sz w:val="18"/>
-                <w:szCs w:val="18"/>
+                <w:sz w:val="16"/>
+                <w:szCs w:val="16"/>
               </w:rPr>
             </w:pPr>
             <w:r>
@@ -4075,8 +3089,8 @@
                 <w:rFonts w:cstheme="minorHAnsi"/>
                 <w:b/>
                 <w:bCs/>
-                <w:sz w:val="18"/>
-                <w:szCs w:val="18"/>
+                <w:sz w:val="16"/>
+                <w:szCs w:val="16"/>
                 <w:lang w:val="en-GB" w:bidi="bn-IN"/>
               </w:rPr>
               <w:t xml:space="preserve">Data platform migration </w:t>
@@ -4092,10 +3106,6 @@
           <w:p>
             <w:pPr>
               <w:pStyle w:val="ListParagraph"/>
-              <w:numPr>
-                <w:ilvl w:val="0"/>
-                <w:numId w:val="1"/>
-              </w:numPr>
               <w:spacing w:line="360" w:lineRule="auto"/>
               <w:rPr>
                 <w:rFonts w:cstheme="minorHAnsi"/>
@@ -4123,13 +3133,18 @@
           </w:tcPr>
           <w:p>
             <w:pPr>
+              <w:pStyle w:val="ListParagraph"/>
+              <w:numPr>
+                <w:ilvl w:val="0"/>
+                <w:numId w:val="31"/>
+              </w:numPr>
               <w:spacing w:line="276" w:lineRule="auto"/>
               <w:rPr>
                 <w:rFonts w:cstheme="minorHAnsi"/>
                 <w:b/>
                 <w:bCs/>
-                <w:sz w:val="18"/>
-                <w:szCs w:val="18"/>
+                <w:sz w:val="16"/>
+                <w:szCs w:val="16"/>
               </w:rPr>
             </w:pPr>
             <w:r>
@@ -4137,8 +3152,8 @@
                 <w:rFonts w:cstheme="minorHAnsi"/>
                 <w:b/>
                 <w:bCs/>
-                <w:sz w:val="18"/>
-                <w:szCs w:val="18"/>
+                <w:sz w:val="16"/>
+                <w:szCs w:val="16"/>
                 <w:lang w:val="en-GB" w:bidi="bn-IN"/>
               </w:rPr>
               <w:t>Different projects for trademark, brand protection, content protection solution systems</w:t>
@@ -4154,10 +3169,6 @@
           <w:p>
             <w:pPr>
               <w:pStyle w:val="ListParagraph"/>
-              <w:numPr>
-                <w:ilvl w:val="0"/>
-                <w:numId w:val="1"/>
-              </w:numPr>
               <w:spacing w:line="360" w:lineRule="auto"/>
               <w:rPr>
                 <w:rFonts w:cstheme="minorHAnsi"/>
@@ -4174,174 +3185,6 @@
                 <w:lang w:val="en-GB" w:bidi="bn-IN"/>
               </w:rPr>
               <w:t>Design and split phase wise architecture for different stakeholders to proceed with project by understanding business requirements</w:t>
-            </w:r>
-          </w:p>
-        </w:tc>
-      </w:tr>
-      <w:tr>
-        <w:tc>
-          <w:tcPr>
-            <w:tcW w:w="9622" w:type="dxa"/>
-          </w:tcPr>
-          <w:p>
-            <w:pPr>
-              <w:spacing w:line="276" w:lineRule="auto"/>
-              <w:rPr>
-                <w:rFonts w:cstheme="minorHAnsi"/>
-                <w:b/>
-                <w:bCs/>
-                <w:sz w:val="18"/>
-                <w:szCs w:val="18"/>
-              </w:rPr>
-            </w:pPr>
-            <w:r>
-              <w:rPr>
-                <w:rFonts w:cstheme="minorHAnsi"/>
-                <w:b/>
-                <w:bCs/>
-                <w:sz w:val="18"/>
-                <w:szCs w:val="18"/>
-                <w:lang w:val="en-GB" w:bidi="bn-IN"/>
-              </w:rPr>
-              <w:t>E-commerce project for local and foreign customers with SAP Commerce Cloud (</w:t>
-            </w:r>
-            <w:r>
-              <w:rPr>
-                <w:rFonts w:cstheme="minorHAnsi"/>
-                <w:b/>
-                <w:bCs/>
-                <w:sz w:val="18"/>
-                <w:szCs w:val="18"/>
-                <w:lang w:val="en-GB" w:bidi="bn-IN"/>
-              </w:rPr>
-              <w:t>B2B</w:t>
-            </w:r>
-            <w:r>
-              <w:rPr>
-                <w:rFonts w:cstheme="minorHAnsi"/>
-                <w:b/>
-                <w:bCs/>
-                <w:sz w:val="18"/>
-                <w:szCs w:val="18"/>
-                <w:lang w:val="en-GB" w:bidi="bn-IN"/>
-              </w:rPr>
-              <w:t xml:space="preserve"> and B2</w:t>
-            </w:r>
-            <w:r>
-              <w:rPr>
-                <w:rFonts w:cstheme="minorHAnsi"/>
-                <w:b/>
-                <w:bCs/>
-                <w:sz w:val="18"/>
-                <w:szCs w:val="18"/>
-                <w:lang w:val="en-GB" w:bidi="bn-IN"/>
-              </w:rPr>
-              <w:t>C</w:t>
-            </w:r>
-            <w:r>
-              <w:rPr>
-                <w:rFonts w:cstheme="minorHAnsi"/>
-                <w:b/>
-                <w:bCs/>
-                <w:sz w:val="18"/>
-                <w:szCs w:val="18"/>
-                <w:lang w:val="en-GB" w:bidi="bn-IN"/>
-              </w:rPr>
-              <w:t>)</w:t>
-            </w:r>
-          </w:p>
-        </w:tc>
-      </w:tr>
-      <w:tr>
-        <w:tc>
-          <w:tcPr>
-            <w:tcW w:w="9622" w:type="dxa"/>
-          </w:tcPr>
-          <w:p>
-            <w:pPr>
-              <w:pStyle w:val="ListParagraph"/>
-              <w:numPr>
-                <w:ilvl w:val="0"/>
-                <w:numId w:val="1"/>
-              </w:numPr>
-              <w:spacing w:line="360" w:lineRule="auto"/>
-              <w:rPr>
-                <w:rFonts w:cstheme="minorHAnsi"/>
-                <w:sz w:val="16"/>
-                <w:szCs w:val="16"/>
-              </w:rPr>
-            </w:pPr>
-            <w:r>
-              <w:rPr>
-                <w:rFonts w:cstheme="minorHAnsi"/>
-                <w:color w:val="7F7F7F" w:themeColor="text1" w:themeTint="80"/>
-                <w:sz w:val="16"/>
-                <w:szCs w:val="16"/>
-                <w:lang w:val="en-GB" w:bidi="bn-IN"/>
-              </w:rPr>
-              <w:t>Telco, Retail, Digital, Medicine, Grocery, Manufacturer</w:t>
-            </w:r>
-          </w:p>
-        </w:tc>
-      </w:tr>
-      <w:tr>
-        <w:tc>
-          <w:tcPr>
-            <w:tcW w:w="9622" w:type="dxa"/>
-          </w:tcPr>
-          <w:p>
-            <w:pPr>
-              <w:spacing w:line="276" w:lineRule="auto"/>
-              <w:rPr>
-                <w:rFonts w:cstheme="minorHAnsi"/>
-                <w:b/>
-                <w:bCs/>
-                <w:sz w:val="18"/>
-                <w:szCs w:val="18"/>
-              </w:rPr>
-            </w:pPr>
-            <w:r>
-              <w:rPr>
-                <w:rFonts w:cstheme="minorHAnsi"/>
-                <w:b/>
-                <w:bCs/>
-                <w:sz w:val="18"/>
-                <w:szCs w:val="18"/>
-                <w:lang w:val="en-GB" w:bidi="bn-IN"/>
-              </w:rPr>
-              <w:t>Common Provisioning System Integration and Development</w:t>
-            </w:r>
-          </w:p>
-        </w:tc>
-      </w:tr>
-      <w:tr>
-        <w:tc>
-          <w:tcPr>
-            <w:tcW w:w="9622" w:type="dxa"/>
-          </w:tcPr>
-          <w:p>
-            <w:pPr>
-              <w:pStyle w:val="ListParagraph"/>
-              <w:numPr>
-                <w:ilvl w:val="0"/>
-                <w:numId w:val="1"/>
-              </w:numPr>
-              <w:rPr>
-                <w:rFonts w:cstheme="minorHAnsi"/>
-                <w:color w:val="7F7F7F" w:themeColor="text1" w:themeTint="80"/>
-                <w:sz w:val="16"/>
-                <w:szCs w:val="16"/>
-              </w:rPr>
-            </w:pPr>
-            <w:r>
-              <w:rPr>
-                <w:rFonts w:cstheme="minorHAnsi"/>
-                <w:color w:val="7F7F7F" w:themeColor="text1" w:themeTint="80"/>
-                <w:sz w:val="16"/>
-                <w:szCs w:val="16"/>
-                <w:lang w:val="en-GB" w:bidi="bn-IN"/>
-              </w:rPr>
-              <w:t xml:space="preserve">Multivendor VAS and Core nodes integration with provisioning system for multination telecommunication company </w:t>
             </w:r>
           </w:p>
         </w:tc>
@@ -4382,391 +3225,135 @@
         <w:t>TEACHING EXPERIENCE</w:t>
       </w:r>
     </w:p>
-    <w:tbl>
-      <w:tblPr>
-        <w:tblStyle w:val="TableGrid"/>
-        <w:tblW w:w="0" w:type="auto"/>
-        <w:tblBorders>
-          <w:top w:val="none" w:sz="0" w:space="0" w:color="auto"/>
-          <w:left w:val="none" w:sz="0" w:space="0" w:color="auto"/>
-          <w:bottom w:val="none" w:sz="0" w:space="0" w:color="auto"/>
-          <w:right w:val="none" w:sz="0" w:space="0" w:color="auto"/>
-          <w:insideH w:val="none" w:sz="0" w:space="0" w:color="auto"/>
-          <w:insideV w:val="none" w:sz="0" w:space="0" w:color="auto"/>
-        </w:tblBorders>
-        <w:tblLook w:val="04A0" w:firstRow="1" w:lastRow="0" w:firstColumn="1" w:lastColumn="0" w:noHBand="0" w:noVBand="1"/>
-      </w:tblPr>
-      <w:tblGrid>
-        <w:gridCol w:w="1738"/>
-        <w:gridCol w:w="3088"/>
-        <w:gridCol w:w="1735"/>
-        <w:gridCol w:w="3071"/>
-      </w:tblGrid>
-      <w:tr>
-        <w:tc>
-          <w:tcPr>
-            <w:tcW w:w="1838" w:type="dxa"/>
-          </w:tcPr>
-          <w:p>
-            <w:pPr>
-              <w:rPr>
-                <w:rFonts w:cstheme="minorHAnsi"/>
-                <w:b/>
-                <w:bCs/>
-                <w:sz w:val="18"/>
-                <w:szCs w:val="18"/>
-              </w:rPr>
-            </w:pPr>
-            <w:r>
-              <w:rPr>
-                <w:rFonts w:cstheme="minorHAnsi"/>
-                <w:b/>
-                <w:bCs/>
-                <w:sz w:val="18"/>
-                <w:szCs w:val="18"/>
-                <w:lang w:val="en-GB" w:bidi="bn-IN"/>
-              </w:rPr>
-              <w:lastRenderedPageBreak/>
-              <w:t>Hybris Trainer</w:t>
-            </w:r>
-          </w:p>
-        </w:tc>
-        <w:tc>
-          <w:tcPr>
-            <w:tcW w:w="3386" w:type="dxa"/>
-          </w:tcPr>
-          <w:p>
-            <w:pPr>
-              <w:rPr>
-                <w:rFonts w:cstheme="minorHAnsi"/>
-                <w:sz w:val="18"/>
-                <w:szCs w:val="18"/>
-              </w:rPr>
-            </w:pPr>
-          </w:p>
-        </w:tc>
-        <w:tc>
-          <w:tcPr>
-            <w:tcW w:w="1859" w:type="dxa"/>
-          </w:tcPr>
-          <w:p>
-            <w:pPr>
-              <w:rPr>
-                <w:rFonts w:cstheme="minorHAnsi"/>
-                <w:b/>
-                <w:bCs/>
-                <w:sz w:val="18"/>
-                <w:szCs w:val="18"/>
-                <w:lang w:val="fi-FI"/>
-              </w:rPr>
-            </w:pPr>
-            <w:r>
-              <w:rPr>
-                <w:rFonts w:cstheme="minorHAnsi"/>
-                <w:b/>
-                <w:bCs/>
-                <w:sz w:val="18"/>
-                <w:szCs w:val="18"/>
-                <w:lang w:val="en-GB" w:bidi="bn-IN"/>
-              </w:rPr>
-              <w:t>Hybris Trainer</w:t>
-            </w:r>
-          </w:p>
-        </w:tc>
-        <w:tc>
-          <w:tcPr>
-            <w:tcW w:w="3367" w:type="dxa"/>
-          </w:tcPr>
-          <w:p>
-            <w:pPr>
-              <w:rPr>
-                <w:rFonts w:cstheme="minorHAnsi"/>
-                <w:sz w:val="18"/>
-                <w:szCs w:val="18"/>
-              </w:rPr>
-            </w:pPr>
-          </w:p>
-        </w:tc>
-      </w:tr>
-      <w:tr>
-        <w:tc>
-          <w:tcPr>
-            <w:tcW w:w="1838" w:type="dxa"/>
-          </w:tcPr>
-          <w:p>
-            <w:pPr>
-              <w:spacing w:line="360" w:lineRule="auto"/>
-              <w:rPr>
-                <w:rFonts w:cstheme="minorHAnsi"/>
-                <w:sz w:val="18"/>
-                <w:szCs w:val="18"/>
-              </w:rPr>
-            </w:pPr>
-            <w:r>
-              <w:rPr>
-                <w:rFonts w:cstheme="minorHAnsi"/>
-                <w:sz w:val="18"/>
-                <w:szCs w:val="18"/>
-                <w:lang w:val="en-GB" w:bidi="bn-IN"/>
-              </w:rPr>
-              <w:t>Accenture Nordics</w:t>
-            </w:r>
-          </w:p>
-        </w:tc>
-        <w:tc>
-          <w:tcPr>
-            <w:tcW w:w="3386" w:type="dxa"/>
-          </w:tcPr>
-          <w:p>
-            <w:pPr>
-              <w:rPr>
-                <w:rFonts w:cstheme="minorHAnsi"/>
-                <w:sz w:val="18"/>
-                <w:szCs w:val="18"/>
-              </w:rPr>
-            </w:pPr>
-          </w:p>
-        </w:tc>
-        <w:tc>
-          <w:tcPr>
-            <w:tcW w:w="1859" w:type="dxa"/>
-          </w:tcPr>
-          <w:p>
-            <w:pPr>
-              <w:rPr>
-                <w:rFonts w:cstheme="minorHAnsi"/>
-                <w:sz w:val="18"/>
-                <w:szCs w:val="18"/>
-              </w:rPr>
-            </w:pPr>
-            <w:r>
-              <w:rPr>
-                <w:rFonts w:cstheme="minorHAnsi"/>
-                <w:sz w:val="18"/>
-                <w:szCs w:val="18"/>
-                <w:lang w:val="en-GB" w:bidi="bn-IN"/>
-              </w:rPr>
-              <w:t>Tieto</w:t>
-            </w:r>
-          </w:p>
-        </w:tc>
-        <w:tc>
-          <w:tcPr>
-            <w:tcW w:w="3367" w:type="dxa"/>
-          </w:tcPr>
-          <w:p>
-            <w:pPr>
-              <w:rPr>
-                <w:rFonts w:cstheme="minorHAnsi"/>
-                <w:sz w:val="18"/>
-                <w:szCs w:val="18"/>
-              </w:rPr>
-            </w:pPr>
-          </w:p>
-        </w:tc>
-      </w:tr>
-      <w:tr>
-        <w:tc>
-          <w:tcPr>
-            <w:tcW w:w="1838" w:type="dxa"/>
-          </w:tcPr>
-          <w:p>
-            <w:pPr>
-              <w:rPr>
-                <w:rFonts w:cstheme="minorHAnsi"/>
-                <w:i/>
-                <w:iCs/>
-                <w:color w:val="808080" w:themeColor="background1" w:themeShade="80"/>
-                <w:sz w:val="16"/>
-                <w:szCs w:val="16"/>
-                <w:lang w:val="fi-FI"/>
-              </w:rPr>
-            </w:pPr>
-            <w:r>
-              <w:rPr>
-                <w:rFonts w:cstheme="minorHAnsi"/>
-                <w:i/>
-                <w:iCs/>
-                <w:color w:val="808080" w:themeColor="background1" w:themeShade="80"/>
-                <w:sz w:val="16"/>
-                <w:szCs w:val="16"/>
-                <w:lang w:val="fi-FI"/>
-              </w:rPr>
-              <w:t>08/</w:t>
-            </w:r>
-            <w:proofErr w:type="gramStart"/>
-            <w:r>
-              <w:rPr>
-                <w:rFonts w:cstheme="minorHAnsi"/>
-                <w:i/>
-                <w:iCs/>
-                <w:color w:val="808080" w:themeColor="background1" w:themeShade="80"/>
-                <w:sz w:val="16"/>
-                <w:szCs w:val="16"/>
-                <w:lang w:val="fi-FI"/>
-              </w:rPr>
-              <w:t>2017 – 03</w:t>
-            </w:r>
-            <w:proofErr w:type="gramEnd"/>
-            <w:r>
-              <w:rPr>
-                <w:rFonts w:cstheme="minorHAnsi"/>
-                <w:i/>
-                <w:iCs/>
-                <w:color w:val="808080" w:themeColor="background1" w:themeShade="80"/>
-                <w:sz w:val="16"/>
-                <w:szCs w:val="16"/>
-                <w:lang w:val="fi-FI"/>
-              </w:rPr>
-              <w:t>/2020</w:t>
-            </w:r>
-          </w:p>
-        </w:tc>
-        <w:tc>
-          <w:tcPr>
-            <w:tcW w:w="3386" w:type="dxa"/>
-          </w:tcPr>
-          <w:p>
-            <w:pPr>
-              <w:rPr>
-                <w:rFonts w:cstheme="minorHAnsi"/>
-                <w:i/>
-                <w:iCs/>
-                <w:color w:val="808080" w:themeColor="background1" w:themeShade="80"/>
-                <w:sz w:val="16"/>
-                <w:szCs w:val="16"/>
-                <w:lang w:val="fi-FI"/>
-              </w:rPr>
-            </w:pPr>
-            <w:r>
-              <w:rPr>
-                <w:rFonts w:cstheme="minorHAnsi"/>
-                <w:i/>
-                <w:iCs/>
-                <w:color w:val="808080" w:themeColor="background1" w:themeShade="80"/>
-                <w:sz w:val="16"/>
-                <w:szCs w:val="16"/>
-                <w:lang w:val="fi-FI"/>
-              </w:rPr>
-              <w:t xml:space="preserve">Helsinki, </w:t>
-            </w:r>
-            <w:proofErr w:type="spellStart"/>
-            <w:r>
-              <w:rPr>
-                <w:rFonts w:cstheme="minorHAnsi"/>
-                <w:i/>
-                <w:iCs/>
-                <w:color w:val="808080" w:themeColor="background1" w:themeShade="80"/>
-                <w:sz w:val="16"/>
-                <w:szCs w:val="16"/>
-                <w:lang w:val="fi-FI"/>
-              </w:rPr>
-              <w:t>FInland</w:t>
-            </w:r>
-            <w:proofErr w:type="spellEnd"/>
-          </w:p>
-        </w:tc>
-        <w:tc>
-          <w:tcPr>
-            <w:tcW w:w="1859" w:type="dxa"/>
-          </w:tcPr>
-          <w:p>
-            <w:pPr>
-              <w:rPr>
-                <w:rFonts w:cstheme="minorHAnsi"/>
-                <w:i/>
-                <w:iCs/>
-                <w:color w:val="808080" w:themeColor="background1" w:themeShade="80"/>
-                <w:sz w:val="16"/>
-                <w:szCs w:val="16"/>
-                <w:lang w:val="fi-FI"/>
-              </w:rPr>
-            </w:pPr>
-            <w:r>
-              <w:rPr>
-                <w:rFonts w:cstheme="minorHAnsi"/>
-                <w:i/>
-                <w:iCs/>
-                <w:color w:val="808080" w:themeColor="background1" w:themeShade="80"/>
-                <w:sz w:val="16"/>
-                <w:szCs w:val="16"/>
-                <w:lang w:val="fi-FI"/>
-              </w:rPr>
-              <w:t>05/</w:t>
-            </w:r>
-            <w:proofErr w:type="gramStart"/>
-            <w:r>
-              <w:rPr>
-                <w:rFonts w:cstheme="minorHAnsi"/>
-                <w:i/>
-                <w:iCs/>
-                <w:color w:val="808080" w:themeColor="background1" w:themeShade="80"/>
-                <w:sz w:val="16"/>
-                <w:szCs w:val="16"/>
-                <w:lang w:val="fi-FI"/>
-              </w:rPr>
-              <w:t>2016 – 07</w:t>
-            </w:r>
-            <w:proofErr w:type="gramEnd"/>
-            <w:r>
-              <w:rPr>
-                <w:rFonts w:cstheme="minorHAnsi"/>
-                <w:i/>
-                <w:iCs/>
-                <w:color w:val="808080" w:themeColor="background1" w:themeShade="80"/>
-                <w:sz w:val="16"/>
-                <w:szCs w:val="16"/>
-                <w:lang w:val="fi-FI"/>
-              </w:rPr>
-              <w:t>/2017</w:t>
-            </w:r>
-          </w:p>
-        </w:tc>
-        <w:tc>
-          <w:tcPr>
-            <w:tcW w:w="3367" w:type="dxa"/>
-          </w:tcPr>
-          <w:p>
-            <w:pPr>
-              <w:rPr>
-                <w:rFonts w:cstheme="minorHAnsi"/>
-                <w:i/>
-                <w:iCs/>
-                <w:color w:val="808080" w:themeColor="background1" w:themeShade="80"/>
-                <w:sz w:val="16"/>
-                <w:szCs w:val="16"/>
-                <w:lang w:val="fi-FI"/>
-              </w:rPr>
-            </w:pPr>
-            <w:r>
-              <w:rPr>
-                <w:rFonts w:cstheme="minorHAnsi"/>
-                <w:i/>
-                <w:iCs/>
-                <w:color w:val="808080" w:themeColor="background1" w:themeShade="80"/>
-                <w:sz w:val="16"/>
-                <w:szCs w:val="16"/>
-                <w:lang w:val="fi-FI"/>
-              </w:rPr>
-              <w:t>Helsinki, Finland</w:t>
-            </w:r>
-          </w:p>
-        </w:tc>
-      </w:tr>
-    </w:tbl>
     <w:p>
       <w:pPr>
+        <w:pStyle w:val="ListParagraph"/>
+        <w:numPr>
+          <w:ilvl w:val="0"/>
+          <w:numId w:val="30"/>
+        </w:numPr>
         <w:spacing w:line="360" w:lineRule="auto"/>
+        <w:rPr>
+          <w:rFonts w:cstheme="minorHAnsi"/>
+          <w:sz w:val="16"/>
+          <w:szCs w:val="16"/>
+          <w:lang w:val="en-GB" w:bidi="bn-IN"/>
+        </w:rPr>
+      </w:pPr>
+      <w:r>
         <w:rPr>
           <w:rFonts w:cstheme="minorHAnsi"/>
           <w:b/>
           <w:bCs/>
-          <w:color w:val="2E74B5" w:themeColor="accent5" w:themeShade="BF"/>
-          <w:sz w:val="10"/>
-          <w:szCs w:val="10"/>
-          <w:lang w:val="en-GB"/>
+          <w:sz w:val="16"/>
+          <w:szCs w:val="16"/>
+          <w:lang w:val="en-GB" w:bidi="bn-IN"/>
         </w:rPr>
-      </w:pPr>
+        <w:t xml:space="preserve">Cloud and </w:t>
+      </w:r>
+      <w:r>
+        <w:rPr>
+          <w:rFonts w:cstheme="minorHAnsi"/>
+          <w:b/>
+          <w:bCs/>
+          <w:sz w:val="16"/>
+          <w:szCs w:val="16"/>
+          <w:lang w:val="en-GB" w:bidi="bn-IN"/>
+        </w:rPr>
+        <w:t xml:space="preserve">Data Advisor: </w:t>
+      </w:r>
+      <w:r>
+        <w:rPr>
+          <w:rFonts w:cstheme="minorHAnsi"/>
+          <w:sz w:val="16"/>
+          <w:szCs w:val="16"/>
+          <w:lang w:val="en-GB" w:bidi="bn-IN"/>
+        </w:rPr>
+        <w:t xml:space="preserve">Posti (2024-2026) &amp; </w:t>
+      </w:r>
+      <w:proofErr w:type="spellStart"/>
+      <w:r>
+        <w:rPr>
+          <w:rFonts w:cstheme="minorHAnsi"/>
+          <w:sz w:val="16"/>
+          <w:szCs w:val="16"/>
+          <w:lang w:val="en-GB" w:bidi="bn-IN"/>
+        </w:rPr>
+        <w:t>Corsearch</w:t>
+      </w:r>
+      <w:proofErr w:type="spellEnd"/>
+      <w:r>
+        <w:rPr>
+          <w:rFonts w:cstheme="minorHAnsi"/>
+          <w:sz w:val="16"/>
+          <w:szCs w:val="16"/>
+          <w:lang w:val="en-GB" w:bidi="bn-IN"/>
+        </w:rPr>
+        <w:t xml:space="preserve"> (2022-2024).</w:t>
+      </w:r>
+    </w:p>
+    <w:p>
+      <w:pPr>
+        <w:pStyle w:val="ListParagraph"/>
+        <w:numPr>
+          <w:ilvl w:val="0"/>
+          <w:numId w:val="30"/>
+        </w:numPr>
+        <w:spacing w:line="360" w:lineRule="auto"/>
+        <w:rPr>
+          <w:rFonts w:cstheme="minorHAnsi"/>
+          <w:sz w:val="16"/>
+          <w:szCs w:val="16"/>
+          <w:lang w:val="en-GB" w:bidi="bn-IN"/>
+        </w:rPr>
+      </w:pPr>
+      <w:r>
+        <w:rPr>
+          <w:rFonts w:cstheme="minorHAnsi"/>
+          <w:b/>
+          <w:bCs/>
+          <w:sz w:val="16"/>
+          <w:szCs w:val="16"/>
+          <w:lang w:val="en-GB" w:bidi="bn-IN"/>
+        </w:rPr>
+        <w:t xml:space="preserve">Hybris Trainer: </w:t>
+      </w:r>
+      <w:r>
+        <w:rPr>
+          <w:rFonts w:cstheme="minorHAnsi"/>
+          <w:sz w:val="16"/>
+          <w:szCs w:val="16"/>
+          <w:lang w:val="en-GB" w:bidi="bn-IN"/>
+        </w:rPr>
+        <w:t xml:space="preserve">Accenture Nordics (2017–2020) &amp; </w:t>
+      </w:r>
+      <w:r>
+        <w:rPr>
+          <w:rFonts w:cstheme="minorHAnsi"/>
+          <w:sz w:val="16"/>
+          <w:szCs w:val="16"/>
+          <w:lang w:val="en-GB" w:bidi="bn-IN"/>
+        </w:rPr>
+        <w:t>Tieto (2015–2017</w:t>
+      </w:r>
+      <w:r>
+        <w:rPr>
+          <w:rFonts w:cstheme="minorHAnsi"/>
+          <w:sz w:val="16"/>
+          <w:szCs w:val="16"/>
+          <w:lang w:val="en-GB" w:bidi="bn-IN"/>
+        </w:rPr>
+        <w:t>)</w:t>
+      </w:r>
+      <w:r>
+        <w:rPr>
+          <w:rFonts w:cstheme="minorHAnsi"/>
+          <w:sz w:val="16"/>
+          <w:szCs w:val="16"/>
+          <w:lang w:val="en-GB" w:bidi="bn-IN"/>
+        </w:rPr>
+        <w:t>.</w:t>
+      </w:r>
     </w:p>
     <w:p>
       <w:pPr>
@@ -5687,336 +4274,135 @@
           <w:szCs w:val="22"/>
           <w:lang w:val="en-GB"/>
         </w:rPr>
-        <w:t>HONOR AWARDS</w:t>
+        <w:t>HONOR</w:t>
+      </w:r>
+      <w:r>
+        <w:rPr>
+          <w:rFonts w:cstheme="minorHAnsi"/>
+          <w:b/>
+          <w:bCs/>
+          <w:color w:val="2E74B5" w:themeColor="accent5" w:themeShade="BF"/>
+          <w:sz w:val="22"/>
+          <w:szCs w:val="22"/>
+          <w:lang w:val="en-GB"/>
+        </w:rPr>
+        <w:t>S</w:t>
+      </w:r>
+      <w:r>
+        <w:rPr>
+          <w:rFonts w:cstheme="minorHAnsi"/>
+          <w:b/>
+          <w:bCs/>
+          <w:color w:val="2E74B5" w:themeColor="accent5" w:themeShade="BF"/>
+          <w:sz w:val="22"/>
+          <w:szCs w:val="22"/>
+          <w:lang w:val="en-GB"/>
+        </w:rPr>
+        <w:t xml:space="preserve"> </w:t>
+      </w:r>
+      <w:r>
+        <w:rPr>
+          <w:rFonts w:cstheme="minorHAnsi"/>
+          <w:b/>
+          <w:bCs/>
+          <w:color w:val="2E74B5" w:themeColor="accent5" w:themeShade="BF"/>
+          <w:sz w:val="22"/>
+          <w:szCs w:val="22"/>
+          <w:lang w:val="en-GB"/>
+        </w:rPr>
+        <w:t xml:space="preserve">&amp; </w:t>
+      </w:r>
+      <w:r>
+        <w:rPr>
+          <w:rFonts w:cstheme="minorHAnsi"/>
+          <w:b/>
+          <w:bCs/>
+          <w:color w:val="2E74B5" w:themeColor="accent5" w:themeShade="BF"/>
+          <w:sz w:val="22"/>
+          <w:szCs w:val="22"/>
+          <w:lang w:val="en-GB"/>
+        </w:rPr>
+        <w:t>AWARDS</w:t>
       </w:r>
     </w:p>
-    <w:tbl>
-      <w:tblPr>
-        <w:tblStyle w:val="TableGrid"/>
-        <w:tblW w:w="0" w:type="auto"/>
-        <w:tblBorders>
-          <w:top w:val="none" w:sz="0" w:space="0" w:color="auto"/>
-          <w:left w:val="none" w:sz="0" w:space="0" w:color="auto"/>
-          <w:bottom w:val="none" w:sz="0" w:space="0" w:color="auto"/>
-          <w:right w:val="none" w:sz="0" w:space="0" w:color="auto"/>
-          <w:insideH w:val="none" w:sz="0" w:space="0" w:color="auto"/>
-          <w:insideV w:val="none" w:sz="0" w:space="0" w:color="auto"/>
-        </w:tblBorders>
-        <w:tblLook w:val="04A0" w:firstRow="1" w:lastRow="0" w:firstColumn="1" w:lastColumn="0" w:noHBand="0" w:noVBand="1"/>
-      </w:tblPr>
-      <w:tblGrid>
-        <w:gridCol w:w="4815"/>
-        <w:gridCol w:w="4817"/>
-      </w:tblGrid>
-      <w:tr>
-        <w:tc>
-          <w:tcPr>
-            <w:tcW w:w="10450" w:type="dxa"/>
-            <w:gridSpan w:val="2"/>
-          </w:tcPr>
-          <w:p>
-            <w:pPr>
-              <w:rPr>
-                <w:rFonts w:cstheme="minorHAnsi"/>
-                <w:sz w:val="18"/>
-                <w:szCs w:val="18"/>
-              </w:rPr>
-            </w:pPr>
-            <w:r>
-              <w:rPr>
-                <w:rFonts w:cstheme="minorHAnsi"/>
-                <w:sz w:val="18"/>
-                <w:szCs w:val="18"/>
-                <w:lang w:val="en-GB" w:bidi="bn-IN"/>
-              </w:rPr>
-              <w:t>Best data insight application from Finland in Nordea Innovation Challenge</w:t>
-            </w:r>
-          </w:p>
-        </w:tc>
-      </w:tr>
-      <w:tr>
-        <w:tc>
-          <w:tcPr>
-            <w:tcW w:w="5225" w:type="dxa"/>
-          </w:tcPr>
-          <w:p>
-            <w:pPr>
-              <w:spacing w:line="276" w:lineRule="auto"/>
-              <w:rPr>
-                <w:rFonts w:cstheme="minorHAnsi"/>
-                <w:i/>
-                <w:iCs/>
-                <w:color w:val="808080" w:themeColor="background1" w:themeShade="80"/>
-                <w:sz w:val="16"/>
-                <w:szCs w:val="16"/>
-                <w:lang w:val="fi-FI"/>
-              </w:rPr>
-            </w:pPr>
-            <w:r>
-              <w:rPr>
-                <w:rFonts w:cstheme="minorHAnsi"/>
-                <w:i/>
-                <w:iCs/>
-                <w:color w:val="808080" w:themeColor="background1" w:themeShade="80"/>
-                <w:sz w:val="16"/>
-                <w:szCs w:val="16"/>
-                <w:lang w:val="fi-FI"/>
-              </w:rPr>
-              <w:t>Nordea and IBM</w:t>
-            </w:r>
-          </w:p>
-        </w:tc>
-        <w:tc>
-          <w:tcPr>
-            <w:tcW w:w="5225" w:type="dxa"/>
-          </w:tcPr>
-          <w:p>
-            <w:pPr>
-              <w:jc w:val="right"/>
-              <w:rPr>
-                <w:rFonts w:cstheme="minorHAnsi"/>
-                <w:i/>
-                <w:iCs/>
-                <w:color w:val="808080" w:themeColor="background1" w:themeShade="80"/>
-                <w:sz w:val="16"/>
-                <w:szCs w:val="16"/>
-                <w:lang w:val="fi-FI"/>
-              </w:rPr>
-            </w:pPr>
-            <w:r>
-              <w:rPr>
-                <w:rFonts w:cstheme="minorHAnsi"/>
-                <w:i/>
-                <w:iCs/>
-                <w:color w:val="808080" w:themeColor="background1" w:themeShade="80"/>
-                <w:sz w:val="16"/>
-                <w:szCs w:val="16"/>
-                <w:lang w:val="fi-FI"/>
-              </w:rPr>
-              <w:t>11/2014</w:t>
-            </w:r>
-          </w:p>
-        </w:tc>
-      </w:tr>
-      <w:tr>
-        <w:tc>
-          <w:tcPr>
-            <w:tcW w:w="10450" w:type="dxa"/>
-            <w:gridSpan w:val="2"/>
-          </w:tcPr>
-          <w:p>
-            <w:pPr>
-              <w:pStyle w:val="ListParagraph"/>
-              <w:numPr>
-                <w:ilvl w:val="0"/>
-                <w:numId w:val="1"/>
-              </w:numPr>
-              <w:autoSpaceDE w:val="0"/>
-              <w:autoSpaceDN w:val="0"/>
-              <w:adjustRightInd w:val="0"/>
-              <w:rPr>
-                <w:rFonts w:cstheme="minorHAnsi"/>
-                <w:color w:val="000000"/>
-                <w:sz w:val="16"/>
-                <w:szCs w:val="16"/>
-                <w:lang w:val="en-GB" w:bidi="bn-IN"/>
-              </w:rPr>
-            </w:pPr>
-            <w:r>
-              <w:rPr>
-                <w:rFonts w:cstheme="minorHAnsi"/>
-                <w:color w:val="000000"/>
-                <w:sz w:val="16"/>
-                <w:szCs w:val="16"/>
-                <w:lang w:val="en-GB" w:bidi="bn-IN"/>
-              </w:rPr>
-              <w:t>48 hours hackathon</w:t>
-            </w:r>
-          </w:p>
-          <w:p>
-            <w:pPr>
-              <w:pStyle w:val="ListParagraph"/>
-              <w:numPr>
-                <w:ilvl w:val="0"/>
-                <w:numId w:val="1"/>
-              </w:numPr>
-              <w:spacing w:line="480" w:lineRule="auto"/>
-              <w:rPr>
-                <w:rFonts w:cstheme="minorHAnsi"/>
-                <w:sz w:val="16"/>
-                <w:szCs w:val="16"/>
-              </w:rPr>
-            </w:pPr>
-            <w:r>
-              <w:rPr>
-                <w:rFonts w:cstheme="minorHAnsi"/>
-                <w:color w:val="000000"/>
-                <w:sz w:val="16"/>
-                <w:szCs w:val="16"/>
-                <w:lang w:val="en-GB" w:bidi="bn-IN"/>
-              </w:rPr>
-              <w:t>Technology used: Nordea API, IBM-</w:t>
-            </w:r>
-            <w:proofErr w:type="spellStart"/>
-            <w:r>
-              <w:rPr>
-                <w:rFonts w:cstheme="minorHAnsi"/>
-                <w:color w:val="000000"/>
-                <w:sz w:val="16"/>
-                <w:szCs w:val="16"/>
-                <w:lang w:val="en-GB" w:bidi="bn-IN"/>
-              </w:rPr>
-              <w:t>Blumix</w:t>
-            </w:r>
-            <w:proofErr w:type="spellEnd"/>
-          </w:p>
-        </w:tc>
-      </w:tr>
-      <w:tr>
-        <w:tc>
-          <w:tcPr>
-            <w:tcW w:w="10450" w:type="dxa"/>
-            <w:gridSpan w:val="2"/>
-          </w:tcPr>
-          <w:p>
-            <w:pPr>
-              <w:rPr>
-                <w:rFonts w:cstheme="minorHAnsi"/>
-                <w:sz w:val="18"/>
-                <w:szCs w:val="18"/>
-              </w:rPr>
-            </w:pPr>
-            <w:r>
-              <w:rPr>
-                <w:rFonts w:cstheme="minorHAnsi"/>
-                <w:sz w:val="18"/>
-                <w:szCs w:val="18"/>
-                <w:lang w:val="en-GB" w:bidi="bn-IN"/>
-              </w:rPr>
-              <w:t xml:space="preserve">Employee of the month </w:t>
-            </w:r>
-          </w:p>
-        </w:tc>
-      </w:tr>
-      <w:tr>
-        <w:tc>
-          <w:tcPr>
-            <w:tcW w:w="5225" w:type="dxa"/>
-          </w:tcPr>
-          <w:p>
-            <w:pPr>
-              <w:spacing w:line="360" w:lineRule="auto"/>
-              <w:rPr>
-                <w:rFonts w:cstheme="minorHAnsi"/>
-                <w:sz w:val="16"/>
-                <w:szCs w:val="16"/>
-              </w:rPr>
-            </w:pPr>
-            <w:r>
-              <w:rPr>
-                <w:rFonts w:cstheme="minorHAnsi"/>
-                <w:i/>
-                <w:iCs/>
-                <w:color w:val="808080" w:themeColor="background1" w:themeShade="80"/>
-                <w:sz w:val="16"/>
-                <w:szCs w:val="16"/>
-                <w:lang w:val="fi-FI"/>
-              </w:rPr>
-              <w:t>Tieto</w:t>
-            </w:r>
-          </w:p>
-        </w:tc>
-        <w:tc>
-          <w:tcPr>
-            <w:tcW w:w="5225" w:type="dxa"/>
-          </w:tcPr>
-          <w:p>
-            <w:pPr>
-              <w:jc w:val="right"/>
-              <w:rPr>
-                <w:rFonts w:cstheme="minorHAnsi"/>
-                <w:i/>
-                <w:iCs/>
-                <w:color w:val="808080" w:themeColor="background1" w:themeShade="80"/>
-                <w:sz w:val="16"/>
-                <w:szCs w:val="16"/>
-                <w:lang w:val="fi-FI"/>
-              </w:rPr>
-            </w:pPr>
-            <w:r>
-              <w:rPr>
-                <w:rFonts w:cstheme="minorHAnsi"/>
-                <w:i/>
-                <w:iCs/>
-                <w:color w:val="808080" w:themeColor="background1" w:themeShade="80"/>
-                <w:sz w:val="16"/>
-                <w:szCs w:val="16"/>
-                <w:lang w:val="fi-FI"/>
-              </w:rPr>
-              <w:t>05/2017</w:t>
-            </w:r>
-          </w:p>
-        </w:tc>
-      </w:tr>
-      <w:tr>
-        <w:tc>
-          <w:tcPr>
-            <w:tcW w:w="10450" w:type="dxa"/>
-            <w:gridSpan w:val="2"/>
-          </w:tcPr>
-          <w:p>
-            <w:pPr>
-              <w:pStyle w:val="ListParagraph"/>
-              <w:numPr>
-                <w:ilvl w:val="0"/>
-                <w:numId w:val="1"/>
-              </w:numPr>
-              <w:autoSpaceDE w:val="0"/>
-              <w:autoSpaceDN w:val="0"/>
-              <w:adjustRightInd w:val="0"/>
-              <w:rPr>
-                <w:rFonts w:cstheme="minorHAnsi"/>
-                <w:sz w:val="16"/>
-                <w:szCs w:val="16"/>
-                <w:lang w:val="en-GB" w:bidi="bn-IN"/>
-              </w:rPr>
-            </w:pPr>
-            <w:r>
-              <w:rPr>
-                <w:rFonts w:cstheme="minorHAnsi"/>
-                <w:sz w:val="16"/>
-                <w:szCs w:val="16"/>
-                <w:lang w:val="en-GB" w:bidi="bn-IN"/>
-              </w:rPr>
-              <w:t>Consistent support provider to customer</w:t>
-            </w:r>
-          </w:p>
-          <w:p>
-            <w:pPr>
-              <w:pStyle w:val="ListParagraph"/>
-              <w:numPr>
-                <w:ilvl w:val="0"/>
-                <w:numId w:val="1"/>
-              </w:numPr>
-              <w:rPr>
-                <w:rFonts w:cstheme="minorHAnsi"/>
-                <w:sz w:val="16"/>
-                <w:szCs w:val="16"/>
-              </w:rPr>
-            </w:pPr>
-            <w:r>
-              <w:rPr>
-                <w:rFonts w:cstheme="minorHAnsi"/>
-                <w:sz w:val="16"/>
-                <w:szCs w:val="16"/>
-                <w:lang w:val="en-GB" w:bidi="bn-IN"/>
-              </w:rPr>
-              <w:t>Excellent feedback from customer</w:t>
-            </w:r>
-          </w:p>
-        </w:tc>
-      </w:tr>
-    </w:tbl>
+    <w:p>
+      <w:pPr>
+        <w:numPr>
+          <w:ilvl w:val="0"/>
+          <w:numId w:val="27"/>
+        </w:numPr>
+        <w:rPr>
+          <w:rFonts w:cstheme="minorHAnsi"/>
+          <w:b/>
+          <w:bCs/>
+          <w:sz w:val="16"/>
+          <w:szCs w:val="16"/>
+        </w:rPr>
+      </w:pPr>
+      <w:r>
+        <w:rPr>
+          <w:rFonts w:cstheme="minorHAnsi"/>
+          <w:b/>
+          <w:bCs/>
+          <w:sz w:val="16"/>
+          <w:szCs w:val="16"/>
+        </w:rPr>
+        <w:t xml:space="preserve">Best Data Insight Application: </w:t>
+      </w:r>
+      <w:r>
+        <w:rPr>
+          <w:rFonts w:cstheme="minorHAnsi"/>
+          <w:sz w:val="16"/>
+          <w:szCs w:val="16"/>
+        </w:rPr>
+        <w:t>Nordea Innovation Challenge (Nordea API, IBM-Blumix).</w:t>
+      </w:r>
+    </w:p>
+    <w:p>
+      <w:pPr>
+        <w:numPr>
+          <w:ilvl w:val="0"/>
+          <w:numId w:val="27"/>
+        </w:numPr>
+        <w:rPr>
+          <w:rFonts w:cstheme="minorHAnsi"/>
+          <w:b/>
+          <w:bCs/>
+          <w:sz w:val="16"/>
+          <w:szCs w:val="16"/>
+        </w:rPr>
+      </w:pPr>
+      <w:r>
+        <w:rPr>
+          <w:rFonts w:cstheme="minorHAnsi"/>
+          <w:b/>
+          <w:bCs/>
+          <w:sz w:val="16"/>
+          <w:szCs w:val="16"/>
+        </w:rPr>
+        <w:t xml:space="preserve">Employee of the Month: </w:t>
+      </w:r>
+      <w:r>
+        <w:rPr>
+          <w:rFonts w:cstheme="minorHAnsi"/>
+          <w:sz w:val="16"/>
+          <w:szCs w:val="16"/>
+        </w:rPr>
+        <w:t>Tieto (For consistent customer support).</w:t>
+      </w:r>
+    </w:p>
+    <w:p>
+      <w:pPr>
+        <w:ind w:left="720"/>
+        <w:rPr>
+          <w:rFonts w:cstheme="minorHAnsi"/>
+          <w:b/>
+          <w:bCs/>
+          <w:sz w:val="16"/>
+          <w:szCs w:val="16"/>
+        </w:rPr>
+      </w:pPr>
+    </w:p>
     <w:p>
       <w:pPr>
         <w:rPr>
@@ -6052,281 +4438,77 @@
         <w:t>EDUCATION</w:t>
       </w:r>
     </w:p>
-    <w:tbl>
-      <w:tblPr>
-        <w:tblStyle w:val="TableGrid"/>
-        <w:tblW w:w="0" w:type="auto"/>
-        <w:tblBorders>
-          <w:top w:val="none" w:sz="0" w:space="0" w:color="auto"/>
-          <w:left w:val="none" w:sz="0" w:space="0" w:color="auto"/>
-          <w:bottom w:val="none" w:sz="0" w:space="0" w:color="auto"/>
-          <w:right w:val="none" w:sz="0" w:space="0" w:color="auto"/>
-          <w:insideH w:val="none" w:sz="0" w:space="0" w:color="auto"/>
-          <w:insideV w:val="none" w:sz="0" w:space="0" w:color="auto"/>
-        </w:tblBorders>
-        <w:tblLook w:val="04A0" w:firstRow="1" w:lastRow="0" w:firstColumn="1" w:lastColumn="0" w:noHBand="0" w:noVBand="1"/>
-      </w:tblPr>
-      <w:tblGrid>
-        <w:gridCol w:w="4821"/>
-        <w:gridCol w:w="4811"/>
-      </w:tblGrid>
-      <w:tr>
-        <w:tc>
-          <w:tcPr>
-            <w:tcW w:w="9740" w:type="dxa"/>
-            <w:gridSpan w:val="2"/>
-          </w:tcPr>
-          <w:p>
-            <w:pPr>
-              <w:spacing w:line="276" w:lineRule="auto"/>
-              <w:rPr>
-                <w:rFonts w:cstheme="minorHAnsi"/>
-                <w:b/>
-                <w:bCs/>
-                <w:sz w:val="18"/>
-                <w:szCs w:val="18"/>
-              </w:rPr>
-            </w:pPr>
-            <w:r>
-              <w:rPr>
-                <w:rFonts w:cstheme="minorHAnsi"/>
-                <w:b/>
-                <w:bCs/>
-                <w:sz w:val="18"/>
-                <w:szCs w:val="18"/>
-                <w:lang w:val="en-GB" w:bidi="bn-IN"/>
-              </w:rPr>
-              <w:t>M.Sc. in Algorithm and Machine Learning</w:t>
-            </w:r>
-            <w:r>
-              <w:rPr>
-                <w:rFonts w:cstheme="minorHAnsi"/>
-                <w:b/>
-                <w:bCs/>
-                <w:sz w:val="18"/>
-                <w:szCs w:val="18"/>
-                <w:lang w:val="en-GB" w:bidi="bn-IN"/>
-              </w:rPr>
-              <w:t xml:space="preserve"> (cont.)</w:t>
-            </w:r>
-          </w:p>
-        </w:tc>
-      </w:tr>
-      <w:tr>
-        <w:tc>
-          <w:tcPr>
-            <w:tcW w:w="4874" w:type="dxa"/>
-          </w:tcPr>
-          <w:p>
-            <w:pPr>
-              <w:rPr>
-                <w:rFonts w:cstheme="minorHAnsi"/>
-                <w:i/>
-                <w:iCs/>
-                <w:color w:val="808080" w:themeColor="background1" w:themeShade="80"/>
-                <w:sz w:val="16"/>
-                <w:szCs w:val="16"/>
-                <w:lang w:val="fi-FI"/>
-              </w:rPr>
-            </w:pPr>
-            <w:proofErr w:type="spellStart"/>
-            <w:r>
-              <w:rPr>
-                <w:rFonts w:cstheme="minorHAnsi"/>
-                <w:i/>
-                <w:iCs/>
-                <w:color w:val="808080" w:themeColor="background1" w:themeShade="80"/>
-                <w:sz w:val="16"/>
-                <w:szCs w:val="16"/>
-                <w:lang w:val="fi-FI"/>
-              </w:rPr>
-              <w:t>University</w:t>
-            </w:r>
-            <w:proofErr w:type="spellEnd"/>
-            <w:r>
-              <w:rPr>
-                <w:rFonts w:cstheme="minorHAnsi"/>
-                <w:i/>
-                <w:iCs/>
-                <w:color w:val="808080" w:themeColor="background1" w:themeShade="80"/>
-                <w:sz w:val="16"/>
-                <w:szCs w:val="16"/>
-                <w:lang w:val="fi-FI"/>
-              </w:rPr>
-              <w:t xml:space="preserve"> of Helsinki</w:t>
-            </w:r>
-          </w:p>
-        </w:tc>
-        <w:tc>
-          <w:tcPr>
-            <w:tcW w:w="4866" w:type="dxa"/>
-          </w:tcPr>
-          <w:p>
-            <w:pPr>
-              <w:jc w:val="right"/>
-              <w:rPr>
-                <w:rFonts w:cstheme="minorHAnsi"/>
-                <w:i/>
-                <w:iCs/>
-                <w:color w:val="808080" w:themeColor="background1" w:themeShade="80"/>
-                <w:sz w:val="16"/>
-                <w:szCs w:val="16"/>
-                <w:lang w:val="fi-FI"/>
-              </w:rPr>
-            </w:pPr>
-            <w:r>
-              <w:rPr>
-                <w:rFonts w:cstheme="minorHAnsi"/>
-                <w:i/>
-                <w:iCs/>
-                <w:color w:val="808080" w:themeColor="background1" w:themeShade="80"/>
-                <w:sz w:val="16"/>
-                <w:szCs w:val="16"/>
-                <w:lang w:val="fi-FI"/>
-              </w:rPr>
-              <w:t>Helsinki, Finland</w:t>
-            </w:r>
-          </w:p>
-        </w:tc>
-      </w:tr>
-    </w:tbl>
     <w:p>
       <w:pPr>
-        <w:spacing w:line="360" w:lineRule="auto"/>
+        <w:numPr>
+          <w:ilvl w:val="0"/>
+          <w:numId w:val="27"/>
+        </w:numPr>
         <w:rPr>
           <w:rFonts w:cstheme="minorHAnsi"/>
           <w:sz w:val="16"/>
           <w:szCs w:val="16"/>
         </w:rPr>
       </w:pPr>
+      <w:r>
+        <w:rPr>
+          <w:rFonts w:cstheme="minorHAnsi"/>
+          <w:b/>
+          <w:bCs/>
+          <w:sz w:val="16"/>
+          <w:szCs w:val="16"/>
+        </w:rPr>
+        <w:t>M.Sc. in Algorithm and Machine Learning (cont.)</w:t>
+      </w:r>
+      <w:r>
+        <w:rPr>
+          <w:rFonts w:cstheme="minorHAnsi"/>
+          <w:sz w:val="16"/>
+          <w:szCs w:val="16"/>
+        </w:rPr>
+        <w:t>, University of Helsinki.</w:t>
+      </w:r>
     </w:p>
-    <w:tbl>
-      <w:tblPr>
-        <w:tblStyle w:val="TableGrid"/>
-        <w:tblW w:w="0" w:type="auto"/>
-        <w:tblBorders>
-          <w:top w:val="none" w:sz="0" w:space="0" w:color="auto"/>
-          <w:left w:val="none" w:sz="0" w:space="0" w:color="auto"/>
-          <w:bottom w:val="none" w:sz="0" w:space="0" w:color="auto"/>
-          <w:right w:val="none" w:sz="0" w:space="0" w:color="auto"/>
-          <w:insideH w:val="none" w:sz="0" w:space="0" w:color="auto"/>
-          <w:insideV w:val="none" w:sz="0" w:space="0" w:color="auto"/>
-        </w:tblBorders>
-        <w:tblLook w:val="04A0" w:firstRow="1" w:lastRow="0" w:firstColumn="1" w:lastColumn="0" w:noHBand="0" w:noVBand="1"/>
-      </w:tblPr>
-      <w:tblGrid>
-        <w:gridCol w:w="4811"/>
-        <w:gridCol w:w="4821"/>
-      </w:tblGrid>
-      <w:tr>
-        <w:tc>
-          <w:tcPr>
-            <w:tcW w:w="10450" w:type="dxa"/>
-            <w:gridSpan w:val="2"/>
-          </w:tcPr>
-          <w:p>
-            <w:pPr>
-              <w:spacing w:line="276" w:lineRule="auto"/>
-              <w:rPr>
-                <w:rFonts w:cstheme="minorHAnsi"/>
-                <w:b/>
-                <w:bCs/>
-                <w:sz w:val="18"/>
-                <w:szCs w:val="18"/>
-              </w:rPr>
-            </w:pPr>
-            <w:r>
-              <w:rPr>
-                <w:rFonts w:cstheme="minorHAnsi"/>
-                <w:b/>
-                <w:bCs/>
-                <w:sz w:val="18"/>
-                <w:szCs w:val="18"/>
-                <w:lang w:val="en-GB" w:bidi="bn-IN"/>
-              </w:rPr>
-              <w:t>B.Sc. in Computer Science and Engineering</w:t>
-            </w:r>
-          </w:p>
-        </w:tc>
-      </w:tr>
-      <w:tr>
-        <w:tc>
-          <w:tcPr>
-            <w:tcW w:w="5225" w:type="dxa"/>
-          </w:tcPr>
-          <w:p>
-            <w:pPr>
-              <w:rPr>
-                <w:rFonts w:cstheme="minorHAnsi"/>
-                <w:i/>
-                <w:iCs/>
-                <w:color w:val="808080" w:themeColor="background1" w:themeShade="80"/>
-                <w:sz w:val="16"/>
-                <w:szCs w:val="16"/>
-                <w:lang w:val="fi-FI"/>
-              </w:rPr>
-            </w:pPr>
-            <w:r>
-              <w:rPr>
-                <w:rFonts w:cstheme="minorHAnsi"/>
-                <w:i/>
-                <w:iCs/>
-                <w:color w:val="808080" w:themeColor="background1" w:themeShade="80"/>
-                <w:sz w:val="16"/>
-                <w:szCs w:val="16"/>
-                <w:lang w:val="fi-FI"/>
-              </w:rPr>
-              <w:t xml:space="preserve">BRAC </w:t>
-            </w:r>
-            <w:proofErr w:type="spellStart"/>
-            <w:r>
-              <w:rPr>
-                <w:rFonts w:cstheme="minorHAnsi"/>
-                <w:i/>
-                <w:iCs/>
-                <w:color w:val="808080" w:themeColor="background1" w:themeShade="80"/>
-                <w:sz w:val="16"/>
-                <w:szCs w:val="16"/>
-                <w:lang w:val="fi-FI"/>
-              </w:rPr>
-              <w:t>University</w:t>
-            </w:r>
-            <w:proofErr w:type="spellEnd"/>
-          </w:p>
-        </w:tc>
-        <w:tc>
-          <w:tcPr>
-            <w:tcW w:w="5225" w:type="dxa"/>
-          </w:tcPr>
-          <w:p>
-            <w:pPr>
-              <w:jc w:val="right"/>
-              <w:rPr>
-                <w:rFonts w:cstheme="minorHAnsi"/>
-                <w:i/>
-                <w:iCs/>
-                <w:color w:val="808080" w:themeColor="background1" w:themeShade="80"/>
-                <w:sz w:val="16"/>
-                <w:szCs w:val="16"/>
-                <w:lang w:val="fi-FI"/>
-              </w:rPr>
-            </w:pPr>
-            <w:r>
-              <w:rPr>
-                <w:rFonts w:cstheme="minorHAnsi"/>
-                <w:i/>
-                <w:iCs/>
-                <w:color w:val="808080" w:themeColor="background1" w:themeShade="80"/>
-                <w:sz w:val="16"/>
-                <w:szCs w:val="16"/>
-                <w:lang w:val="fi-FI"/>
-              </w:rPr>
-              <w:t>Dhaka, Bangladesh</w:t>
-            </w:r>
-          </w:p>
-        </w:tc>
-      </w:tr>
-    </w:tbl>
+    <w:p>
+      <w:pPr>
+        <w:numPr>
+          <w:ilvl w:val="0"/>
+          <w:numId w:val="27"/>
+        </w:numPr>
+        <w:rPr>
+          <w:rFonts w:cstheme="minorHAnsi"/>
+          <w:sz w:val="16"/>
+          <w:szCs w:val="16"/>
+        </w:rPr>
+      </w:pPr>
+      <w:r>
+        <w:rPr>
+          <w:rFonts w:cstheme="minorHAnsi"/>
+          <w:b/>
+          <w:bCs/>
+          <w:sz w:val="16"/>
+          <w:szCs w:val="16"/>
+        </w:rPr>
+        <w:t>B.Sc. in Computer Science and Engineering</w:t>
+      </w:r>
+      <w:r>
+        <w:rPr>
+          <w:rFonts w:cstheme="minorHAnsi"/>
+          <w:sz w:val="16"/>
+          <w:szCs w:val="16"/>
+        </w:rPr>
+        <w:t>, BRAC University.</w:t>
+      </w:r>
+    </w:p>
+    <w:p>
+      <w:pPr>
+        <w:rPr>
+          <w:rFonts w:cstheme="minorHAnsi"/>
+          <w:sz w:val="16"/>
+          <w:szCs w:val="16"/>
+        </w:rPr>
+      </w:pPr>
+    </w:p>
     <w:p>
       <w:pPr>
         <w:rPr>
@@ -6359,938 +4541,64 @@
         <w:t>PUBLICATIONS</w:t>
       </w:r>
     </w:p>
-    <w:tbl>
-      <w:tblPr>
-        <w:tblStyle w:val="TableGrid"/>
-        <w:tblW w:w="0" w:type="auto"/>
-        <w:tblBorders>
-          <w:top w:val="none" w:sz="0" w:space="0" w:color="auto"/>
-          <w:left w:val="none" w:sz="0" w:space="0" w:color="auto"/>
-          <w:bottom w:val="none" w:sz="0" w:space="0" w:color="auto"/>
-          <w:right w:val="none" w:sz="0" w:space="0" w:color="auto"/>
-          <w:insideH w:val="none" w:sz="0" w:space="0" w:color="auto"/>
-          <w:insideV w:val="none" w:sz="0" w:space="0" w:color="auto"/>
-        </w:tblBorders>
-        <w:tblLook w:val="04A0" w:firstRow="1" w:lastRow="0" w:firstColumn="1" w:lastColumn="0" w:noHBand="0" w:noVBand="1"/>
-      </w:tblPr>
-      <w:tblGrid>
-        <w:gridCol w:w="4808"/>
-        <w:gridCol w:w="4824"/>
-      </w:tblGrid>
-      <w:tr>
-        <w:tc>
-          <w:tcPr>
-            <w:tcW w:w="10450" w:type="dxa"/>
-            <w:gridSpan w:val="2"/>
-          </w:tcPr>
-          <w:p>
-            <w:pPr>
-              <w:rPr>
-                <w:rFonts w:cstheme="minorHAnsi"/>
-                <w:b/>
-                <w:bCs/>
-                <w:sz w:val="18"/>
-                <w:szCs w:val="18"/>
-              </w:rPr>
-            </w:pPr>
-            <w:r>
-              <w:rPr>
-                <w:rFonts w:cstheme="minorHAnsi"/>
-                <w:b/>
-                <w:bCs/>
-                <w:sz w:val="18"/>
-                <w:szCs w:val="18"/>
-                <w:lang w:val="en-GB" w:bidi="bn-IN"/>
-              </w:rPr>
-              <w:t>Minimally Segmenting High Performance Bangla Optical Character Recognition Using Kohonen Network</w:t>
-            </w:r>
-          </w:p>
-        </w:tc>
-      </w:tr>
-      <w:tr>
-        <w:tc>
-          <w:tcPr>
-            <w:tcW w:w="5225" w:type="dxa"/>
-          </w:tcPr>
-          <w:p>
-            <w:pPr>
-              <w:spacing w:line="360" w:lineRule="auto"/>
-              <w:rPr>
-                <w:rFonts w:cstheme="minorHAnsi"/>
-                <w:i/>
-                <w:iCs/>
-                <w:color w:val="808080" w:themeColor="background1" w:themeShade="80"/>
-                <w:sz w:val="16"/>
-                <w:szCs w:val="16"/>
-                <w:lang w:val="fi-FI"/>
-              </w:rPr>
-            </w:pPr>
-            <w:r>
-              <w:rPr>
-                <w:rFonts w:cstheme="minorHAnsi"/>
-                <w:i/>
-                <w:iCs/>
-                <w:color w:val="808080" w:themeColor="background1" w:themeShade="80"/>
-                <w:sz w:val="16"/>
-                <w:szCs w:val="16"/>
-                <w:lang w:val="fi-FI"/>
-              </w:rPr>
-              <w:t>ICCIT</w:t>
-            </w:r>
-          </w:p>
-        </w:tc>
-        <w:tc>
-          <w:tcPr>
-            <w:tcW w:w="5225" w:type="dxa"/>
-          </w:tcPr>
-          <w:p>
-            <w:pPr>
-              <w:jc w:val="right"/>
-              <w:rPr>
-                <w:rFonts w:cstheme="minorHAnsi"/>
-                <w:i/>
-                <w:iCs/>
-                <w:color w:val="808080" w:themeColor="background1" w:themeShade="80"/>
-                <w:sz w:val="16"/>
-                <w:szCs w:val="16"/>
-                <w:lang w:val="fi-FI"/>
-              </w:rPr>
-            </w:pPr>
-            <w:r>
-              <w:rPr>
-                <w:rFonts w:cstheme="minorHAnsi"/>
-                <w:i/>
-                <w:iCs/>
-                <w:color w:val="808080" w:themeColor="background1" w:themeShade="80"/>
-                <w:sz w:val="16"/>
-                <w:szCs w:val="16"/>
-                <w:lang w:val="fi-FI"/>
-              </w:rPr>
-              <w:t>21.12.2006</w:t>
-            </w:r>
-          </w:p>
-        </w:tc>
-      </w:tr>
-      <w:tr>
-        <w:tc>
-          <w:tcPr>
-            <w:tcW w:w="5225" w:type="dxa"/>
-          </w:tcPr>
-          <w:p>
-            <w:pPr>
-              <w:spacing w:line="360" w:lineRule="auto"/>
-              <w:rPr>
-                <w:rFonts w:cstheme="minorHAnsi"/>
-                <w:sz w:val="16"/>
-                <w:szCs w:val="16"/>
-              </w:rPr>
-            </w:pPr>
-            <w:r>
-              <w:rPr>
-                <w:rFonts w:cstheme="minorHAnsi"/>
-                <w:sz w:val="16"/>
-                <w:szCs w:val="16"/>
-                <w:lang w:val="en-GB" w:bidi="bn-IN"/>
-              </w:rPr>
-              <w:t>List of Authors</w:t>
-            </w:r>
-            <w:r>
-              <w:rPr>
-                <w:rFonts w:cstheme="minorHAnsi"/>
-                <w:sz w:val="16"/>
-                <w:szCs w:val="16"/>
-                <w:lang w:val="en-GB" w:bidi="bn-IN"/>
-              </w:rPr>
-              <w:t xml:space="preserve">: </w:t>
-            </w:r>
-            <w:r>
-              <w:rPr>
-                <w:rFonts w:cstheme="minorHAnsi"/>
-                <w:i/>
-                <w:iCs/>
-                <w:color w:val="808080" w:themeColor="background1" w:themeShade="80"/>
-                <w:sz w:val="16"/>
-                <w:szCs w:val="16"/>
-                <w:lang w:val="en-US"/>
-              </w:rPr>
-              <w:t xml:space="preserve">Adnan Md. Shoeb Shatil, Dr. </w:t>
-            </w:r>
-            <w:proofErr w:type="spellStart"/>
-            <w:r>
-              <w:rPr>
-                <w:rFonts w:cstheme="minorHAnsi"/>
-                <w:i/>
-                <w:iCs/>
-                <w:color w:val="808080" w:themeColor="background1" w:themeShade="80"/>
-                <w:sz w:val="16"/>
-                <w:szCs w:val="16"/>
-                <w:lang w:val="en-US"/>
-              </w:rPr>
-              <w:t>Mumit</w:t>
-            </w:r>
-            <w:proofErr w:type="spellEnd"/>
-            <w:r>
-              <w:rPr>
-                <w:rFonts w:cstheme="minorHAnsi"/>
-                <w:i/>
-                <w:iCs/>
-                <w:color w:val="808080" w:themeColor="background1" w:themeShade="80"/>
-                <w:sz w:val="16"/>
-                <w:szCs w:val="16"/>
-                <w:lang w:val="en-US"/>
-              </w:rPr>
-              <w:t xml:space="preserve"> Khan</w:t>
-            </w:r>
-          </w:p>
-        </w:tc>
-        <w:tc>
-          <w:tcPr>
-            <w:tcW w:w="5225" w:type="dxa"/>
-          </w:tcPr>
-          <w:p>
-            <w:pPr>
-              <w:rPr>
-                <w:rFonts w:cstheme="minorHAnsi"/>
-                <w:sz w:val="16"/>
-                <w:szCs w:val="16"/>
-              </w:rPr>
-            </w:pPr>
-          </w:p>
-        </w:tc>
-      </w:tr>
-      <w:tr>
-        <w:tc>
-          <w:tcPr>
-            <w:tcW w:w="10450" w:type="dxa"/>
-            <w:gridSpan w:val="2"/>
-          </w:tcPr>
-          <w:p>
-            <w:pPr>
-              <w:autoSpaceDE w:val="0"/>
-              <w:autoSpaceDN w:val="0"/>
-              <w:adjustRightInd w:val="0"/>
-              <w:rPr>
-                <w:rFonts w:cstheme="minorHAnsi"/>
-                <w:sz w:val="16"/>
-                <w:szCs w:val="16"/>
-                <w:lang w:val="en-GB" w:bidi="bn-IN"/>
-              </w:rPr>
-            </w:pPr>
-            <w:r>
-              <w:rPr>
-                <w:rFonts w:cstheme="minorHAnsi"/>
-                <w:sz w:val="16"/>
-                <w:szCs w:val="16"/>
-                <w:lang w:val="en-GB" w:bidi="bn-IN"/>
-              </w:rPr>
-              <w:t xml:space="preserve">This paper presents a method to use Kohonen neural </w:t>
-            </w:r>
-            <w:r>
-              <w:rPr>
-                <w:rFonts w:cstheme="minorHAnsi"/>
-                <w:sz w:val="16"/>
-                <w:szCs w:val="16"/>
-                <w:lang w:val="en-GB" w:bidi="bn-IN"/>
-              </w:rPr>
-              <w:t>network</w:t>
-            </w:r>
-            <w:r>
-              <w:rPr>
-                <w:rFonts w:cstheme="minorHAnsi"/>
-                <w:sz w:val="16"/>
-                <w:szCs w:val="16"/>
-                <w:lang w:val="en-GB" w:bidi="bn-IN"/>
-              </w:rPr>
-              <w:t>-based</w:t>
-            </w:r>
-            <w:r>
-              <w:rPr>
-                <w:rFonts w:cstheme="minorHAnsi"/>
-                <w:sz w:val="16"/>
-                <w:szCs w:val="16"/>
-                <w:lang w:val="en-GB" w:bidi="bn-IN"/>
-              </w:rPr>
-              <w:t xml:space="preserve"> classifier in Bangla Optical Character Recognition (OCR) system, providing much</w:t>
-            </w:r>
-            <w:r>
-              <w:rPr>
-                <w:rFonts w:cstheme="minorHAnsi"/>
-                <w:sz w:val="16"/>
-                <w:szCs w:val="16"/>
-                <w:lang w:val="en-GB" w:bidi="bn-IN"/>
-              </w:rPr>
-              <w:t xml:space="preserve"> </w:t>
-            </w:r>
-            <w:r>
-              <w:rPr>
-                <w:rFonts w:cstheme="minorHAnsi"/>
-                <w:sz w:val="16"/>
-                <w:szCs w:val="16"/>
-                <w:lang w:val="en-GB" w:bidi="bn-IN"/>
-              </w:rPr>
-              <w:t xml:space="preserve">higher performance than the traditional neural </w:t>
-            </w:r>
-            <w:r>
-              <w:rPr>
-                <w:rFonts w:cstheme="minorHAnsi"/>
-                <w:sz w:val="16"/>
-                <w:szCs w:val="16"/>
-                <w:lang w:val="en-GB" w:bidi="bn-IN"/>
-              </w:rPr>
-              <w:t>network</w:t>
-            </w:r>
-            <w:r>
-              <w:rPr>
-                <w:rFonts w:cstheme="minorHAnsi"/>
-                <w:sz w:val="16"/>
-                <w:szCs w:val="16"/>
-                <w:lang w:val="en-GB" w:bidi="bn-IN"/>
-              </w:rPr>
-              <w:t>-based</w:t>
-            </w:r>
-            <w:r>
-              <w:rPr>
-                <w:rFonts w:cstheme="minorHAnsi"/>
-                <w:sz w:val="16"/>
-                <w:szCs w:val="16"/>
-                <w:lang w:val="en-GB" w:bidi="bn-IN"/>
-              </w:rPr>
-              <w:t xml:space="preserve"> ones. It describes how Bangla characters are processed, </w:t>
-            </w:r>
-            <w:r>
-              <w:rPr>
-                <w:rFonts w:cstheme="minorHAnsi"/>
-                <w:sz w:val="16"/>
-                <w:szCs w:val="16"/>
-                <w:lang w:val="en-GB" w:bidi="bn-IN"/>
-              </w:rPr>
-              <w:t>trained,</w:t>
-            </w:r>
-            <w:r>
-              <w:rPr>
-                <w:rFonts w:cstheme="minorHAnsi"/>
-                <w:sz w:val="16"/>
-                <w:szCs w:val="16"/>
-                <w:lang w:val="en-GB" w:bidi="bn-IN"/>
-              </w:rPr>
-              <w:t xml:space="preserve"> and then recognized</w:t>
-            </w:r>
-            <w:r>
-              <w:rPr>
-                <w:rFonts w:cstheme="minorHAnsi"/>
-                <w:sz w:val="16"/>
-                <w:szCs w:val="16"/>
-                <w:lang w:val="en-GB" w:bidi="bn-IN"/>
-              </w:rPr>
-              <w:t xml:space="preserve"> </w:t>
-            </w:r>
-            <w:r>
-              <w:rPr>
-                <w:rFonts w:cstheme="minorHAnsi"/>
-                <w:sz w:val="16"/>
-                <w:szCs w:val="16"/>
-                <w:lang w:val="en-GB" w:bidi="bn-IN"/>
-              </w:rPr>
-              <w:t>with the use of a Kohonen network.</w:t>
-            </w:r>
-          </w:p>
-        </w:tc>
-      </w:tr>
-    </w:tbl>
     <w:p>
       <w:pPr>
+        <w:pStyle w:val="ListParagraph"/>
+        <w:numPr>
+          <w:ilvl w:val="0"/>
+          <w:numId w:val="29"/>
+        </w:numPr>
         <w:spacing w:line="360" w:lineRule="auto"/>
         <w:rPr>
           <w:rFonts w:cstheme="minorHAnsi"/>
-          <w:b/>
-          <w:bCs/>
-          <w:color w:val="2E74B5" w:themeColor="accent5" w:themeShade="BF"/>
-          <w:sz w:val="22"/>
-          <w:szCs w:val="22"/>
-          <w:lang w:val="en-GB"/>
-        </w:rPr>
-      </w:pPr>
-    </w:p>
-    <w:p>
-      <w:pPr>
-        <w:spacing w:line="360" w:lineRule="auto"/>
-        <w:rPr>
-          <w:rFonts w:cstheme="minorHAnsi"/>
-          <w:b/>
-          <w:bCs/>
-          <w:color w:val="2E74B5" w:themeColor="accent5" w:themeShade="BF"/>
-          <w:sz w:val="22"/>
-          <w:szCs w:val="22"/>
+          <w:sz w:val="18"/>
+          <w:szCs w:val="18"/>
+          <w:lang w:val="en-GB" w:bidi="bn-IN"/>
         </w:rPr>
       </w:pPr>
       <w:r>
         <w:rPr>
           <w:rFonts w:cstheme="minorHAnsi"/>
-          <w:b/>
-          <w:bCs/>
-          <w:color w:val="2E74B5" w:themeColor="accent5" w:themeShade="BF"/>
-          <w:sz w:val="22"/>
-          <w:szCs w:val="22"/>
-          <w:lang w:val="en-GB"/>
+          <w:i/>
+          <w:iCs/>
+          <w:sz w:val="18"/>
+          <w:szCs w:val="18"/>
+          <w:lang w:val="en-GB" w:bidi="bn-IN"/>
         </w:rPr>
-        <w:t xml:space="preserve">CORE </w:t>
+        <w:t xml:space="preserve">Minimally Segmenting </w:t>
       </w:r>
       <w:r>
         <w:rPr>
           <w:rFonts w:cstheme="minorHAnsi"/>
-          <w:b/>
-          <w:bCs/>
-          <w:color w:val="2E74B5" w:themeColor="accent5" w:themeShade="BF"/>
-          <w:sz w:val="22"/>
-          <w:szCs w:val="22"/>
+          <w:i/>
+          <w:iCs/>
+          <w:sz w:val="18"/>
+          <w:szCs w:val="18"/>
+          <w:lang w:val="en-GB" w:bidi="bn-IN"/>
         </w:rPr>
-        <w:t>COMPETENCIES</w:t>
+        <w:t>High-Performance</w:t>
+      </w:r>
+      <w:r>
+        <w:rPr>
+          <w:rFonts w:cstheme="minorHAnsi"/>
+          <w:i/>
+          <w:iCs/>
+          <w:sz w:val="18"/>
+          <w:szCs w:val="18"/>
+          <w:lang w:val="en-GB" w:bidi="bn-IN"/>
+        </w:rPr>
+        <w:t xml:space="preserve"> Bangla Optical Character Recognition Using Kohonen Network </w:t>
+      </w:r>
+      <w:r>
+        <w:rPr>
+          <w:rFonts w:cstheme="minorHAnsi"/>
+          <w:sz w:val="18"/>
+          <w:szCs w:val="18"/>
+          <w:lang w:val="en-GB" w:bidi="bn-IN"/>
+        </w:rPr>
+        <w:t>(ICCIT, 2006).</w:t>
       </w:r>
     </w:p>
-    <w:tbl>
-      <w:tblPr>
-        <w:tblStyle w:val="TableGrid"/>
-        <w:tblW w:w="9740" w:type="dxa"/>
-        <w:tblBorders>
-          <w:top w:val="none" w:sz="0" w:space="0" w:color="auto"/>
-          <w:left w:val="none" w:sz="0" w:space="0" w:color="auto"/>
-          <w:bottom w:val="none" w:sz="0" w:space="0" w:color="auto"/>
-          <w:right w:val="none" w:sz="0" w:space="0" w:color="auto"/>
-          <w:insideH w:val="none" w:sz="0" w:space="0" w:color="auto"/>
-          <w:insideV w:val="none" w:sz="0" w:space="0" w:color="auto"/>
-        </w:tblBorders>
-        <w:tblLook w:val="04A0" w:firstRow="1" w:lastRow="0" w:firstColumn="1" w:lastColumn="0" w:noHBand="0" w:noVBand="1"/>
-      </w:tblPr>
-      <w:tblGrid>
-        <w:gridCol w:w="3246"/>
-        <w:gridCol w:w="3247"/>
-        <w:gridCol w:w="3247"/>
-      </w:tblGrid>
-      <w:tr>
-        <w:tc>
-          <w:tcPr>
-            <w:tcW w:w="3246" w:type="dxa"/>
-          </w:tcPr>
-          <w:p>
-            <w:pPr>
-              <w:spacing w:line="360" w:lineRule="auto"/>
-              <w:rPr>
-                <w:rFonts w:cstheme="minorHAnsi"/>
-                <w:color w:val="000000" w:themeColor="text1"/>
-                <w:sz w:val="16"/>
-                <w:szCs w:val="16"/>
-              </w:rPr>
-            </w:pPr>
-            <w:r>
-              <w:rPr>
-                <w:rFonts w:cstheme="minorHAnsi"/>
-                <w:color w:val="000000" w:themeColor="text1"/>
-                <w:sz w:val="16"/>
-                <w:szCs w:val="16"/>
-              </w:rPr>
-              <w:t>{{ r</w:t>
-            </w:r>
-            <w:r>
-              <w:rPr>
-                <w:rFonts w:cstheme="minorHAnsi"/>
-                <w:color w:val="000000" w:themeColor="text1"/>
-                <w:sz w:val="16"/>
-                <w:szCs w:val="16"/>
-              </w:rPr>
-              <w:t>1c1</w:t>
-            </w:r>
-            <w:r>
-              <w:rPr>
-                <w:rFonts w:cstheme="minorHAnsi"/>
-                <w:color w:val="000000" w:themeColor="text1"/>
-                <w:sz w:val="16"/>
-                <w:szCs w:val="16"/>
-              </w:rPr>
-              <w:t xml:space="preserve"> }}</w:t>
-            </w:r>
-          </w:p>
-        </w:tc>
-        <w:tc>
-          <w:tcPr>
-            <w:tcW w:w="3247" w:type="dxa"/>
-          </w:tcPr>
-          <w:p>
-            <w:pPr>
-              <w:spacing w:line="360" w:lineRule="auto"/>
-              <w:rPr>
-                <w:rFonts w:cstheme="minorHAnsi"/>
-                <w:color w:val="000000" w:themeColor="text1"/>
-                <w:sz w:val="16"/>
-                <w:szCs w:val="16"/>
-              </w:rPr>
-            </w:pPr>
-            <w:r>
-              <w:rPr>
-                <w:rFonts w:cstheme="minorHAnsi"/>
-                <w:color w:val="000000" w:themeColor="text1"/>
-                <w:sz w:val="16"/>
-                <w:szCs w:val="16"/>
-              </w:rPr>
-              <w:t>{{ r</w:t>
-            </w:r>
-            <w:r>
-              <w:rPr>
-                <w:rFonts w:cstheme="minorHAnsi"/>
-                <w:color w:val="000000" w:themeColor="text1"/>
-                <w:sz w:val="16"/>
-                <w:szCs w:val="16"/>
-              </w:rPr>
-              <w:t>1c2</w:t>
-            </w:r>
-            <w:r>
-              <w:rPr>
-                <w:rFonts w:cstheme="minorHAnsi"/>
-                <w:color w:val="000000" w:themeColor="text1"/>
-                <w:sz w:val="16"/>
-                <w:szCs w:val="16"/>
-              </w:rPr>
-              <w:t xml:space="preserve"> }}</w:t>
-            </w:r>
-          </w:p>
-        </w:tc>
-        <w:tc>
-          <w:tcPr>
-            <w:tcW w:w="3247" w:type="dxa"/>
-          </w:tcPr>
-          <w:p>
-            <w:pPr>
-              <w:spacing w:line="360" w:lineRule="auto"/>
-              <w:rPr>
-                <w:rFonts w:cstheme="minorHAnsi"/>
-                <w:color w:val="000000" w:themeColor="text1"/>
-                <w:sz w:val="16"/>
-                <w:szCs w:val="16"/>
-              </w:rPr>
-            </w:pPr>
-            <w:r>
-              <w:rPr>
-                <w:rFonts w:cstheme="minorHAnsi"/>
-                <w:color w:val="000000" w:themeColor="text1"/>
-                <w:sz w:val="16"/>
-                <w:szCs w:val="16"/>
-              </w:rPr>
-              <w:t>{{ r</w:t>
-            </w:r>
-            <w:r>
-              <w:rPr>
-                <w:rFonts w:cstheme="minorHAnsi"/>
-                <w:color w:val="000000" w:themeColor="text1"/>
-                <w:sz w:val="16"/>
-                <w:szCs w:val="16"/>
-              </w:rPr>
-              <w:t>1c3</w:t>
-            </w:r>
-            <w:r>
-              <w:rPr>
-                <w:rFonts w:cstheme="minorHAnsi"/>
-                <w:color w:val="000000" w:themeColor="text1"/>
-                <w:sz w:val="16"/>
-                <w:szCs w:val="16"/>
-              </w:rPr>
-              <w:t xml:space="preserve"> }}</w:t>
-            </w:r>
-          </w:p>
-        </w:tc>
-      </w:tr>
-      <w:tr>
-        <w:tc>
-          <w:tcPr>
-            <w:tcW w:w="3246" w:type="dxa"/>
-          </w:tcPr>
-          <w:p>
-            <w:pPr>
-              <w:spacing w:line="360" w:lineRule="auto"/>
-              <w:rPr>
-                <w:rFonts w:cstheme="minorHAnsi"/>
-                <w:color w:val="000000" w:themeColor="text1"/>
-                <w:sz w:val="16"/>
-                <w:szCs w:val="16"/>
-              </w:rPr>
-            </w:pPr>
-            <w:r>
-              <w:rPr>
-                <w:rFonts w:cstheme="minorHAnsi"/>
-                <w:color w:val="000000" w:themeColor="text1"/>
-                <w:sz w:val="16"/>
-                <w:szCs w:val="16"/>
-              </w:rPr>
-              <w:t>{{ r</w:t>
-            </w:r>
-            <w:r>
-              <w:rPr>
-                <w:rFonts w:cstheme="minorHAnsi"/>
-                <w:color w:val="000000" w:themeColor="text1"/>
-                <w:sz w:val="16"/>
-                <w:szCs w:val="16"/>
-              </w:rPr>
-              <w:t>2c1</w:t>
-            </w:r>
-            <w:r>
-              <w:rPr>
-                <w:rFonts w:cstheme="minorHAnsi"/>
-                <w:color w:val="000000" w:themeColor="text1"/>
-                <w:sz w:val="16"/>
-                <w:szCs w:val="16"/>
-              </w:rPr>
-              <w:t xml:space="preserve"> }}</w:t>
-            </w:r>
-          </w:p>
-        </w:tc>
-        <w:tc>
-          <w:tcPr>
-            <w:tcW w:w="3247" w:type="dxa"/>
-          </w:tcPr>
-          <w:p>
-            <w:pPr>
-              <w:spacing w:line="360" w:lineRule="auto"/>
-              <w:rPr>
-                <w:rFonts w:cstheme="minorHAnsi"/>
-                <w:color w:val="000000" w:themeColor="text1"/>
-                <w:sz w:val="16"/>
-                <w:szCs w:val="16"/>
-              </w:rPr>
-            </w:pPr>
-            <w:r>
-              <w:rPr>
-                <w:rFonts w:cstheme="minorHAnsi"/>
-                <w:color w:val="000000" w:themeColor="text1"/>
-                <w:sz w:val="16"/>
-                <w:szCs w:val="16"/>
-              </w:rPr>
-              <w:t>{{ r</w:t>
-            </w:r>
-            <w:r>
-              <w:rPr>
-                <w:rFonts w:cstheme="minorHAnsi"/>
-                <w:color w:val="000000" w:themeColor="text1"/>
-                <w:sz w:val="16"/>
-                <w:szCs w:val="16"/>
-              </w:rPr>
-              <w:t>2c2</w:t>
-            </w:r>
-            <w:r>
-              <w:rPr>
-                <w:rFonts w:cstheme="minorHAnsi"/>
-                <w:color w:val="000000" w:themeColor="text1"/>
-                <w:sz w:val="16"/>
-                <w:szCs w:val="16"/>
-              </w:rPr>
-              <w:t xml:space="preserve"> }}</w:t>
-            </w:r>
-          </w:p>
-        </w:tc>
-        <w:tc>
-          <w:tcPr>
-            <w:tcW w:w="3247" w:type="dxa"/>
-          </w:tcPr>
-          <w:p>
-            <w:pPr>
-              <w:spacing w:line="360" w:lineRule="auto"/>
-              <w:rPr>
-                <w:rFonts w:cstheme="minorHAnsi"/>
-                <w:color w:val="000000" w:themeColor="text1"/>
-                <w:sz w:val="16"/>
-                <w:szCs w:val="16"/>
-              </w:rPr>
-            </w:pPr>
-            <w:r>
-              <w:rPr>
-                <w:rFonts w:cstheme="minorHAnsi"/>
-                <w:color w:val="000000" w:themeColor="text1"/>
-                <w:sz w:val="16"/>
-                <w:szCs w:val="16"/>
-              </w:rPr>
-              <w:t>{{ r</w:t>
-            </w:r>
-            <w:r>
-              <w:rPr>
-                <w:rFonts w:cstheme="minorHAnsi"/>
-                <w:color w:val="000000" w:themeColor="text1"/>
-                <w:sz w:val="16"/>
-                <w:szCs w:val="16"/>
-              </w:rPr>
-              <w:t>2c3</w:t>
-            </w:r>
-            <w:r>
-              <w:rPr>
-                <w:rFonts w:cstheme="minorHAnsi"/>
-                <w:color w:val="000000" w:themeColor="text1"/>
-                <w:sz w:val="16"/>
-                <w:szCs w:val="16"/>
-              </w:rPr>
-              <w:t xml:space="preserve"> }}</w:t>
-            </w:r>
-          </w:p>
-        </w:tc>
-      </w:tr>
-      <w:tr>
-        <w:tc>
-          <w:tcPr>
-            <w:tcW w:w="3246" w:type="dxa"/>
-          </w:tcPr>
-          <w:p>
-            <w:pPr>
-              <w:spacing w:line="360" w:lineRule="auto"/>
-              <w:rPr>
-                <w:rFonts w:cstheme="minorHAnsi"/>
-                <w:color w:val="000000" w:themeColor="text1"/>
-                <w:sz w:val="16"/>
-                <w:szCs w:val="16"/>
-              </w:rPr>
-            </w:pPr>
-            <w:r>
-              <w:rPr>
-                <w:rFonts w:cstheme="minorHAnsi"/>
-                <w:color w:val="000000" w:themeColor="text1"/>
-                <w:sz w:val="16"/>
-                <w:szCs w:val="16"/>
-              </w:rPr>
-              <w:t>{{ r</w:t>
-            </w:r>
-            <w:r>
-              <w:rPr>
-                <w:rFonts w:cstheme="minorHAnsi"/>
-                <w:color w:val="000000" w:themeColor="text1"/>
-                <w:sz w:val="16"/>
-                <w:szCs w:val="16"/>
-              </w:rPr>
-              <w:t>3c1</w:t>
-            </w:r>
-            <w:r>
-              <w:rPr>
-                <w:rFonts w:cstheme="minorHAnsi"/>
-                <w:color w:val="000000" w:themeColor="text1"/>
-                <w:sz w:val="16"/>
-                <w:szCs w:val="16"/>
-              </w:rPr>
-              <w:t xml:space="preserve"> }}</w:t>
-            </w:r>
-          </w:p>
-        </w:tc>
-        <w:tc>
-          <w:tcPr>
-            <w:tcW w:w="3247" w:type="dxa"/>
-          </w:tcPr>
-          <w:p>
-            <w:pPr>
-              <w:spacing w:line="360" w:lineRule="auto"/>
-              <w:rPr>
-                <w:rFonts w:cstheme="minorHAnsi"/>
-                <w:color w:val="000000" w:themeColor="text1"/>
-                <w:sz w:val="16"/>
-                <w:szCs w:val="16"/>
-              </w:rPr>
-            </w:pPr>
-            <w:r>
-              <w:rPr>
-                <w:rFonts w:cstheme="minorHAnsi"/>
-                <w:color w:val="000000" w:themeColor="text1"/>
-                <w:sz w:val="16"/>
-                <w:szCs w:val="16"/>
-              </w:rPr>
-              <w:t>{{ r</w:t>
-            </w:r>
-            <w:r>
-              <w:rPr>
-                <w:rFonts w:cstheme="minorHAnsi"/>
-                <w:color w:val="000000" w:themeColor="text1"/>
-                <w:sz w:val="16"/>
-                <w:szCs w:val="16"/>
-              </w:rPr>
-              <w:t>3c2</w:t>
-            </w:r>
-            <w:r>
-              <w:rPr>
-                <w:rFonts w:cstheme="minorHAnsi"/>
-                <w:color w:val="000000" w:themeColor="text1"/>
-                <w:sz w:val="16"/>
-                <w:szCs w:val="16"/>
-              </w:rPr>
-              <w:t xml:space="preserve"> }}</w:t>
-            </w:r>
-          </w:p>
-        </w:tc>
-        <w:tc>
-          <w:tcPr>
-            <w:tcW w:w="3247" w:type="dxa"/>
-          </w:tcPr>
-          <w:p>
-            <w:pPr>
-              <w:spacing w:line="360" w:lineRule="auto"/>
-              <w:rPr>
-                <w:rFonts w:cstheme="minorHAnsi"/>
-                <w:color w:val="000000" w:themeColor="text1"/>
-                <w:sz w:val="16"/>
-                <w:szCs w:val="16"/>
-              </w:rPr>
-            </w:pPr>
-            <w:r>
-              <w:rPr>
-                <w:rFonts w:cstheme="minorHAnsi"/>
-                <w:color w:val="000000" w:themeColor="text1"/>
-                <w:sz w:val="16"/>
-                <w:szCs w:val="16"/>
-              </w:rPr>
-              <w:t>{{ r</w:t>
-            </w:r>
-            <w:r>
-              <w:rPr>
-                <w:rFonts w:cstheme="minorHAnsi"/>
-                <w:color w:val="000000" w:themeColor="text1"/>
-                <w:sz w:val="16"/>
-                <w:szCs w:val="16"/>
-              </w:rPr>
-              <w:t>3c3</w:t>
-            </w:r>
-            <w:r>
-              <w:rPr>
-                <w:rFonts w:cstheme="minorHAnsi"/>
-                <w:color w:val="000000" w:themeColor="text1"/>
-                <w:sz w:val="16"/>
-                <w:szCs w:val="16"/>
-              </w:rPr>
-              <w:t xml:space="preserve"> }}</w:t>
-            </w:r>
-          </w:p>
-        </w:tc>
-      </w:tr>
-      <w:tr>
-        <w:tc>
-          <w:tcPr>
-            <w:tcW w:w="3246" w:type="dxa"/>
-          </w:tcPr>
-          <w:p>
-            <w:pPr>
-              <w:spacing w:line="360" w:lineRule="auto"/>
-              <w:rPr>
-                <w:rFonts w:cstheme="minorHAnsi"/>
-                <w:color w:val="000000" w:themeColor="text1"/>
-                <w:sz w:val="16"/>
-                <w:szCs w:val="16"/>
-              </w:rPr>
-            </w:pPr>
-            <w:r>
-              <w:rPr>
-                <w:rFonts w:cstheme="minorHAnsi"/>
-                <w:color w:val="000000" w:themeColor="text1"/>
-                <w:sz w:val="16"/>
-                <w:szCs w:val="16"/>
-              </w:rPr>
-              <w:t>{{ r</w:t>
-            </w:r>
-            <w:r>
-              <w:rPr>
-                <w:rFonts w:cstheme="minorHAnsi"/>
-                <w:color w:val="000000" w:themeColor="text1"/>
-                <w:sz w:val="16"/>
-                <w:szCs w:val="16"/>
-              </w:rPr>
-              <w:t>4c1</w:t>
-            </w:r>
-            <w:r>
-              <w:rPr>
-                <w:rFonts w:cstheme="minorHAnsi"/>
-                <w:color w:val="000000" w:themeColor="text1"/>
-                <w:sz w:val="16"/>
-                <w:szCs w:val="16"/>
-              </w:rPr>
-              <w:t xml:space="preserve"> }}</w:t>
-            </w:r>
-          </w:p>
-        </w:tc>
-        <w:tc>
-          <w:tcPr>
-            <w:tcW w:w="3247" w:type="dxa"/>
-          </w:tcPr>
-          <w:p>
-            <w:pPr>
-              <w:spacing w:line="360" w:lineRule="auto"/>
-              <w:rPr>
-                <w:rFonts w:cstheme="minorHAnsi"/>
-                <w:color w:val="000000" w:themeColor="text1"/>
-                <w:sz w:val="16"/>
-                <w:szCs w:val="16"/>
-              </w:rPr>
-            </w:pPr>
-            <w:r>
-              <w:rPr>
-                <w:rFonts w:cstheme="minorHAnsi"/>
-                <w:color w:val="000000" w:themeColor="text1"/>
-                <w:sz w:val="16"/>
-                <w:szCs w:val="16"/>
-              </w:rPr>
-              <w:t>{{ r</w:t>
-            </w:r>
-            <w:r>
-              <w:rPr>
-                <w:rFonts w:cstheme="minorHAnsi"/>
-                <w:color w:val="000000" w:themeColor="text1"/>
-                <w:sz w:val="16"/>
-                <w:szCs w:val="16"/>
-              </w:rPr>
-              <w:t>4c2</w:t>
-            </w:r>
-            <w:r>
-              <w:rPr>
-                <w:rFonts w:cstheme="minorHAnsi"/>
-                <w:color w:val="000000" w:themeColor="text1"/>
-                <w:sz w:val="16"/>
-                <w:szCs w:val="16"/>
-              </w:rPr>
-              <w:t xml:space="preserve"> }}</w:t>
-            </w:r>
-          </w:p>
-        </w:tc>
-        <w:tc>
-          <w:tcPr>
-            <w:tcW w:w="3247" w:type="dxa"/>
-          </w:tcPr>
-          <w:p>
-            <w:pPr>
-              <w:spacing w:line="360" w:lineRule="auto"/>
-              <w:rPr>
-                <w:rFonts w:cstheme="minorHAnsi"/>
-                <w:color w:val="000000" w:themeColor="text1"/>
-                <w:sz w:val="16"/>
-                <w:szCs w:val="16"/>
-              </w:rPr>
-            </w:pPr>
-            <w:r>
-              <w:rPr>
-                <w:rFonts w:cstheme="minorHAnsi"/>
-                <w:color w:val="000000" w:themeColor="text1"/>
-                <w:sz w:val="16"/>
-                <w:szCs w:val="16"/>
-              </w:rPr>
-              <w:t>{{ r</w:t>
-            </w:r>
-            <w:r>
-              <w:rPr>
-                <w:rFonts w:cstheme="minorHAnsi"/>
-                <w:color w:val="000000" w:themeColor="text1"/>
-                <w:sz w:val="16"/>
-                <w:szCs w:val="16"/>
-              </w:rPr>
-              <w:t>4c3</w:t>
-            </w:r>
-            <w:r>
-              <w:rPr>
-                <w:rFonts w:cstheme="minorHAnsi"/>
-                <w:color w:val="000000" w:themeColor="text1"/>
-                <w:sz w:val="16"/>
-                <w:szCs w:val="16"/>
-              </w:rPr>
-              <w:t xml:space="preserve"> }}</w:t>
-            </w:r>
-          </w:p>
-        </w:tc>
-      </w:tr>
-    </w:tbl>
     <w:p>
       <w:pPr>
         <w:spacing w:line="360" w:lineRule="auto"/>
@@ -7317,6 +4625,7 @@
       <w:tblPr>
         <w:tblStyle w:val="TableGrid"/>
         <w:tblW w:w="0" w:type="auto"/>
+        <w:jc w:val="center"/>
         <w:tblBorders>
           <w:top w:val="none" w:sz="0" w:space="0" w:color="auto"/>
           <w:left w:val="none" w:sz="0" w:space="0" w:color="auto"/>
@@ -7325,6 +4634,7 @@
           <w:insideH w:val="none" w:sz="0" w:space="0" w:color="auto"/>
           <w:insideV w:val="none" w:sz="0" w:space="0" w:color="auto"/>
         </w:tblBorders>
+        <w:tblLayout w:type="fixed"/>
         <w:tblLook w:val="04A0" w:firstRow="1" w:lastRow="0" w:firstColumn="1" w:lastColumn="0" w:noHBand="0" w:noVBand="1"/>
       </w:tblPr>
       <w:tblGrid>
@@ -7336,13 +4646,17 @@
         <w:gridCol w:w="1214"/>
       </w:tblGrid>
       <w:tr>
+        <w:trPr>
+          <w:jc w:val="center"/>
+        </w:trPr>
         <w:tc>
           <w:tcPr>
-            <w:tcW w:w="2122" w:type="dxa"/>
+            <w:tcW w:w="2104" w:type="dxa"/>
           </w:tcPr>
           <w:p>
             <w:pPr>
               <w:spacing w:line="360" w:lineRule="auto"/>
+              <w:jc w:val="center"/>
               <w:rPr>
                 <w:rFonts w:cstheme="minorHAnsi"/>
                 <w:sz w:val="18"/>
@@ -7352,17 +4666,39 @@
             <w:r>
               <w:rPr>
                 <w:rFonts w:cstheme="minorHAnsi"/>
+                <w:b/>
+                <w:bCs/>
                 <w:sz w:val="18"/>
                 <w:szCs w:val="18"/>
                 <w:lang w:val="en-GB" w:bidi="bn-IN"/>
               </w:rPr>
               <w:t>English</w:t>
             </w:r>
+            <w:r>
+              <w:rPr>
+                <w:rFonts w:cstheme="minorHAnsi"/>
+                <w:b/>
+                <w:bCs/>
+                <w:sz w:val="18"/>
+                <w:szCs w:val="18"/>
+                <w:lang w:val="en-GB" w:bidi="bn-IN"/>
+              </w:rPr>
+              <w:t xml:space="preserve"> </w:t>
+            </w:r>
+            <w:r>
+              <w:rPr>
+                <w:rFonts w:cstheme="minorHAnsi"/>
+                <w:sz w:val="18"/>
+                <w:szCs w:val="18"/>
+                <w:lang w:val="en-GB" w:bidi="bn-IN"/>
+              </w:rPr>
+              <w:t>(full professional)</w:t>
+            </w:r>
           </w:p>
         </w:tc>
         <w:tc>
           <w:tcPr>
-            <w:tcW w:w="1125" w:type="dxa"/>
+            <w:tcW w:w="1110" w:type="dxa"/>
           </w:tcPr>
           <w:p>
             <w:pPr>
@@ -7376,10 +4712,11 @@
         </w:tc>
         <w:tc>
           <w:tcPr>
-            <w:tcW w:w="2179" w:type="dxa"/>
+            <w:tcW w:w="2159" w:type="dxa"/>
           </w:tcPr>
           <w:p>
             <w:pPr>
+              <w:jc w:val="center"/>
               <w:rPr>
                 <w:rFonts w:cstheme="minorHAnsi"/>
                 <w:sz w:val="18"/>
@@ -7389,17 +4726,28 @@
             <w:r>
               <w:rPr>
                 <w:rFonts w:cstheme="minorHAnsi"/>
+                <w:b/>
+                <w:bCs/>
                 <w:sz w:val="18"/>
                 <w:szCs w:val="18"/>
                 <w:lang w:val="en-GB" w:bidi="bn-IN"/>
               </w:rPr>
               <w:t>Bengali</w:t>
             </w:r>
+            <w:r>
+              <w:rPr>
+                <w:rFonts w:cstheme="minorHAnsi"/>
+                <w:sz w:val="18"/>
+                <w:szCs w:val="18"/>
+                <w:lang w:val="en-GB" w:bidi="bn-IN"/>
+              </w:rPr>
+              <w:t xml:space="preserve"> (Native/Bilingual)</w:t>
+            </w:r>
           </w:p>
         </w:tc>
         <w:tc>
           <w:tcPr>
-            <w:tcW w:w="1061" w:type="dxa"/>
+            <w:tcW w:w="1047" w:type="dxa"/>
           </w:tcPr>
           <w:p>
             <w:pPr>
@@ -7413,10 +4761,11 @@
         </w:tc>
         <w:tc>
           <w:tcPr>
-            <w:tcW w:w="2013" w:type="dxa"/>
+            <w:tcW w:w="1998" w:type="dxa"/>
           </w:tcPr>
           <w:p>
             <w:pPr>
+              <w:jc w:val="center"/>
               <w:rPr>
                 <w:rFonts w:cstheme="minorHAnsi"/>
                 <w:sz w:val="18"/>
@@ -7426,17 +4775,55 @@
             <w:r>
               <w:rPr>
                 <w:rFonts w:cstheme="minorHAnsi"/>
+                <w:b/>
+                <w:bCs/>
                 <w:sz w:val="18"/>
                 <w:szCs w:val="18"/>
                 <w:lang w:val="en-GB" w:bidi="bn-IN"/>
               </w:rPr>
               <w:t>Finnish</w:t>
             </w:r>
+            <w:r>
+              <w:rPr>
+                <w:rFonts w:ascii="Arial" w:hAnsi="Arial" w:cs="Arial"/>
+                <w:color w:val="1F1F1F"/>
+                <w:sz w:val="22"/>
+                <w:szCs w:val="22"/>
+              </w:rPr>
+              <w:t xml:space="preserve"> </w:t>
+            </w:r>
+            <w:r>
+              <w:rPr>
+                <w:rFonts w:cstheme="minorHAnsi"/>
+                <w:sz w:val="18"/>
+                <w:szCs w:val="18"/>
+                <w:lang w:bidi="bn-IN"/>
+              </w:rPr>
+              <w:t>(</w:t>
+            </w:r>
+            <w:r>
+              <w:rPr>
+                <w:rFonts w:cstheme="minorHAnsi"/>
+                <w:sz w:val="18"/>
+                <w:szCs w:val="18"/>
+                <w:lang w:bidi="bn-IN"/>
+              </w:rPr>
+              <w:t>Intermediate</w:t>
+            </w:r>
+            <w:r>
+              <w:rPr>
+                <w:rFonts w:cstheme="minorHAnsi"/>
+                <w:sz w:val="18"/>
+                <w:szCs w:val="18"/>
+                <w:lang w:bidi="bn-IN"/>
+              </w:rPr>
+              <w:t>)</w:t>
+            </w:r>
           </w:p>
         </w:tc>
         <w:tc>
           <w:tcPr>
-            <w:tcW w:w="1230" w:type="dxa"/>
+            <w:tcW w:w="1214" w:type="dxa"/>
           </w:tcPr>
           <w:p>
             <w:pPr>
@@ -7444,138 +4831,6 @@
                 <w:rFonts w:cstheme="minorHAnsi"/>
                 <w:sz w:val="18"/>
                 <w:szCs w:val="18"/>
-              </w:rPr>
-            </w:pPr>
-          </w:p>
-        </w:tc>
-      </w:tr>
-      <w:tr>
-        <w:tc>
-          <w:tcPr>
-            <w:tcW w:w="2122" w:type="dxa"/>
-          </w:tcPr>
-          <w:p>
-            <w:pPr>
-              <w:rPr>
-                <w:rFonts w:cstheme="minorHAnsi"/>
-                <w:color w:val="2E74B5" w:themeColor="accent5" w:themeShade="BF"/>
-                <w:sz w:val="16"/>
-                <w:szCs w:val="16"/>
-              </w:rPr>
-            </w:pPr>
-            <w:r>
-              <w:rPr>
-                <w:rFonts w:cstheme="minorHAnsi"/>
-                <w:color w:val="2E74B5" w:themeColor="accent5" w:themeShade="BF"/>
-                <w:sz w:val="16"/>
-                <w:szCs w:val="16"/>
-                <w:lang w:val="en-GB" w:bidi="bn-IN"/>
-              </w:rPr>
-              <w:t>Full Professional Proficiency</w:t>
-            </w:r>
-          </w:p>
-        </w:tc>
-        <w:tc>
-          <w:tcPr>
-            <w:tcW w:w="1125" w:type="dxa"/>
-          </w:tcPr>
-          <w:p>
-            <w:pPr>
-              <w:rPr>
-                <w:rFonts w:cstheme="minorHAnsi"/>
-                <w:color w:val="2E74B5" w:themeColor="accent5" w:themeShade="BF"/>
-                <w:sz w:val="16"/>
-                <w:szCs w:val="16"/>
-              </w:rPr>
-            </w:pPr>
-          </w:p>
-        </w:tc>
-        <w:tc>
-          <w:tcPr>
-            <w:tcW w:w="2179" w:type="dxa"/>
-          </w:tcPr>
-          <w:p>
-            <w:pPr>
-              <w:rPr>
-                <w:rFonts w:cstheme="minorHAnsi"/>
-                <w:color w:val="2E74B5" w:themeColor="accent5" w:themeShade="BF"/>
-                <w:sz w:val="16"/>
-                <w:szCs w:val="16"/>
-              </w:rPr>
-            </w:pPr>
-            <w:r>
-              <w:rPr>
-                <w:rFonts w:cstheme="minorHAnsi"/>
-                <w:color w:val="2E74B5" w:themeColor="accent5" w:themeShade="BF"/>
-                <w:sz w:val="16"/>
-                <w:szCs w:val="16"/>
-                <w:lang w:val="en-GB" w:bidi="bn-IN"/>
-              </w:rPr>
-              <w:t>Native or Bilingual Proficiency</w:t>
-            </w:r>
-          </w:p>
-        </w:tc>
-        <w:tc>
-          <w:tcPr>
-            <w:tcW w:w="1061" w:type="dxa"/>
-          </w:tcPr>
-          <w:p>
-            <w:pPr>
-              <w:rPr>
-                <w:rFonts w:cstheme="minorHAnsi"/>
-                <w:color w:val="2E74B5" w:themeColor="accent5" w:themeShade="BF"/>
-                <w:sz w:val="16"/>
-                <w:szCs w:val="16"/>
-              </w:rPr>
-            </w:pPr>
-          </w:p>
-        </w:tc>
-        <w:tc>
-          <w:tcPr>
-            <w:tcW w:w="2013" w:type="dxa"/>
-          </w:tcPr>
-          <w:p>
-            <w:pPr>
-              <w:rPr>
-                <w:rFonts w:cstheme="minorHAnsi"/>
-                <w:color w:val="2E74B5" w:themeColor="accent5" w:themeShade="BF"/>
-                <w:sz w:val="16"/>
-                <w:szCs w:val="16"/>
-              </w:rPr>
-            </w:pPr>
-            <w:r>
-              <w:rPr>
-                <w:rFonts w:cstheme="minorHAnsi"/>
-                <w:color w:val="2E74B5" w:themeColor="accent5" w:themeShade="BF"/>
-                <w:sz w:val="16"/>
-                <w:szCs w:val="16"/>
-                <w:lang w:val="en-GB" w:bidi="bn-IN"/>
-              </w:rPr>
-              <w:t>Intermediate</w:t>
-            </w:r>
-            <w:r>
-              <w:rPr>
-                <w:rFonts w:cstheme="minorHAnsi"/>
-                <w:color w:val="2E74B5" w:themeColor="accent5" w:themeShade="BF"/>
-                <w:sz w:val="16"/>
-                <w:szCs w:val="16"/>
-                <w:lang w:val="en-GB" w:bidi="bn-IN"/>
-              </w:rPr>
-              <w:t xml:space="preserve"> Proficiency</w:t>
-            </w:r>
-          </w:p>
-        </w:tc>
-        <w:tc>
-          <w:tcPr>
-            <w:tcW w:w="1230" w:type="dxa"/>
-          </w:tcPr>
-          <w:p>
-            <w:pPr>
-              <w:rPr>
-                <w:rFonts w:cstheme="minorHAnsi"/>
-                <w:color w:val="2E74B5" w:themeColor="accent5" w:themeShade="BF"/>
-                <w:sz w:val="16"/>
-                <w:szCs w:val="16"/>
               </w:rPr>
             </w:pPr>
           </w:p>
@@ -7788,7 +5043,7 @@
               <v:stroke joinstyle="miter"/>
               <v:path gradientshapeok="t" o:connecttype="rect"/>
             </v:shapetype>
-            <v:shape id="Text Box 14" o:spid="_x0000_s1038" type="#_x0000_t202" alt="INTERNAL " style="position:absolute;margin-left:0;margin-top:0;width:64.05pt;height:27.2pt;z-index:251659264;visibility:visible;mso-wrap-style:none;mso-wrap-distance-left:0;mso-wrap-distance-top:0;mso-wrap-distance-right:0;mso-wrap-distance-bottom:0;mso-position-horizontal:left;mso-position-horizontal-relative:page;mso-position-vertical:bottom;mso-position-vertical-relative:page;v-text-anchor:bottom" o:gfxdata="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" filled="f" stroked="f">
+            <v:shape id="Text Box 14" o:spid="_x0000_s1026" type="#_x0000_t202" alt="INTERNAL " style="position:absolute;margin-left:0;margin-top:0;width:64.05pt;height:27.2pt;z-index:251659264;visibility:visible;mso-wrap-style:none;mso-wrap-distance-left:0;mso-wrap-distance-top:0;mso-wrap-distance-right:0;mso-wrap-distance-bottom:0;mso-position-horizontal:left;mso-position-horizontal-relative:page;mso-position-vertical:bottom;mso-position-vertical-relative:page;v-text-anchor:bottom" o:gfxdata="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" filled="f" stroked="f">
               <v:textbox style="mso-fit-shape-to-text:t" inset="20pt,0,0,15pt">
                 <w:txbxContent>
                   <w:p>
@@ -7916,7 +5171,7 @@
               <v:stroke joinstyle="miter"/>
               <v:path gradientshapeok="t" o:connecttype="rect"/>
             </v:shapetype>
-            <v:shape id="Text Box 15" o:spid="_x0000_s1039" type="#_x0000_t202" alt="INTERNAL " style="position:absolute;margin-left:0;margin-top:0;width:64.05pt;height:27.2pt;z-index:251660288;visibility:visible;mso-wrap-style:none;mso-wrap-distance-left:0;mso-wrap-distance-top:0;mso-wrap-distance-right:0;mso-wrap-distance-bottom:0;mso-position-horizontal:left;mso-position-horizontal-relative:page;mso-position-vertical:bottom;mso-position-vertical-relative:page;v-text-anchor:bottom" o:gfxdata="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" filled="f" stroked="f">
+            <v:shape id="Text Box 15" o:spid="_x0000_s1027" type="#_x0000_t202" alt="INTERNAL " style="position:absolute;margin-left:0;margin-top:0;width:64.05pt;height:27.2pt;z-index:251660288;visibility:visible;mso-wrap-style:none;mso-wrap-distance-left:0;mso-wrap-distance-top:0;mso-wrap-distance-right:0;mso-wrap-distance-bottom:0;mso-position-horizontal:left;mso-position-horizontal-relative:page;mso-position-vertical:bottom;mso-position-vertical-relative:page;v-text-anchor:bottom" o:gfxdata="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" filled="f" stroked="f">
               <v:textbox style="mso-fit-shape-to-text:t" inset="20pt,0,0,15pt">
                 <w:txbxContent>
                   <w:p>
@@ -8044,7 +5299,7 @@
               <v:stroke joinstyle="miter"/>
               <v:path gradientshapeok="t" o:connecttype="rect"/>
             </v:shapetype>
-            <v:shape id="Text Box 13" o:spid="_x0000_s1040" type="#_x0000_t202" alt="INTERNAL " style="position:absolute;margin-left:0;margin-top:0;width:64.05pt;height:27.2pt;z-index:251658240;visibility:visible;mso-wrap-style:none;mso-wrap-distance-left:0;mso-wrap-distance-top:0;mso-wrap-distance-right:0;mso-wrap-distance-bottom:0;mso-position-horizontal:left;mso-position-horizontal-relative:page;mso-position-vertical:bottom;mso-position-vertical-relative:page;v-text-anchor:bottom" o:gfxdata="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" filled="f" stroked="f">
+            <v:shape id="Text Box 13" o:spid="_x0000_s1028" type="#_x0000_t202" alt="INTERNAL " style="position:absolute;margin-left:0;margin-top:0;width:64.05pt;height:27.2pt;z-index:251658240;visibility:visible;mso-wrap-style:none;mso-wrap-distance-left:0;mso-wrap-distance-top:0;mso-wrap-distance-right:0;mso-wrap-distance-bottom:0;mso-position-horizontal:left;mso-position-horizontal-relative:page;mso-position-vertical:bottom;mso-position-vertical-relative:page;v-text-anchor:bottom" o:gfxdata="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" filled="f" stroked="f">
               <v:textbox style="mso-fit-shape-to-text:t" inset="20pt,0,0,15pt">
                 <w:txbxContent>
                   <w:p>
@@ -9162,6 +6417,268 @@
     </w:lvl>
   </w:abstractNum>
   <w:abstractNum w:abstractNumId="8" w15:restartNumberingAfterBreak="0">
+    <w:nsid w:val="339A56D2"/>
+    <w:multiLevelType w:val="multilevel"/>
+    <w:tmpl w:val="125494F4"/>
+    <w:lvl w:ilvl="0">
+      <w:start w:val="1"/>
+      <w:numFmt w:val="bullet"/>
+      <w:lvlText w:val=""/>
+      <w:lvlJc w:val="left"/>
+      <w:pPr>
+        <w:tabs>
+          <w:tab w:val="num" w:pos="720"/>
+        </w:tabs>
+        <w:ind w:left="720" w:hanging="360"/>
+      </w:pPr>
+      <w:rPr>
+        <w:rFonts w:ascii="Symbol" w:hAnsi="Symbol" w:hint="default"/>
+        <w:sz w:val="20"/>
+      </w:rPr>
+    </w:lvl>
+    <w:lvl w:ilvl="1" w:tentative="1">
+      <w:start w:val="1"/>
+      <w:numFmt w:val="bullet"/>
+      <w:lvlText w:val="o"/>
+      <w:lvlJc w:val="left"/>
+      <w:pPr>
+        <w:tabs>
+          <w:tab w:val="num" w:pos="1440"/>
+        </w:tabs>
+        <w:ind w:left="1440" w:hanging="360"/>
+      </w:pPr>
+      <w:rPr>
+        <w:rFonts w:ascii="Courier New" w:hAnsi="Courier New" w:hint="default"/>
+        <w:sz w:val="20"/>
+      </w:rPr>
+    </w:lvl>
+    <w:lvl w:ilvl="2" w:tentative="1">
+      <w:start w:val="1"/>
+      <w:numFmt w:val="bullet"/>
+      <w:lvlText w:val=""/>
+      <w:lvlJc w:val="left"/>
+      <w:pPr>
+        <w:tabs>
+          <w:tab w:val="num" w:pos="2160"/>
+        </w:tabs>
+        <w:ind w:left="2160" w:hanging="360"/>
+      </w:pPr>
+      <w:rPr>
+        <w:rFonts w:ascii="Wingdings" w:hAnsi="Wingdings" w:hint="default"/>
+        <w:sz w:val="20"/>
+      </w:rPr>
+    </w:lvl>
+    <w:lvl w:ilvl="3" w:tentative="1">
+      <w:start w:val="1"/>
+      <w:numFmt w:val="bullet"/>
+      <w:lvlText w:val=""/>
+      <w:lvlJc w:val="left"/>
+      <w:pPr>
+        <w:tabs>
+          <w:tab w:val="num" w:pos="2880"/>
+        </w:tabs>
+        <w:ind w:left="2880" w:hanging="360"/>
+      </w:pPr>
+      <w:rPr>
+        <w:rFonts w:ascii="Wingdings" w:hAnsi="Wingdings" w:hint="default"/>
+        <w:sz w:val="20"/>
+      </w:rPr>
+    </w:lvl>
+    <w:lvl w:ilvl="4" w:tentative="1">
+      <w:start w:val="1"/>
+      <w:numFmt w:val="bullet"/>
+      <w:lvlText w:val=""/>
+      <w:lvlJc w:val="left"/>
+      <w:pPr>
+        <w:tabs>
+          <w:tab w:val="num" w:pos="3600"/>
+        </w:tabs>
+        <w:ind w:left="3600" w:hanging="360"/>
+      </w:pPr>
+      <w:rPr>
+        <w:rFonts w:ascii="Wingdings" w:hAnsi="Wingdings" w:hint="default"/>
+        <w:sz w:val="20"/>
+      </w:rPr>
+    </w:lvl>
+    <w:lvl w:ilvl="5" w:tentative="1">
+      <w:start w:val="1"/>
+      <w:numFmt w:val="bullet"/>
+      <w:lvlText w:val=""/>
+      <w:lvlJc w:val="left"/>
+      <w:pPr>
+        <w:tabs>
+          <w:tab w:val="num" w:pos="4320"/>
+        </w:tabs>
+        <w:ind w:left="4320" w:hanging="360"/>
+      </w:pPr>
+      <w:rPr>
+        <w:rFonts w:ascii="Wingdings" w:hAnsi="Wingdings" w:hint="default"/>
+        <w:sz w:val="20"/>
+      </w:rPr>
+    </w:lvl>
+    <w:lvl w:ilvl="6" w:tentative="1">
+      <w:start w:val="1"/>
+      <w:numFmt w:val="bullet"/>
+      <w:lvlText w:val=""/>
+      <w:lvlJc w:val="left"/>
+      <w:pPr>
+        <w:tabs>
+          <w:tab w:val="num" w:pos="5040"/>
+        </w:tabs>
+        <w:ind w:left="5040" w:hanging="360"/>
+      </w:pPr>
+      <w:rPr>
+        <w:rFonts w:ascii="Wingdings" w:hAnsi="Wingdings" w:hint="default"/>
+        <w:sz w:val="20"/>
+      </w:rPr>
+    </w:lvl>
+    <w:lvl w:ilvl="7" w:tentative="1">
+      <w:start w:val="1"/>
+      <w:numFmt w:val="bullet"/>
+      <w:lvlText w:val=""/>
+      <w:lvlJc w:val="left"/>
+      <w:pPr>
+        <w:tabs>
+          <w:tab w:val="num" w:pos="5760"/>
+        </w:tabs>
+        <w:ind w:left="5760" w:hanging="360"/>
+      </w:pPr>
+      <w:rPr>
+        <w:rFonts w:ascii="Wingdings" w:hAnsi="Wingdings" w:hint="default"/>
+        <w:sz w:val="20"/>
+      </w:rPr>
+    </w:lvl>
+    <w:lvl w:ilvl="8" w:tentative="1">
+      <w:start w:val="1"/>
+      <w:numFmt w:val="bullet"/>
+      <w:lvlText w:val=""/>
+      <w:lvlJc w:val="left"/>
+      <w:pPr>
+        <w:tabs>
+          <w:tab w:val="num" w:pos="6480"/>
+        </w:tabs>
+        <w:ind w:left="6480" w:hanging="360"/>
+      </w:pPr>
+      <w:rPr>
+        <w:rFonts w:ascii="Wingdings" w:hAnsi="Wingdings" w:hint="default"/>
+        <w:sz w:val="20"/>
+      </w:rPr>
+    </w:lvl>
+  </w:abstractNum>
+  <w:abstractNum w:abstractNumId="9" w15:restartNumberingAfterBreak="0">
+    <w:nsid w:val="37FC79B7"/>
+    <w:multiLevelType w:val="hybridMultilevel"/>
+    <w:tmpl w:val="DB640938"/>
+    <w:lvl w:ilvl="0" w:tplc="08090001">
+      <w:start w:val="1"/>
+      <w:numFmt w:val="bullet"/>
+      <w:lvlText w:val=""/>
+      <w:lvlJc w:val="left"/>
+      <w:pPr>
+        <w:ind w:left="720" w:hanging="360"/>
+      </w:pPr>
+      <w:rPr>
+        <w:rFonts w:ascii="Symbol" w:hAnsi="Symbol" w:hint="default"/>
+      </w:rPr>
+    </w:lvl>
+    <w:lvl w:ilvl="1" w:tplc="08090003" w:tentative="1">
+      <w:start w:val="1"/>
+      <w:numFmt w:val="bullet"/>
+      <w:lvlText w:val="o"/>
+      <w:lvlJc w:val="left"/>
+      <w:pPr>
+        <w:ind w:left="1440" w:hanging="360"/>
+      </w:pPr>
+      <w:rPr>
+        <w:rFonts w:ascii="Courier New" w:hAnsi="Courier New" w:cs="Courier New" w:hint="default"/>
+      </w:rPr>
+    </w:lvl>
+    <w:lvl w:ilvl="2" w:tplc="08090005" w:tentative="1">
+      <w:start w:val="1"/>
+      <w:numFmt w:val="bullet"/>
+      <w:lvlText w:val=""/>
+      <w:lvlJc w:val="left"/>
+      <w:pPr>
+        <w:ind w:left="2160" w:hanging="360"/>
+      </w:pPr>
+      <w:rPr>
+        <w:rFonts w:ascii="Wingdings" w:hAnsi="Wingdings" w:hint="default"/>
+      </w:rPr>
+    </w:lvl>
+    <w:lvl w:ilvl="3" w:tplc="08090001" w:tentative="1">
+      <w:start w:val="1"/>
+      <w:numFmt w:val="bullet"/>
+      <w:lvlText w:val=""/>
+      <w:lvlJc w:val="left"/>
+      <w:pPr>
+        <w:ind w:left="2880" w:hanging="360"/>
+      </w:pPr>
+      <w:rPr>
+        <w:rFonts w:ascii="Symbol" w:hAnsi="Symbol" w:hint="default"/>
+      </w:rPr>
+    </w:lvl>
+    <w:lvl w:ilvl="4" w:tplc="08090003" w:tentative="1">
+      <w:start w:val="1"/>
+      <w:numFmt w:val="bullet"/>
+      <w:lvlText w:val="o"/>
+      <w:lvlJc w:val="left"/>
+      <w:pPr>
+        <w:ind w:left="3600" w:hanging="360"/>
+      </w:pPr>
+      <w:rPr>
+        <w:rFonts w:ascii="Courier New" w:hAnsi="Courier New" w:cs="Courier New" w:hint="default"/>
+      </w:rPr>
+    </w:lvl>
+    <w:lvl w:ilvl="5" w:tplc="08090005" w:tentative="1">
+      <w:start w:val="1"/>
+      <w:numFmt w:val="bullet"/>
+      <w:lvlText w:val=""/>
+      <w:lvlJc w:val="left"/>
+      <w:pPr>
+        <w:ind w:left="4320" w:hanging="360"/>
+      </w:pPr>
+      <w:rPr>
+        <w:rFonts w:ascii="Wingdings" w:hAnsi="Wingdings" w:hint="default"/>
+      </w:rPr>
+    </w:lvl>
+    <w:lvl w:ilvl="6" w:tplc="08090001" w:tentative="1">
+      <w:start w:val="1"/>
+      <w:numFmt w:val="bullet"/>
+      <w:lvlText w:val=""/>
+      <w:lvlJc w:val="left"/>
+      <w:pPr>
+        <w:ind w:left="5040" w:hanging="360"/>
+      </w:pPr>
+      <w:rPr>
+        <w:rFonts w:ascii="Symbol" w:hAnsi="Symbol" w:hint="default"/>
+      </w:rPr>
+    </w:lvl>
+    <w:lvl w:ilvl="7" w:tplc="08090003" w:tentative="1">
+      <w:start w:val="1"/>
+      <w:numFmt w:val="bullet"/>
+      <w:lvlText w:val="o"/>
+      <w:lvlJc w:val="left"/>
+      <w:pPr>
+        <w:ind w:left="5760" w:hanging="360"/>
+      </w:pPr>
+      <w:rPr>
+        <w:rFonts w:ascii="Courier New" w:hAnsi="Courier New" w:cs="Courier New" w:hint="default"/>
+      </w:rPr>
+    </w:lvl>
+    <w:lvl w:ilvl="8" w:tplc="08090005" w:tentative="1">
+      <w:start w:val="1"/>
+      <w:numFmt w:val="bullet"/>
+      <w:lvlText w:val=""/>
+      <w:lvlJc w:val="left"/>
+      <w:pPr>
+        <w:ind w:left="6480" w:hanging="360"/>
+      </w:pPr>
+      <w:rPr>
+        <w:rFonts w:ascii="Wingdings" w:hAnsi="Wingdings" w:hint="default"/>
+      </w:rPr>
+    </w:lvl>
+  </w:abstractNum>
+  <w:abstractNum w:abstractNumId="10" w15:restartNumberingAfterBreak="0">
     <w:nsid w:val="3B987958"/>
     <w:multiLevelType w:val="hybridMultilevel"/>
     <w:tmpl w:val="CEDE9976"/>
@@ -9273,7 +6790,120 @@
       </w:rPr>
     </w:lvl>
   </w:abstractNum>
-  <w:abstractNum w:abstractNumId="9" w15:restartNumberingAfterBreak="0">
+  <w:abstractNum w:abstractNumId="11" w15:restartNumberingAfterBreak="0">
+    <w:nsid w:val="3CEE3EEA"/>
+    <w:multiLevelType w:val="hybridMultilevel"/>
+    <w:tmpl w:val="527CF7F4"/>
+    <w:lvl w:ilvl="0" w:tplc="08090001">
+      <w:start w:val="1"/>
+      <w:numFmt w:val="bullet"/>
+      <w:lvlText w:val=""/>
+      <w:lvlJc w:val="left"/>
+      <w:pPr>
+        <w:ind w:left="720" w:hanging="360"/>
+      </w:pPr>
+      <w:rPr>
+        <w:rFonts w:ascii="Symbol" w:hAnsi="Symbol" w:hint="default"/>
+      </w:rPr>
+    </w:lvl>
+    <w:lvl w:ilvl="1" w:tplc="FFFFFFFF" w:tentative="1">
+      <w:start w:val="1"/>
+      <w:numFmt w:val="bullet"/>
+      <w:lvlText w:val="o"/>
+      <w:lvlJc w:val="left"/>
+      <w:pPr>
+        <w:ind w:left="1440" w:hanging="360"/>
+      </w:pPr>
+      <w:rPr>
+        <w:rFonts w:ascii="Courier New" w:hAnsi="Courier New" w:cs="Courier New" w:hint="default"/>
+      </w:rPr>
+    </w:lvl>
+    <w:lvl w:ilvl="2" w:tplc="FFFFFFFF" w:tentative="1">
+      <w:start w:val="1"/>
+      <w:numFmt w:val="bullet"/>
+      <w:lvlText w:val=""/>
+      <w:lvlJc w:val="left"/>
+      <w:pPr>
+        <w:ind w:left="2160" w:hanging="360"/>
+      </w:pPr>
+      <w:rPr>
+        <w:rFonts w:ascii="Wingdings" w:hAnsi="Wingdings" w:hint="default"/>
+      </w:rPr>
+    </w:lvl>
+    <w:lvl w:ilvl="3" w:tplc="FFFFFFFF" w:tentative="1">
+      <w:start w:val="1"/>
+      <w:numFmt w:val="bullet"/>
+      <w:lvlText w:val=""/>
+      <w:lvlJc w:val="left"/>
+      <w:pPr>
+        <w:ind w:left="2880" w:hanging="360"/>
+      </w:pPr>
+      <w:rPr>
+        <w:rFonts w:ascii="Symbol" w:hAnsi="Symbol" w:hint="default"/>
+      </w:rPr>
+    </w:lvl>
+    <w:lvl w:ilvl="4" w:tplc="FFFFFFFF" w:tentative="1">
+      <w:start w:val="1"/>
+      <w:numFmt w:val="bullet"/>
+      <w:lvlText w:val="o"/>
+      <w:lvlJc w:val="left"/>
+      <w:pPr>
+        <w:ind w:left="3600" w:hanging="360"/>
+      </w:pPr>
+      <w:rPr>
+        <w:rFonts w:ascii="Courier New" w:hAnsi="Courier New" w:cs="Courier New" w:hint="default"/>
+      </w:rPr>
+    </w:lvl>
+    <w:lvl w:ilvl="5" w:tplc="FFFFFFFF" w:tentative="1">
+      <w:start w:val="1"/>
+      <w:numFmt w:val="bullet"/>
+      <w:lvlText w:val=""/>
+      <w:lvlJc w:val="left"/>
+      <w:pPr>
+        <w:ind w:left="4320" w:hanging="360"/>
+      </w:pPr>
+      <w:rPr>
+        <w:rFonts w:ascii="Wingdings" w:hAnsi="Wingdings" w:hint="default"/>
+      </w:rPr>
+    </w:lvl>
+    <w:lvl w:ilvl="6" w:tplc="FFFFFFFF" w:tentative="1">
+      <w:start w:val="1"/>
+      <w:numFmt w:val="bullet"/>
+      <w:lvlText w:val=""/>
+      <w:lvlJc w:val="left"/>
+      <w:pPr>
+        <w:ind w:left="5040" w:hanging="360"/>
+      </w:pPr>
+      <w:rPr>
+        <w:rFonts w:ascii="Symbol" w:hAnsi="Symbol" w:hint="default"/>
+      </w:rPr>
+    </w:lvl>
+    <w:lvl w:ilvl="7" w:tplc="FFFFFFFF" w:tentative="1">
+      <w:start w:val="1"/>
+      <w:numFmt w:val="bullet"/>
+      <w:lvlText w:val="o"/>
+      <w:lvlJc w:val="left"/>
+      <w:pPr>
+        <w:ind w:left="5760" w:hanging="360"/>
+      </w:pPr>
+      <w:rPr>
+        <w:rFonts w:ascii="Courier New" w:hAnsi="Courier New" w:cs="Courier New" w:hint="default"/>
+      </w:rPr>
+    </w:lvl>
+    <w:lvl w:ilvl="8" w:tplc="FFFFFFFF" w:tentative="1">
+      <w:start w:val="1"/>
+      <w:numFmt w:val="bullet"/>
+      <w:lvlText w:val=""/>
+      <w:lvlJc w:val="left"/>
+      <w:pPr>
+        <w:ind w:left="6480" w:hanging="360"/>
+      </w:pPr>
+      <w:rPr>
+        <w:rFonts w:ascii="Wingdings" w:hAnsi="Wingdings" w:hint="default"/>
+      </w:rPr>
+    </w:lvl>
+  </w:abstractNum>
+  <w:abstractNum w:abstractNumId="12" w15:restartNumberingAfterBreak="0">
     <w:nsid w:val="40303148"/>
     <w:multiLevelType w:val="multilevel"/>
     <w:tmpl w:val="DC8CA048"/>
@@ -9419,7 +7049,7 @@
       </w:rPr>
     </w:lvl>
   </w:abstractNum>
-  <w:abstractNum w:abstractNumId="10" w15:restartNumberingAfterBreak="0">
+  <w:abstractNum w:abstractNumId="13" w15:restartNumberingAfterBreak="0">
     <w:nsid w:val="417149B8"/>
     <w:multiLevelType w:val="hybridMultilevel"/>
     <w:tmpl w:val="9824099E"/>
@@ -9532,7 +7162,120 @@
       </w:rPr>
     </w:lvl>
   </w:abstractNum>
-  <w:abstractNum w:abstractNumId="11" w15:restartNumberingAfterBreak="0">
+  <w:abstractNum w:abstractNumId="14" w15:restartNumberingAfterBreak="0">
+    <w:nsid w:val="46F572A7"/>
+    <w:multiLevelType w:val="hybridMultilevel"/>
+    <w:tmpl w:val="63FE994E"/>
+    <w:lvl w:ilvl="0" w:tplc="08090001">
+      <w:start w:val="1"/>
+      <w:numFmt w:val="bullet"/>
+      <w:lvlText w:val=""/>
+      <w:lvlJc w:val="left"/>
+      <w:pPr>
+        <w:ind w:left="720" w:hanging="360"/>
+      </w:pPr>
+      <w:rPr>
+        <w:rFonts w:ascii="Symbol" w:hAnsi="Symbol" w:hint="default"/>
+      </w:rPr>
+    </w:lvl>
+    <w:lvl w:ilvl="1" w:tplc="08090003" w:tentative="1">
+      <w:start w:val="1"/>
+      <w:numFmt w:val="bullet"/>
+      <w:lvlText w:val="o"/>
+      <w:lvlJc w:val="left"/>
+      <w:pPr>
+        <w:ind w:left="1440" w:hanging="360"/>
+      </w:pPr>
+      <w:rPr>
+        <w:rFonts w:ascii="Courier New" w:hAnsi="Courier New" w:cs="Courier New" w:hint="default"/>
+      </w:rPr>
+    </w:lvl>
+    <w:lvl w:ilvl="2" w:tplc="08090005" w:tentative="1">
+      <w:start w:val="1"/>
+      <w:numFmt w:val="bullet"/>
+      <w:lvlText w:val=""/>
+      <w:lvlJc w:val="left"/>
+      <w:pPr>
+        <w:ind w:left="2160" w:hanging="360"/>
+      </w:pPr>
+      <w:rPr>
+        <w:rFonts w:ascii="Wingdings" w:hAnsi="Wingdings" w:hint="default"/>
+      </w:rPr>
+    </w:lvl>
+    <w:lvl w:ilvl="3" w:tplc="08090001" w:tentative="1">
+      <w:start w:val="1"/>
+      <w:numFmt w:val="bullet"/>
+      <w:lvlText w:val=""/>
+      <w:lvlJc w:val="left"/>
+      <w:pPr>
+        <w:ind w:left="2880" w:hanging="360"/>
+      </w:pPr>
+      <w:rPr>
+        <w:rFonts w:ascii="Symbol" w:hAnsi="Symbol" w:hint="default"/>
+      </w:rPr>
+    </w:lvl>
+    <w:lvl w:ilvl="4" w:tplc="08090003" w:tentative="1">
+      <w:start w:val="1"/>
+      <w:numFmt w:val="bullet"/>
+      <w:lvlText w:val="o"/>
+      <w:lvlJc w:val="left"/>
+      <w:pPr>
+        <w:ind w:left="3600" w:hanging="360"/>
+      </w:pPr>
+      <w:rPr>
+        <w:rFonts w:ascii="Courier New" w:hAnsi="Courier New" w:cs="Courier New" w:hint="default"/>
+      </w:rPr>
+    </w:lvl>
+    <w:lvl w:ilvl="5" w:tplc="08090005" w:tentative="1">
+      <w:start w:val="1"/>
+      <w:numFmt w:val="bullet"/>
+      <w:lvlText w:val=""/>
+      <w:lvlJc w:val="left"/>
+      <w:pPr>
+        <w:ind w:left="4320" w:hanging="360"/>
+      </w:pPr>
+      <w:rPr>
+        <w:rFonts w:ascii="Wingdings" w:hAnsi="Wingdings" w:hint="default"/>
+      </w:rPr>
+    </w:lvl>
+    <w:lvl w:ilvl="6" w:tplc="08090001" w:tentative="1">
+      <w:start w:val="1"/>
+      <w:numFmt w:val="bullet"/>
+      <w:lvlText w:val=""/>
+      <w:lvlJc w:val="left"/>
+      <w:pPr>
+        <w:ind w:left="5040" w:hanging="360"/>
+      </w:pPr>
+      <w:rPr>
+        <w:rFonts w:ascii="Symbol" w:hAnsi="Symbol" w:hint="default"/>
+      </w:rPr>
+    </w:lvl>
+    <w:lvl w:ilvl="7" w:tplc="08090003" w:tentative="1">
+      <w:start w:val="1"/>
+      <w:numFmt w:val="bullet"/>
+      <w:lvlText w:val="o"/>
+      <w:lvlJc w:val="left"/>
+      <w:pPr>
+        <w:ind w:left="5760" w:hanging="360"/>
+      </w:pPr>
+      <w:rPr>
+        <w:rFonts w:ascii="Courier New" w:hAnsi="Courier New" w:cs="Courier New" w:hint="default"/>
+      </w:rPr>
+    </w:lvl>
+    <w:lvl w:ilvl="8" w:tplc="08090005" w:tentative="1">
+      <w:start w:val="1"/>
+      <w:numFmt w:val="bullet"/>
+      <w:lvlText w:val=""/>
+      <w:lvlJc w:val="left"/>
+      <w:pPr>
+        <w:ind w:left="6480" w:hanging="360"/>
+      </w:pPr>
+      <w:rPr>
+        <w:rFonts w:ascii="Wingdings" w:hAnsi="Wingdings" w:hint="default"/>
+      </w:rPr>
+    </w:lvl>
+  </w:abstractNum>
+  <w:abstractNum w:abstractNumId="15" w15:restartNumberingAfterBreak="0">
     <w:nsid w:val="48164A49"/>
     <w:multiLevelType w:val="hybridMultilevel"/>
     <w:tmpl w:val="22940A42"/>
@@ -9646,7 +7389,156 @@
       </w:rPr>
     </w:lvl>
   </w:abstractNum>
-  <w:abstractNum w:abstractNumId="12" w15:restartNumberingAfterBreak="0">
+  <w:abstractNum w:abstractNumId="16" w15:restartNumberingAfterBreak="0">
+    <w:nsid w:val="4C674492"/>
+    <w:multiLevelType w:val="multilevel"/>
+    <w:tmpl w:val="A462C152"/>
+    <w:lvl w:ilvl="0">
+      <w:start w:val="1"/>
+      <w:numFmt w:val="bullet"/>
+      <w:lvlText w:val=""/>
+      <w:lvlJc w:val="left"/>
+      <w:pPr>
+        <w:tabs>
+          <w:tab w:val="num" w:pos="720"/>
+        </w:tabs>
+        <w:ind w:left="720" w:hanging="360"/>
+      </w:pPr>
+      <w:rPr>
+        <w:rFonts w:ascii="Symbol" w:hAnsi="Symbol" w:hint="default"/>
+        <w:sz w:val="20"/>
+      </w:rPr>
+    </w:lvl>
+    <w:lvl w:ilvl="1" w:tentative="1">
+      <w:start w:val="1"/>
+      <w:numFmt w:val="bullet"/>
+      <w:lvlText w:val="o"/>
+      <w:lvlJc w:val="left"/>
+      <w:pPr>
+        <w:tabs>
+          <w:tab w:val="num" w:pos="1440"/>
+        </w:tabs>
+        <w:ind w:left="1440" w:hanging="360"/>
+      </w:pPr>
+      <w:rPr>
+        <w:rFonts w:ascii="Courier New" w:hAnsi="Courier New" w:hint="default"/>
+        <w:sz w:val="20"/>
+      </w:rPr>
+    </w:lvl>
+    <w:lvl w:ilvl="2" w:tentative="1">
+      <w:start w:val="1"/>
+      <w:numFmt w:val="bullet"/>
+      <w:lvlText w:val=""/>
+      <w:lvlJc w:val="left"/>
+      <w:pPr>
+        <w:tabs>
+          <w:tab w:val="num" w:pos="2160"/>
+        </w:tabs>
+        <w:ind w:left="2160" w:hanging="360"/>
+      </w:pPr>
+      <w:rPr>
+        <w:rFonts w:ascii="Wingdings" w:hAnsi="Wingdings" w:hint="default"/>
+        <w:sz w:val="20"/>
+      </w:rPr>
+    </w:lvl>
+    <w:lvl w:ilvl="3" w:tentative="1">
+      <w:start w:val="1"/>
+      <w:numFmt w:val="bullet"/>
+      <w:lvlText w:val=""/>
+      <w:lvlJc w:val="left"/>
+      <w:pPr>
+        <w:tabs>
+          <w:tab w:val="num" w:pos="2880"/>
+        </w:tabs>
+        <w:ind w:left="2880" w:hanging="360"/>
+      </w:pPr>
+      <w:rPr>
+        <w:rFonts w:ascii="Wingdings" w:hAnsi="Wingdings" w:hint="default"/>
+        <w:sz w:val="20"/>
+      </w:rPr>
+    </w:lvl>
+    <w:lvl w:ilvl="4" w:tentative="1">
+      <w:start w:val="1"/>
+      <w:numFmt w:val="bullet"/>
+      <w:lvlText w:val=""/>
+      <w:lvlJc w:val="left"/>
+      <w:pPr>
+        <w:tabs>
+          <w:tab w:val="num" w:pos="3600"/>
+        </w:tabs>
+        <w:ind w:left="3600" w:hanging="360"/>
+      </w:pPr>
+      <w:rPr>
+        <w:rFonts w:ascii="Wingdings" w:hAnsi="Wingdings" w:hint="default"/>
+        <w:sz w:val="20"/>
+      </w:rPr>
+    </w:lvl>
+    <w:lvl w:ilvl="5" w:tentative="1">
+      <w:start w:val="1"/>
+      <w:numFmt w:val="bullet"/>
+      <w:lvlText w:val=""/>
+      <w:lvlJc w:val="left"/>
+      <w:pPr>
+        <w:tabs>
+          <w:tab w:val="num" w:pos="4320"/>
+        </w:tabs>
+        <w:ind w:left="4320" w:hanging="360"/>
+      </w:pPr>
+      <w:rPr>
+        <w:rFonts w:ascii="Wingdings" w:hAnsi="Wingdings" w:hint="default"/>
+        <w:sz w:val="20"/>
+      </w:rPr>
+    </w:lvl>
+    <w:lvl w:ilvl="6" w:tentative="1">
+      <w:start w:val="1"/>
+      <w:numFmt w:val="bullet"/>
+      <w:lvlText w:val=""/>
+      <w:lvlJc w:val="left"/>
+      <w:pPr>
+        <w:tabs>
+          <w:tab w:val="num" w:pos="5040"/>
+        </w:tabs>
+        <w:ind w:left="5040" w:hanging="360"/>
+      </w:pPr>
+      <w:rPr>
+        <w:rFonts w:ascii="Wingdings" w:hAnsi="Wingdings" w:hint="default"/>
+        <w:sz w:val="20"/>
+      </w:rPr>
+    </w:lvl>
+    <w:lvl w:ilvl="7" w:tentative="1">
+      <w:start w:val="1"/>
+      <w:numFmt w:val="bullet"/>
+      <w:lvlText w:val=""/>
+      <w:lvlJc w:val="left"/>
+      <w:pPr>
+        <w:tabs>
+          <w:tab w:val="num" w:pos="5760"/>
+        </w:tabs>
+        <w:ind w:left="5760" w:hanging="360"/>
+      </w:pPr>
+      <w:rPr>
+        <w:rFonts w:ascii="Wingdings" w:hAnsi="Wingdings" w:hint="default"/>
+        <w:sz w:val="20"/>
+      </w:rPr>
+    </w:lvl>
+    <w:lvl w:ilvl="8" w:tentative="1">
+      <w:start w:val="1"/>
+      <w:numFmt w:val="bullet"/>
+      <w:lvlText w:val=""/>
+      <w:lvlJc w:val="left"/>
+      <w:pPr>
+        <w:tabs>
+          <w:tab w:val="num" w:pos="6480"/>
+        </w:tabs>
+        <w:ind w:left="6480" w:hanging="360"/>
+      </w:pPr>
+      <w:rPr>
+        <w:rFonts w:ascii="Wingdings" w:hAnsi="Wingdings" w:hint="default"/>
+        <w:sz w:val="20"/>
+      </w:rPr>
+    </w:lvl>
+  </w:abstractNum>
+  <w:abstractNum w:abstractNumId="17" w15:restartNumberingAfterBreak="0">
     <w:nsid w:val="4D0C0954"/>
     <w:multiLevelType w:val="multilevel"/>
     <w:tmpl w:val="03D08FCE"/>
@@ -9795,7 +7687,7 @@
       </w:rPr>
     </w:lvl>
   </w:abstractNum>
-  <w:abstractNum w:abstractNumId="13" w15:restartNumberingAfterBreak="0">
+  <w:abstractNum w:abstractNumId="18" w15:restartNumberingAfterBreak="0">
     <w:nsid w:val="55F01B9E"/>
     <w:multiLevelType w:val="multilevel"/>
     <w:tmpl w:val="DC8CA048"/>
@@ -9941,7 +7833,7 @@
       </w:rPr>
     </w:lvl>
   </w:abstractNum>
-  <w:abstractNum w:abstractNumId="14" w15:restartNumberingAfterBreak="0">
+  <w:abstractNum w:abstractNumId="19" w15:restartNumberingAfterBreak="0">
     <w:nsid w:val="58BA1FA8"/>
     <w:multiLevelType w:val="multilevel"/>
     <w:tmpl w:val="5534041C"/>
@@ -10090,7 +7982,7 @@
       </w:rPr>
     </w:lvl>
   </w:abstractNum>
-  <w:abstractNum w:abstractNumId="15" w15:restartNumberingAfterBreak="0">
+  <w:abstractNum w:abstractNumId="20" w15:restartNumberingAfterBreak="0">
     <w:nsid w:val="59567A7D"/>
     <w:multiLevelType w:val="hybridMultilevel"/>
     <w:tmpl w:val="9DB6D2A2"/>
@@ -10202,7 +8094,7 @@
       </w:rPr>
     </w:lvl>
   </w:abstractNum>
-  <w:abstractNum w:abstractNumId="16" w15:restartNumberingAfterBreak="0">
+  <w:abstractNum w:abstractNumId="21" w15:restartNumberingAfterBreak="0">
     <w:nsid w:val="59597BA2"/>
     <w:multiLevelType w:val="hybridMultilevel"/>
     <w:tmpl w:val="E6E698C6"/>
@@ -10315,7 +8207,7 @@
       </w:rPr>
     </w:lvl>
   </w:abstractNum>
-  <w:abstractNum w:abstractNumId="17" w15:restartNumberingAfterBreak="0">
+  <w:abstractNum w:abstractNumId="22" w15:restartNumberingAfterBreak="0">
     <w:nsid w:val="5B2444EE"/>
     <w:multiLevelType w:val="multilevel"/>
     <w:tmpl w:val="6406A502"/>
@@ -10464,7 +8356,7 @@
       </w:rPr>
     </w:lvl>
   </w:abstractNum>
-  <w:abstractNum w:abstractNumId="18" w15:restartNumberingAfterBreak="0">
+  <w:abstractNum w:abstractNumId="23" w15:restartNumberingAfterBreak="0">
     <w:nsid w:val="5B59316B"/>
     <w:multiLevelType w:val="multilevel"/>
     <w:tmpl w:val="04A81CFC"/>
@@ -10613,7 +8505,7 @@
       </w:rPr>
     </w:lvl>
   </w:abstractNum>
-  <w:abstractNum w:abstractNumId="19" w15:restartNumberingAfterBreak="0">
+  <w:abstractNum w:abstractNumId="24" w15:restartNumberingAfterBreak="0">
     <w:nsid w:val="5B994649"/>
     <w:multiLevelType w:val="multilevel"/>
     <w:tmpl w:val="5492C9DC"/>
@@ -10762,7 +8654,7 @@
       </w:rPr>
     </w:lvl>
   </w:abstractNum>
-  <w:abstractNum w:abstractNumId="20" w15:restartNumberingAfterBreak="0">
+  <w:abstractNum w:abstractNumId="25" w15:restartNumberingAfterBreak="0">
     <w:nsid w:val="633A774F"/>
     <w:multiLevelType w:val="multilevel"/>
     <w:tmpl w:val="A25E63B6"/>
@@ -10911,7 +8803,7 @@
       </w:rPr>
     </w:lvl>
   </w:abstractNum>
-  <w:abstractNum w:abstractNumId="21" w15:restartNumberingAfterBreak="0">
+  <w:abstractNum w:abstractNumId="26" w15:restartNumberingAfterBreak="0">
     <w:nsid w:val="697909D0"/>
     <w:multiLevelType w:val="hybridMultilevel"/>
     <w:tmpl w:val="F048C352"/>
@@ -11023,7 +8915,7 @@
       </w:rPr>
     </w:lvl>
   </w:abstractNum>
-  <w:abstractNum w:abstractNumId="22" w15:restartNumberingAfterBreak="0">
+  <w:abstractNum w:abstractNumId="27" w15:restartNumberingAfterBreak="0">
     <w:nsid w:val="6E3C4F54"/>
     <w:multiLevelType w:val="multilevel"/>
     <w:tmpl w:val="340ACFB4"/>
@@ -11172,7 +9064,382 @@
       </w:rPr>
     </w:lvl>
   </w:abstractNum>
-  <w:abstractNum w:abstractNumId="23" w15:restartNumberingAfterBreak="0">
+  <w:abstractNum w:abstractNumId="28" w15:restartNumberingAfterBreak="0">
+    <w:nsid w:val="70E2563F"/>
+    <w:multiLevelType w:val="multilevel"/>
+    <w:tmpl w:val="CDD0213A"/>
+    <w:lvl w:ilvl="0">
+      <w:start w:val="1"/>
+      <w:numFmt w:val="bullet"/>
+      <w:lvlText w:val=""/>
+      <w:lvlJc w:val="left"/>
+      <w:pPr>
+        <w:tabs>
+          <w:tab w:val="num" w:pos="720"/>
+        </w:tabs>
+        <w:ind w:left="720" w:hanging="360"/>
+      </w:pPr>
+      <w:rPr>
+        <w:rFonts w:ascii="Symbol" w:hAnsi="Symbol" w:hint="default"/>
+        <w:sz w:val="20"/>
+      </w:rPr>
+    </w:lvl>
+    <w:lvl w:ilvl="1" w:tentative="1">
+      <w:start w:val="1"/>
+      <w:numFmt w:val="bullet"/>
+      <w:lvlText w:val="o"/>
+      <w:lvlJc w:val="left"/>
+      <w:pPr>
+        <w:tabs>
+          <w:tab w:val="num" w:pos="1440"/>
+        </w:tabs>
+        <w:ind w:left="1440" w:hanging="360"/>
+      </w:pPr>
+      <w:rPr>
+        <w:rFonts w:ascii="Courier New" w:hAnsi="Courier New" w:hint="default"/>
+        <w:sz w:val="20"/>
+      </w:rPr>
+    </w:lvl>
+    <w:lvl w:ilvl="2" w:tentative="1">
+      <w:start w:val="1"/>
+      <w:numFmt w:val="bullet"/>
+      <w:lvlText w:val=""/>
+      <w:lvlJc w:val="left"/>
+      <w:pPr>
+        <w:tabs>
+          <w:tab w:val="num" w:pos="2160"/>
+        </w:tabs>
+        <w:ind w:left="2160" w:hanging="360"/>
+      </w:pPr>
+      <w:rPr>
+        <w:rFonts w:ascii="Wingdings" w:hAnsi="Wingdings" w:hint="default"/>
+        <w:sz w:val="20"/>
+      </w:rPr>
+    </w:lvl>
+    <w:lvl w:ilvl="3" w:tentative="1">
+      <w:start w:val="1"/>
+      <w:numFmt w:val="bullet"/>
+      <w:lvlText w:val=""/>
+      <w:lvlJc w:val="left"/>
+      <w:pPr>
+        <w:tabs>
+          <w:tab w:val="num" w:pos="2880"/>
+        </w:tabs>
+        <w:ind w:left="2880" w:hanging="360"/>
+      </w:pPr>
+      <w:rPr>
+        <w:rFonts w:ascii="Wingdings" w:hAnsi="Wingdings" w:hint="default"/>
+        <w:sz w:val="20"/>
+      </w:rPr>
+    </w:lvl>
+    <w:lvl w:ilvl="4" w:tentative="1">
+      <w:start w:val="1"/>
+      <w:numFmt w:val="bullet"/>
+      <w:lvlText w:val=""/>
+      <w:lvlJc w:val="left"/>
+      <w:pPr>
+        <w:tabs>
+          <w:tab w:val="num" w:pos="3600"/>
+        </w:tabs>
+        <w:ind w:left="3600" w:hanging="360"/>
+      </w:pPr>
+      <w:rPr>
+        <w:rFonts w:ascii="Wingdings" w:hAnsi="Wingdings" w:hint="default"/>
+        <w:sz w:val="20"/>
+      </w:rPr>
+    </w:lvl>
+    <w:lvl w:ilvl="5" w:tentative="1">
+      <w:start w:val="1"/>
+      <w:numFmt w:val="bullet"/>
+      <w:lvlText w:val=""/>
+      <w:lvlJc w:val="left"/>
+      <w:pPr>
+        <w:tabs>
+          <w:tab w:val="num" w:pos="4320"/>
+        </w:tabs>
+        <w:ind w:left="4320" w:hanging="360"/>
+      </w:pPr>
+      <w:rPr>
+        <w:rFonts w:ascii="Wingdings" w:hAnsi="Wingdings" w:hint="default"/>
+        <w:sz w:val="20"/>
+      </w:rPr>
+    </w:lvl>
+    <w:lvl w:ilvl="6" w:tentative="1">
+      <w:start w:val="1"/>
+      <w:numFmt w:val="bullet"/>
+      <w:lvlText w:val=""/>
+      <w:lvlJc w:val="left"/>
+      <w:pPr>
+        <w:tabs>
+          <w:tab w:val="num" w:pos="5040"/>
+        </w:tabs>
+        <w:ind w:left="5040" w:hanging="360"/>
+      </w:pPr>
+      <w:rPr>
+        <w:rFonts w:ascii="Wingdings" w:hAnsi="Wingdings" w:hint="default"/>
+        <w:sz w:val="20"/>
+      </w:rPr>
+    </w:lvl>
+    <w:lvl w:ilvl="7" w:tentative="1">
+      <w:start w:val="1"/>
+      <w:numFmt w:val="bullet"/>
+      <w:lvlText w:val=""/>
+      <w:lvlJc w:val="left"/>
+      <w:pPr>
+        <w:tabs>
+          <w:tab w:val="num" w:pos="5760"/>
+        </w:tabs>
+        <w:ind w:left="5760" w:hanging="360"/>
+      </w:pPr>
+      <w:rPr>
+        <w:rFonts w:ascii="Wingdings" w:hAnsi="Wingdings" w:hint="default"/>
+        <w:sz w:val="20"/>
+      </w:rPr>
+    </w:lvl>
+    <w:lvl w:ilvl="8" w:tentative="1">
+      <w:start w:val="1"/>
+      <w:numFmt w:val="bullet"/>
+      <w:lvlText w:val=""/>
+      <w:lvlJc w:val="left"/>
+      <w:pPr>
+        <w:tabs>
+          <w:tab w:val="num" w:pos="6480"/>
+        </w:tabs>
+        <w:ind w:left="6480" w:hanging="360"/>
+      </w:pPr>
+      <w:rPr>
+        <w:rFonts w:ascii="Wingdings" w:hAnsi="Wingdings" w:hint="default"/>
+        <w:sz w:val="20"/>
+      </w:rPr>
+    </w:lvl>
+  </w:abstractNum>
+  <w:abstractNum w:abstractNumId="29" w15:restartNumberingAfterBreak="0">
+    <w:nsid w:val="72C706D7"/>
+    <w:multiLevelType w:val="hybridMultilevel"/>
+    <w:tmpl w:val="0D2236D0"/>
+    <w:lvl w:ilvl="0" w:tplc="08090001">
+      <w:start w:val="1"/>
+      <w:numFmt w:val="bullet"/>
+      <w:lvlText w:val=""/>
+      <w:lvlJc w:val="left"/>
+      <w:pPr>
+        <w:ind w:left="720" w:hanging="360"/>
+      </w:pPr>
+      <w:rPr>
+        <w:rFonts w:ascii="Symbol" w:hAnsi="Symbol" w:hint="default"/>
+      </w:rPr>
+    </w:lvl>
+    <w:lvl w:ilvl="1" w:tplc="08090003" w:tentative="1">
+      <w:start w:val="1"/>
+      <w:numFmt w:val="bullet"/>
+      <w:lvlText w:val="o"/>
+      <w:lvlJc w:val="left"/>
+      <w:pPr>
+        <w:ind w:left="1440" w:hanging="360"/>
+      </w:pPr>
+      <w:rPr>
+        <w:rFonts w:ascii="Courier New" w:hAnsi="Courier New" w:cs="Courier New" w:hint="default"/>
+      </w:rPr>
+    </w:lvl>
+    <w:lvl w:ilvl="2" w:tplc="08090005" w:tentative="1">
+      <w:start w:val="1"/>
+      <w:numFmt w:val="bullet"/>
+      <w:lvlText w:val=""/>
+      <w:lvlJc w:val="left"/>
+      <w:pPr>
+        <w:ind w:left="2160" w:hanging="360"/>
+      </w:pPr>
+      <w:rPr>
+        <w:rFonts w:ascii="Wingdings" w:hAnsi="Wingdings" w:hint="default"/>
+      </w:rPr>
+    </w:lvl>
+    <w:lvl w:ilvl="3" w:tplc="08090001" w:tentative="1">
+      <w:start w:val="1"/>
+      <w:numFmt w:val="bullet"/>
+      <w:lvlText w:val=""/>
+      <w:lvlJc w:val="left"/>
+      <w:pPr>
+        <w:ind w:left="2880" w:hanging="360"/>
+      </w:pPr>
+      <w:rPr>
+        <w:rFonts w:ascii="Symbol" w:hAnsi="Symbol" w:hint="default"/>
+      </w:rPr>
+    </w:lvl>
+    <w:lvl w:ilvl="4" w:tplc="08090003" w:tentative="1">
+      <w:start w:val="1"/>
+      <w:numFmt w:val="bullet"/>
+      <w:lvlText w:val="o"/>
+      <w:lvlJc w:val="left"/>
+      <w:pPr>
+        <w:ind w:left="3600" w:hanging="360"/>
+      </w:pPr>
+      <w:rPr>
+        <w:rFonts w:ascii="Courier New" w:hAnsi="Courier New" w:cs="Courier New" w:hint="default"/>
+      </w:rPr>
+    </w:lvl>
+    <w:lvl w:ilvl="5" w:tplc="08090005" w:tentative="1">
+      <w:start w:val="1"/>
+      <w:numFmt w:val="bullet"/>
+      <w:lvlText w:val=""/>
+      <w:lvlJc w:val="left"/>
+      <w:pPr>
+        <w:ind w:left="4320" w:hanging="360"/>
+      </w:pPr>
+      <w:rPr>
+        <w:rFonts w:ascii="Wingdings" w:hAnsi="Wingdings" w:hint="default"/>
+      </w:rPr>
+    </w:lvl>
+    <w:lvl w:ilvl="6" w:tplc="08090001" w:tentative="1">
+      <w:start w:val="1"/>
+      <w:numFmt w:val="bullet"/>
+      <w:lvlText w:val=""/>
+      <w:lvlJc w:val="left"/>
+      <w:pPr>
+        <w:ind w:left="5040" w:hanging="360"/>
+      </w:pPr>
+      <w:rPr>
+        <w:rFonts w:ascii="Symbol" w:hAnsi="Symbol" w:hint="default"/>
+      </w:rPr>
+    </w:lvl>
+    <w:lvl w:ilvl="7" w:tplc="08090003" w:tentative="1">
+      <w:start w:val="1"/>
+      <w:numFmt w:val="bullet"/>
+      <w:lvlText w:val="o"/>
+      <w:lvlJc w:val="left"/>
+      <w:pPr>
+        <w:ind w:left="5760" w:hanging="360"/>
+      </w:pPr>
+      <w:rPr>
+        <w:rFonts w:ascii="Courier New" w:hAnsi="Courier New" w:cs="Courier New" w:hint="default"/>
+      </w:rPr>
+    </w:lvl>
+    <w:lvl w:ilvl="8" w:tplc="08090005" w:tentative="1">
+      <w:start w:val="1"/>
+      <w:numFmt w:val="bullet"/>
+      <w:lvlText w:val=""/>
+      <w:lvlJc w:val="left"/>
+      <w:pPr>
+        <w:ind w:left="6480" w:hanging="360"/>
+      </w:pPr>
+      <w:rPr>
+        <w:rFonts w:ascii="Wingdings" w:hAnsi="Wingdings" w:hint="default"/>
+      </w:rPr>
+    </w:lvl>
+  </w:abstractNum>
+  <w:abstractNum w:abstractNumId="30" w15:restartNumberingAfterBreak="0">
+    <w:nsid w:val="750B76F6"/>
+    <w:multiLevelType w:val="hybridMultilevel"/>
+    <w:tmpl w:val="BE565BE2"/>
+    <w:lvl w:ilvl="0" w:tplc="C5CA66D8">
+      <w:start w:val="5"/>
+      <w:numFmt w:val="bullet"/>
+      <w:lvlText w:val="-"/>
+      <w:lvlJc w:val="left"/>
+      <w:pPr>
+        <w:ind w:left="720" w:hanging="360"/>
+      </w:pPr>
+      <w:rPr>
+        <w:rFonts w:ascii="Calibri" w:eastAsiaTheme="minorHAnsi" w:hAnsi="Calibri" w:cs="Calibri" w:hint="default"/>
+      </w:rPr>
+    </w:lvl>
+    <w:lvl w:ilvl="1" w:tplc="FFFFFFFF" w:tentative="1">
+      <w:start w:val="1"/>
+      <w:numFmt w:val="bullet"/>
+      <w:lvlText w:val="o"/>
+      <w:lvlJc w:val="left"/>
+      <w:pPr>
+        <w:ind w:left="1440" w:hanging="360"/>
+      </w:pPr>
+      <w:rPr>
+        <w:rFonts w:ascii="Courier New" w:hAnsi="Courier New" w:cs="Courier New" w:hint="default"/>
+      </w:rPr>
+    </w:lvl>
+    <w:lvl w:ilvl="2" w:tplc="FFFFFFFF" w:tentative="1">
+      <w:start w:val="1"/>
+      <w:numFmt w:val="bullet"/>
+      <w:lvlText w:val=""/>
+      <w:lvlJc w:val="left"/>
+      <w:pPr>
+        <w:ind w:left="2160" w:hanging="360"/>
+      </w:pPr>
+      <w:rPr>
+        <w:rFonts w:ascii="Wingdings" w:hAnsi="Wingdings" w:hint="default"/>
+      </w:rPr>
+    </w:lvl>
+    <w:lvl w:ilvl="3" w:tplc="FFFFFFFF" w:tentative="1">
+      <w:start w:val="1"/>
+      <w:numFmt w:val="bullet"/>
+      <w:lvlText w:val=""/>
+      <w:lvlJc w:val="left"/>
+      <w:pPr>
+        <w:ind w:left="2880" w:hanging="360"/>
+      </w:pPr>
+      <w:rPr>
+        <w:rFonts w:ascii="Symbol" w:hAnsi="Symbol" w:hint="default"/>
+      </w:rPr>
+    </w:lvl>
+    <w:lvl w:ilvl="4" w:tplc="FFFFFFFF" w:tentative="1">
+      <w:start w:val="1"/>
+      <w:numFmt w:val="bullet"/>
+      <w:lvlText w:val="o"/>
+      <w:lvlJc w:val="left"/>
+      <w:pPr>
+        <w:ind w:left="3600" w:hanging="360"/>
+      </w:pPr>
+      <w:rPr>
+        <w:rFonts w:ascii="Courier New" w:hAnsi="Courier New" w:cs="Courier New" w:hint="default"/>
+      </w:rPr>
+    </w:lvl>
+    <w:lvl w:ilvl="5" w:tplc="FFFFFFFF" w:tentative="1">
+      <w:start w:val="1"/>
+      <w:numFmt w:val="bullet"/>
+      <w:lvlText w:val=""/>
+      <w:lvlJc w:val="left"/>
+      <w:pPr>
+        <w:ind w:left="4320" w:hanging="360"/>
+      </w:pPr>
+      <w:rPr>
+        <w:rFonts w:ascii="Wingdings" w:hAnsi="Wingdings" w:hint="default"/>
+      </w:rPr>
+    </w:lvl>
+    <w:lvl w:ilvl="6" w:tplc="FFFFFFFF" w:tentative="1">
+      <w:start w:val="1"/>
+      <w:numFmt w:val="bullet"/>
+      <w:lvlText w:val=""/>
+      <w:lvlJc w:val="left"/>
+      <w:pPr>
+        <w:ind w:left="5040" w:hanging="360"/>
+      </w:pPr>
+      <w:rPr>
+        <w:rFonts w:ascii="Symbol" w:hAnsi="Symbol" w:hint="default"/>
+      </w:rPr>
+    </w:lvl>
+    <w:lvl w:ilvl="7" w:tplc="FFFFFFFF" w:tentative="1">
+      <w:start w:val="1"/>
+      <w:numFmt w:val="bullet"/>
+      <w:lvlText w:val="o"/>
+      <w:lvlJc w:val="left"/>
+      <w:pPr>
+        <w:ind w:left="5760" w:hanging="360"/>
+      </w:pPr>
+      <w:rPr>
+        <w:rFonts w:ascii="Courier New" w:hAnsi="Courier New" w:cs="Courier New" w:hint="default"/>
+      </w:rPr>
+    </w:lvl>
+    <w:lvl w:ilvl="8" w:tplc="FFFFFFFF" w:tentative="1">
+      <w:start w:val="1"/>
+      <w:numFmt w:val="bullet"/>
+      <w:lvlText w:val=""/>
+      <w:lvlJc w:val="left"/>
+      <w:pPr>
+        <w:ind w:left="6480" w:hanging="360"/>
+      </w:pPr>
+      <w:rPr>
+        <w:rFonts w:ascii="Wingdings" w:hAnsi="Wingdings" w:hint="default"/>
+      </w:rPr>
+    </w:lvl>
+  </w:abstractNum>
+  <w:abstractNum w:abstractNumId="31" w15:restartNumberingAfterBreak="0">
     <w:nsid w:val="75FA5286"/>
     <w:multiLevelType w:val="multilevel"/>
     <w:tmpl w:val="4F32809E"/>
@@ -11321,7 +9588,7 @@
       </w:rPr>
     </w:lvl>
   </w:abstractNum>
-  <w:abstractNum w:abstractNumId="24" w15:restartNumberingAfterBreak="0">
+  <w:abstractNum w:abstractNumId="32" w15:restartNumberingAfterBreak="0">
     <w:nsid w:val="787D28FB"/>
     <w:multiLevelType w:val="multilevel"/>
     <w:tmpl w:val="CBB0AE04"/>
@@ -11471,40 +9738,40 @@
     </w:lvl>
   </w:abstractNum>
   <w:num w:numId="1" w16cid:durableId="568198111">
-    <w:abstractNumId w:val="16"/>
+    <w:abstractNumId w:val="21"/>
   </w:num>
   <w:num w:numId="2" w16cid:durableId="1011223365">
-    <w:abstractNumId w:val="11"/>
+    <w:abstractNumId w:val="15"/>
   </w:num>
   <w:num w:numId="3" w16cid:durableId="1727490438">
     <w:abstractNumId w:val="5"/>
   </w:num>
   <w:num w:numId="4" w16cid:durableId="1391735034">
-    <w:abstractNumId w:val="22"/>
+    <w:abstractNumId w:val="27"/>
   </w:num>
   <w:num w:numId="5" w16cid:durableId="418329286">
     <w:abstractNumId w:val="6"/>
   </w:num>
   <w:num w:numId="6" w16cid:durableId="808477157">
-    <w:abstractNumId w:val="12"/>
+    <w:abstractNumId w:val="17"/>
   </w:num>
   <w:num w:numId="7" w16cid:durableId="1489515054">
     <w:abstractNumId w:val="4"/>
   </w:num>
   <w:num w:numId="8" w16cid:durableId="400369657">
-    <w:abstractNumId w:val="18"/>
+    <w:abstractNumId w:val="23"/>
   </w:num>
   <w:num w:numId="9" w16cid:durableId="837042972">
-    <w:abstractNumId w:val="24"/>
+    <w:abstractNumId w:val="32"/>
   </w:num>
   <w:num w:numId="10" w16cid:durableId="1739161132">
-    <w:abstractNumId w:val="23"/>
+    <w:abstractNumId w:val="31"/>
   </w:num>
   <w:num w:numId="11" w16cid:durableId="1904292945">
     <w:abstractNumId w:val="1"/>
   </w:num>
   <w:num w:numId="12" w16cid:durableId="127676112">
-    <w:abstractNumId w:val="14"/>
+    <w:abstractNumId w:val="19"/>
   </w:num>
   <w:num w:numId="13" w16cid:durableId="1792087250">
     <w:abstractNumId w:val="7"/>
@@ -11516,34 +9783,58 @@
     <w:abstractNumId w:val="3"/>
   </w:num>
   <w:num w:numId="16" w16cid:durableId="1688673507">
-    <w:abstractNumId w:val="20"/>
+    <w:abstractNumId w:val="25"/>
   </w:num>
   <w:num w:numId="17" w16cid:durableId="1618608666">
-    <w:abstractNumId w:val="17"/>
+    <w:abstractNumId w:val="22"/>
   </w:num>
   <w:num w:numId="18" w16cid:durableId="1221673687">
-    <w:abstractNumId w:val="9"/>
+    <w:abstractNumId w:val="12"/>
   </w:num>
   <w:num w:numId="19" w16cid:durableId="1103260450">
-    <w:abstractNumId w:val="19"/>
+    <w:abstractNumId w:val="24"/>
   </w:num>
   <w:num w:numId="20" w16cid:durableId="291667574">
-    <w:abstractNumId w:val="13"/>
+    <w:abstractNumId w:val="18"/>
   </w:num>
   <w:num w:numId="21" w16cid:durableId="1916501724">
-    <w:abstractNumId w:val="8"/>
+    <w:abstractNumId w:val="10"/>
   </w:num>
   <w:num w:numId="22" w16cid:durableId="319768755">
-    <w:abstractNumId w:val="10"/>
+    <w:abstractNumId w:val="13"/>
   </w:num>
   <w:num w:numId="23" w16cid:durableId="542913445">
     <w:abstractNumId w:val="0"/>
   </w:num>
   <w:num w:numId="24" w16cid:durableId="1616404744">
-    <w:abstractNumId w:val="15"/>
+    <w:abstractNumId w:val="20"/>
   </w:num>
   <w:num w:numId="25" w16cid:durableId="981423525">
-    <w:abstractNumId w:val="21"/>
+    <w:abstractNumId w:val="26"/>
+  </w:num>
+  <w:num w:numId="26" w16cid:durableId="1734309625">
+    <w:abstractNumId w:val="8"/>
+  </w:num>
+  <w:num w:numId="27" w16cid:durableId="174198004">
+    <w:abstractNumId w:val="16"/>
+  </w:num>
+  <w:num w:numId="28" w16cid:durableId="438598544">
+    <w:abstractNumId w:val="28"/>
+  </w:num>
+  <w:num w:numId="29" w16cid:durableId="1332609956">
+    <w:abstractNumId w:val="14"/>
+  </w:num>
+  <w:num w:numId="30" w16cid:durableId="814223386">
+    <w:abstractNumId w:val="29"/>
+  </w:num>
+  <w:num w:numId="31" w16cid:durableId="655837126">
+    <w:abstractNumId w:val="9"/>
+  </w:num>
+  <w:num w:numId="32" w16cid:durableId="1797484408">
+    <w:abstractNumId w:val="11"/>
+  </w:num>
+  <w:num w:numId="33" w16cid:durableId="282544778">
+    <w:abstractNumId w:val="30"/>
   </w:num>
   <w:numIdMacAtCleanup w:val="2"/>
 </w:numbering>

--- a/source/AdnanShatilCV.docx
+++ b/source/AdnanShatilCV.docx
@@ -4952,386 +4952,20 @@
 </file>
 
 <file path=word/footer1.xml><?xml version="1.0" encoding="utf-8"?>
-<w:ftr xmlns:wpc="http://schemas.microsoft.com/office/word/2010/wordprocessingCanvas" xmlns:cx="http://schemas.microsoft.com/office/drawing/2014/chartex" xmlns:cx1="http://schemas.microsoft.com/office/drawing/2015/9/8/chartex" xmlns:cx2="http://schemas.microsoft.com/office/drawing/2015/10/21/chartex" xmlns:cx3="http://schemas.microsoft.com/office/drawing/2016/5/9/chartex" xmlns:cx4="http://schemas.microsoft.com/office/drawing/2016/5/10/chartex" xmlns:cx5="http://schemas.microsoft.com/office/drawing/2016/5/11/chartex" xmlns:cx6="http://schemas.microsoft.com/office/drawing/2016/5/12/chartex" xmlns:cx7="http://schemas.microsoft.com/office/drawing/2016/5/13/chartex" xmlns:cx8="http://schemas.microsoft.com/office/drawing/2016/5/14/chartex" xmlns:mc="http://schemas.openxmlformats.org/markup-compatibility/2006" xmlns:m="http://schemas.openxmlformats.org/officeDocument/2006/math" xmlns:aink="http://schemas.microsoft.com/office/drawing/2016/ink" xmlns:am3d="http://schemas.microsoft.com/office/drawing/2017/model3d" xmlns:oel="http://schemas.microsoft.com/office/2019/extlst" xmlns:r="http://schemas.openxmlformats.org/officeDocument/2006/relationships" xmlns:wp14="http://schemas.microsoft.com/office/word/2010/wordprocessingDrawing" xmlns:wp="http://schemas.openxmlformats.org/drawingml/2006/wordprocessingDrawing" xmlns:wpg="http://schemas.microsoft.com/office/word/2010/wordprocessingGroup" xmlns:wpi="http://schemas.microsoft.com/office/word/2010/wordprocessingInk" xmlns:wps="http://schemas.microsoft.com/office/word/2010/wordprocessingShape" xmlns:o="urn:schemas-microsoft-com:office:office" xmlns:v="urn:schemas-microsoft-com:vml" xmlns:w10="urn:schemas-microsoft-com:office:word" xmlns:w="http://schemas.openxmlformats.org/wordprocessingml/2006/main" xmlns:w14="http://schemas.microsoft.com/office/word/2010/wordml" xmlns:w15="http://schemas.microsoft.com/office/word/2012/wordml" xmlns:w16cex="http://schemas.microsoft.com/office/word/2018/wordml/cex" xmlns:w16cid="http://schemas.microsoft.com/office/word/2016/wordml/cid" xmlns:w16="http://schemas.microsoft.com/office/word/2018/wordml" xmlns:w16sdtdh="http://schemas.microsoft.com/office/word/2020/wordml/sdtdatahash" xmlns:w16sdtfl="http://schemas.microsoft.com/office/word/2024/wordml/sdtformatlock" xmlns:w16se="http://schemas.microsoft.com/office/word/2015/wordml/symex" xmlns:w16du="http://schemas.microsoft.com/office/word/2023/wordml/word16du" xmlns:wne="http://schemas.microsoft.com/office/word/2006/wordml" mc:Ignorable="w14 w15 w16se w16cid w16 w16cex w16sdtdh w16sdtfl w16du wp14">
-  <w:p>
-    <w:pPr>
-      <w:pStyle w:val="Footer"/>
-    </w:pPr>
-    <w:r>
-      <w:rPr>
-        <w:noProof/>
-      </w:rPr>
-      <mc:AlternateContent>
-        <mc:Choice Requires="wps">
-          <w:drawing>
-            <wp:anchor distT="0" distB="0" distL="0" distR="0" simplePos="0" relativeHeight="251659264" behindDoc="0" locked="0" layoutInCell="1" allowOverlap="1" wp14:anchorId="3D78BD32" wp14:editId="75D996DC">
-              <wp:simplePos x="635" y="635"/>
-              <wp:positionH relativeFrom="page">
-                <wp:align>left</wp:align>
-              </wp:positionH>
-              <wp:positionV relativeFrom="page">
-                <wp:align>bottom</wp:align>
-              </wp:positionV>
-              <wp:extent cx="813435" cy="345440"/>
-              <wp:effectExtent l="0" t="0" r="12065" b="0"/>
-              <wp:wrapNone/>
-              <wp:docPr id="1132840070" name="Text Box 14" descr="INTERNAL ">
-                <a:extLst xmlns:a="http://schemas.openxmlformats.org/drawingml/2006/main">
-                  <a:ext uri="{5AE41FA2-C0FF-4470-9BD4-5FADCA87CBE2}">
-                    <aclsh:classification xmlns:aclsh="http://schemas.microsoft.com/office/drawing/2020/classificationShape" classificationOutcomeType="ftr"/>
-                  </a:ext>
-                </a:extLst>
-              </wp:docPr>
-              <wp:cNvGraphicFramePr/>
-              <a:graphic xmlns:a="http://schemas.openxmlformats.org/drawingml/2006/main">
-                <a:graphicData uri="http://schemas.microsoft.com/office/word/2010/wordprocessingShape">
-                  <wps:wsp>
-                    <wps:cNvSpPr txBox="1"/>
-                    <wps:spPr>
-                      <a:xfrm>
-                        <a:off x="0" y="0"/>
-                        <a:ext cx="813435" cy="345440"/>
-                      </a:xfrm>
-                      <a:prstGeom prst="rect">
-                        <a:avLst/>
-                      </a:prstGeom>
-                      <a:noFill/>
-                      <a:ln>
-                        <a:noFill/>
-                      </a:ln>
-                    </wps:spPr>
-                    <wps:txbx>
-                      <w:txbxContent>
-                        <w:p>
-                          <w:pPr>
-                            <w:rPr>
-                              <w:rFonts w:ascii="Aptos" w:eastAsia="Aptos" w:hAnsi="Aptos" w:cs="Aptos"/>
-                              <w:noProof/>
-                              <w:color w:val="000000"/>
-                              <w:sz w:val="20"/>
-                              <w:szCs w:val="20"/>
-                            </w:rPr>
-                          </w:pPr>
-                          <w:r>
-                            <w:rPr>
-                              <w:rFonts w:ascii="Aptos" w:eastAsia="Aptos" w:hAnsi="Aptos" w:cs="Aptos"/>
-                              <w:noProof/>
-                              <w:color w:val="000000"/>
-                              <w:sz w:val="20"/>
-                              <w:szCs w:val="20"/>
-                            </w:rPr>
-                            <w:t xml:space="preserve">INTERNAL </w:t>
-                          </w:r>
-                        </w:p>
-                      </w:txbxContent>
-                    </wps:txbx>
-                    <wps:bodyPr rot="0" spcFirstLastPara="0" vertOverflow="overflow" horzOverflow="overflow" vert="horz" wrap="none" lIns="254000" tIns="0" rIns="0" bIns="190500" numCol="1" spcCol="0" rtlCol="0" fromWordArt="0" anchor="b" anchorCtr="0" forceAA="0" compatLnSpc="1">
-                      <a:prstTxWarp prst="textNoShape">
-                        <a:avLst/>
-                      </a:prstTxWarp>
-                      <a:spAutoFit/>
-                    </wps:bodyPr>
-                  </wps:wsp>
-                </a:graphicData>
-              </a:graphic>
-            </wp:anchor>
-          </w:drawing>
-        </mc:Choice>
-        <mc:Fallback>
-          <w:pict>
-            <v:shapetype w14:anchorId="3D78BD32" id="_x0000_t202" coordsize="21600,21600" o:spt="202" path="m,l,21600r21600,l21600,xe">
-              <v:stroke joinstyle="miter"/>
-              <v:path gradientshapeok="t" o:connecttype="rect"/>
-            </v:shapetype>
-            <v:shape id="Text Box 14" o:spid="_x0000_s1026" type="#_x0000_t202" alt="INTERNAL " style="position:absolute;margin-left:0;margin-top:0;width:64.05pt;height:27.2pt;z-index:251659264;visibility:visible;mso-wrap-style:none;mso-wrap-distance-left:0;mso-wrap-distance-top:0;mso-wrap-distance-right:0;mso-wrap-distance-bottom:0;mso-position-horizontal:left;mso-position-horizontal-relative:page;mso-position-vertical:bottom;mso-position-vertical-relative:page;v-text-anchor:bottom" o:gfxdata="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" filled="f" stroked="f">
-              <v:textbox style="mso-fit-shape-to-text:t" inset="20pt,0,0,15pt">
-                <w:txbxContent>
-                  <w:p>
-                    <w:pPr>
-                      <w:rPr>
-                        <w:rFonts w:ascii="Aptos" w:eastAsia="Aptos" w:hAnsi="Aptos" w:cs="Aptos"/>
-                        <w:noProof/>
-                        <w:color w:val="000000"/>
-                        <w:sz w:val="20"/>
-                        <w:szCs w:val="20"/>
-                      </w:rPr>
-                    </w:pPr>
-                    <w:r>
-                      <w:rPr>
-                        <w:rFonts w:ascii="Aptos" w:eastAsia="Aptos" w:hAnsi="Aptos" w:cs="Aptos"/>
-                        <w:noProof/>
-                        <w:color w:val="000000"/>
-                        <w:sz w:val="20"/>
-                        <w:szCs w:val="20"/>
-                      </w:rPr>
-                      <w:t xml:space="preserve">INTERNAL </w:t>
-                    </w:r>
-                  </w:p>
-                </w:txbxContent>
-              </v:textbox>
-              <w10:wrap anchorx="page" anchory="page"/>
-            </v:shape>
-          </w:pict>
-        </mc:Fallback>
-      </mc:AlternateContent>
-    </w:r>
-  </w:p>
+<w:ftr xmlns:w="http://schemas.openxmlformats.org/wordprocessingml/2006/main">
+  <w:p/>
 </w:ftr>
 </file>
 
 <file path=word/footer2.xml><?xml version="1.0" encoding="utf-8"?>
-<w:ftr xmlns:wpc="http://schemas.microsoft.com/office/word/2010/wordprocessingCanvas" xmlns:cx="http://schemas.microsoft.com/office/drawing/2014/chartex" xmlns:cx1="http://schemas.microsoft.com/office/drawing/2015/9/8/chartex" xmlns:cx2="http://schemas.microsoft.com/office/drawing/2015/10/21/chartex" xmlns:cx3="http://schemas.microsoft.com/office/drawing/2016/5/9/chartex" xmlns:cx4="http://schemas.microsoft.com/office/drawing/2016/5/10/chartex" xmlns:cx5="http://schemas.microsoft.com/office/drawing/2016/5/11/chartex" xmlns:cx6="http://schemas.microsoft.com/office/drawing/2016/5/12/chartex" xmlns:cx7="http://schemas.microsoft.com/office/drawing/2016/5/13/chartex" xmlns:cx8="http://schemas.microsoft.com/office/drawing/2016/5/14/chartex" xmlns:mc="http://schemas.openxmlformats.org/markup-compatibility/2006" xmlns:m="http://schemas.openxmlformats.org/officeDocument/2006/math" xmlns:aink="http://schemas.microsoft.com/office/drawing/2016/ink" xmlns:am3d="http://schemas.microsoft.com/office/drawing/2017/model3d" xmlns:oel="http://schemas.microsoft.com/office/2019/extlst" xmlns:r="http://schemas.openxmlformats.org/officeDocument/2006/relationships" xmlns:wp14="http://schemas.microsoft.com/office/word/2010/wordprocessingDrawing" xmlns:wp="http://schemas.openxmlformats.org/drawingml/2006/wordprocessingDrawing" xmlns:wpg="http://schemas.microsoft.com/office/word/2010/wordprocessingGroup" xmlns:wpi="http://schemas.microsoft.com/office/word/2010/wordprocessingInk" xmlns:wps="http://schemas.microsoft.com/office/word/2010/wordprocessingShape" xmlns:o="urn:schemas-microsoft-com:office:office" xmlns:v="urn:schemas-microsoft-com:vml" xmlns:w10="urn:schemas-microsoft-com:office:word" xmlns:w="http://schemas.openxmlformats.org/wordprocessingml/2006/main" xmlns:w14="http://schemas.microsoft.com/office/word/2010/wordml" xmlns:w15="http://schemas.microsoft.com/office/word/2012/wordml" xmlns:w16cex="http://schemas.microsoft.com/office/word/2018/wordml/cex" xmlns:w16cid="http://schemas.microsoft.com/office/word/2016/wordml/cid" xmlns:w16="http://schemas.microsoft.com/office/word/2018/wordml" xmlns:w16sdtdh="http://schemas.microsoft.com/office/word/2020/wordml/sdtdatahash" xmlns:w16sdtfl="http://schemas.microsoft.com/office/word/2024/wordml/sdtformatlock" xmlns:w16se="http://schemas.microsoft.com/office/word/2015/wordml/symex" xmlns:w16du="http://schemas.microsoft.com/office/word/2023/wordml/word16du" xmlns:wne="http://schemas.microsoft.com/office/word/2006/wordml" mc:Ignorable="w14 w15 w16se w16cid w16 w16cex w16sdtdh w16sdtfl w16du wp14">
-  <w:p>
-    <w:pPr>
-      <w:pStyle w:val="Footer"/>
-    </w:pPr>
-    <w:r>
-      <w:rPr>
-        <w:noProof/>
-      </w:rPr>
-      <mc:AlternateContent>
-        <mc:Choice Requires="wps">
-          <w:drawing>
-            <wp:anchor distT="0" distB="0" distL="0" distR="0" simplePos="0" relativeHeight="251660288" behindDoc="0" locked="0" layoutInCell="1" allowOverlap="1" wp14:anchorId="4BB02762" wp14:editId="36357A67">
-              <wp:simplePos x="0" y="0"/>
-              <wp:positionH relativeFrom="page">
-                <wp:align>left</wp:align>
-              </wp:positionH>
-              <wp:positionV relativeFrom="page">
-                <wp:align>bottom</wp:align>
-              </wp:positionV>
-              <wp:extent cx="813435" cy="345440"/>
-              <wp:effectExtent l="0" t="0" r="12065" b="0"/>
-              <wp:wrapNone/>
-              <wp:docPr id="1367144938" name="Text Box 15" descr="INTERNAL ">
-                <a:extLst xmlns:a="http://schemas.openxmlformats.org/drawingml/2006/main">
-                  <a:ext uri="{5AE41FA2-C0FF-4470-9BD4-5FADCA87CBE2}">
-                    <aclsh:classification xmlns:aclsh="http://schemas.microsoft.com/office/drawing/2020/classificationShape" classificationOutcomeType="ftr"/>
-                  </a:ext>
-                </a:extLst>
-              </wp:docPr>
-              <wp:cNvGraphicFramePr/>
-              <a:graphic xmlns:a="http://schemas.openxmlformats.org/drawingml/2006/main">
-                <a:graphicData uri="http://schemas.microsoft.com/office/word/2010/wordprocessingShape">
-                  <wps:wsp>
-                    <wps:cNvSpPr txBox="1"/>
-                    <wps:spPr>
-                      <a:xfrm>
-                        <a:off x="0" y="0"/>
-                        <a:ext cx="813435" cy="345440"/>
-                      </a:xfrm>
-                      <a:prstGeom prst="rect">
-                        <a:avLst/>
-                      </a:prstGeom>
-                      <a:noFill/>
-                      <a:ln>
-                        <a:noFill/>
-                      </a:ln>
-                    </wps:spPr>
-                    <wps:txbx>
-                      <w:txbxContent>
-                        <w:p>
-                          <w:pPr>
-                            <w:rPr>
-                              <w:rFonts w:ascii="Aptos" w:eastAsia="Aptos" w:hAnsi="Aptos" w:cs="Aptos"/>
-                              <w:noProof/>
-                              <w:color w:val="000000"/>
-                              <w:sz w:val="20"/>
-                              <w:szCs w:val="20"/>
-                            </w:rPr>
-                          </w:pPr>
-                          <w:r>
-                            <w:rPr>
-                              <w:rFonts w:ascii="Aptos" w:eastAsia="Aptos" w:hAnsi="Aptos" w:cs="Aptos"/>
-                              <w:noProof/>
-                              <w:color w:val="000000"/>
-                              <w:sz w:val="20"/>
-                              <w:szCs w:val="20"/>
-                            </w:rPr>
-                            <w:t xml:space="preserve">INTERNAL </w:t>
-                          </w:r>
-                        </w:p>
-                      </w:txbxContent>
-                    </wps:txbx>
-                    <wps:bodyPr rot="0" spcFirstLastPara="0" vertOverflow="overflow" horzOverflow="overflow" vert="horz" wrap="none" lIns="254000" tIns="0" rIns="0" bIns="190500" numCol="1" spcCol="0" rtlCol="0" fromWordArt="0" anchor="b" anchorCtr="0" forceAA="0" compatLnSpc="1">
-                      <a:prstTxWarp prst="textNoShape">
-                        <a:avLst/>
-                      </a:prstTxWarp>
-                      <a:spAutoFit/>
-                    </wps:bodyPr>
-                  </wps:wsp>
-                </a:graphicData>
-              </a:graphic>
-            </wp:anchor>
-          </w:drawing>
-        </mc:Choice>
-        <mc:Fallback>
-          <w:pict>
-            <v:shapetype w14:anchorId="4BB02762" id="_x0000_t202" coordsize="21600,21600" o:spt="202" path="m,l,21600r21600,l21600,xe">
-              <v:stroke joinstyle="miter"/>
-              <v:path gradientshapeok="t" o:connecttype="rect"/>
-            </v:shapetype>
-            <v:shape id="Text Box 15" o:spid="_x0000_s1027" type="#_x0000_t202" alt="INTERNAL " style="position:absolute;margin-left:0;margin-top:0;width:64.05pt;height:27.2pt;z-index:251660288;visibility:visible;mso-wrap-style:none;mso-wrap-distance-left:0;mso-wrap-distance-top:0;mso-wrap-distance-right:0;mso-wrap-distance-bottom:0;mso-position-horizontal:left;mso-position-horizontal-relative:page;mso-position-vertical:bottom;mso-position-vertical-relative:page;v-text-anchor:bottom" o:gfxdata="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" filled="f" stroked="f">
-              <v:textbox style="mso-fit-shape-to-text:t" inset="20pt,0,0,15pt">
-                <w:txbxContent>
-                  <w:p>
-                    <w:pPr>
-                      <w:rPr>
-                        <w:rFonts w:ascii="Aptos" w:eastAsia="Aptos" w:hAnsi="Aptos" w:cs="Aptos"/>
-                        <w:noProof/>
-                        <w:color w:val="000000"/>
-                        <w:sz w:val="20"/>
-                        <w:szCs w:val="20"/>
-                      </w:rPr>
-                    </w:pPr>
-                    <w:r>
-                      <w:rPr>
-                        <w:rFonts w:ascii="Aptos" w:eastAsia="Aptos" w:hAnsi="Aptos" w:cs="Aptos"/>
-                        <w:noProof/>
-                        <w:color w:val="000000"/>
-                        <w:sz w:val="20"/>
-                        <w:szCs w:val="20"/>
-                      </w:rPr>
-                      <w:t xml:space="preserve">INTERNAL </w:t>
-                    </w:r>
-                  </w:p>
-                </w:txbxContent>
-              </v:textbox>
-              <w10:wrap anchorx="page" anchory="page"/>
-            </v:shape>
-          </w:pict>
-        </mc:Fallback>
-      </mc:AlternateContent>
-    </w:r>
-  </w:p>
+<w:ftr xmlns:w="http://schemas.openxmlformats.org/wordprocessingml/2006/main">
+  <w:p/>
 </w:ftr>
 </file>
 
 <file path=word/footer3.xml><?xml version="1.0" encoding="utf-8"?>
-<w:ftr xmlns:wpc="http://schemas.microsoft.com/office/word/2010/wordprocessingCanvas" xmlns:cx="http://schemas.microsoft.com/office/drawing/2014/chartex" xmlns:cx1="http://schemas.microsoft.com/office/drawing/2015/9/8/chartex" xmlns:cx2="http://schemas.microsoft.com/office/drawing/2015/10/21/chartex" xmlns:cx3="http://schemas.microsoft.com/office/drawing/2016/5/9/chartex" xmlns:cx4="http://schemas.microsoft.com/office/drawing/2016/5/10/chartex" xmlns:cx5="http://schemas.microsoft.com/office/drawing/2016/5/11/chartex" xmlns:cx6="http://schemas.microsoft.com/office/drawing/2016/5/12/chartex" xmlns:cx7="http://schemas.microsoft.com/office/drawing/2016/5/13/chartex" xmlns:cx8="http://schemas.microsoft.com/office/drawing/2016/5/14/chartex" xmlns:mc="http://schemas.openxmlformats.org/markup-compatibility/2006" xmlns:m="http://schemas.openxmlformats.org/officeDocument/2006/math" xmlns:aink="http://schemas.microsoft.com/office/drawing/2016/ink" xmlns:am3d="http://schemas.microsoft.com/office/drawing/2017/model3d" xmlns:oel="http://schemas.microsoft.com/office/2019/extlst" xmlns:r="http://schemas.openxmlformats.org/officeDocument/2006/relationships" xmlns:wp14="http://schemas.microsoft.com/office/word/2010/wordprocessingDrawing" xmlns:wp="http://schemas.openxmlformats.org/drawingml/2006/wordprocessingDrawing" xmlns:wpg="http://schemas.microsoft.com/office/word/2010/wordprocessingGroup" xmlns:wpi="http://schemas.microsoft.com/office/word/2010/wordprocessingInk" xmlns:wps="http://schemas.microsoft.com/office/word/2010/wordprocessingShape" xmlns:o="urn:schemas-microsoft-com:office:office" xmlns:v="urn:schemas-microsoft-com:vml" xmlns:w10="urn:schemas-microsoft-com:office:word" xmlns:w="http://schemas.openxmlformats.org/wordprocessingml/2006/main" xmlns:w14="http://schemas.microsoft.com/office/word/2010/wordml" xmlns:w15="http://schemas.microsoft.com/office/word/2012/wordml" xmlns:w16cex="http://schemas.microsoft.com/office/word/2018/wordml/cex" xmlns:w16cid="http://schemas.microsoft.com/office/word/2016/wordml/cid" xmlns:w16="http://schemas.microsoft.com/office/word/2018/wordml" xmlns:w16sdtdh="http://schemas.microsoft.com/office/word/2020/wordml/sdtdatahash" xmlns:w16sdtfl="http://schemas.microsoft.com/office/word/2024/wordml/sdtformatlock" xmlns:w16se="http://schemas.microsoft.com/office/word/2015/wordml/symex" xmlns:w16du="http://schemas.microsoft.com/office/word/2023/wordml/word16du" xmlns:wne="http://schemas.microsoft.com/office/word/2006/wordml" mc:Ignorable="w14 w15 w16se w16cid w16 w16cex w16sdtdh w16sdtfl w16du wp14">
-  <w:p>
-    <w:pPr>
-      <w:pStyle w:val="Footer"/>
-    </w:pPr>
-    <w:r>
-      <w:rPr>
-        <w:noProof/>
-      </w:rPr>
-      <mc:AlternateContent>
-        <mc:Choice Requires="wps">
-          <w:drawing>
-            <wp:anchor distT="0" distB="0" distL="0" distR="0" simplePos="0" relativeHeight="251658240" behindDoc="0" locked="0" layoutInCell="1" allowOverlap="1" wp14:anchorId="34EDA1DF" wp14:editId="18BA2A67">
-              <wp:simplePos x="635" y="635"/>
-              <wp:positionH relativeFrom="page">
-                <wp:align>left</wp:align>
-              </wp:positionH>
-              <wp:positionV relativeFrom="page">
-                <wp:align>bottom</wp:align>
-              </wp:positionV>
-              <wp:extent cx="813435" cy="345440"/>
-              <wp:effectExtent l="0" t="0" r="12065" b="0"/>
-              <wp:wrapNone/>
-              <wp:docPr id="1597955064" name="Text Box 13" descr="INTERNAL ">
-                <a:extLst xmlns:a="http://schemas.openxmlformats.org/drawingml/2006/main">
-                  <a:ext uri="{5AE41FA2-C0FF-4470-9BD4-5FADCA87CBE2}">
-                    <aclsh:classification xmlns:aclsh="http://schemas.microsoft.com/office/drawing/2020/classificationShape" classificationOutcomeType="ftr"/>
-                  </a:ext>
-                </a:extLst>
-              </wp:docPr>
-              <wp:cNvGraphicFramePr/>
-              <a:graphic xmlns:a="http://schemas.openxmlformats.org/drawingml/2006/main">
-                <a:graphicData uri="http://schemas.microsoft.com/office/word/2010/wordprocessingShape">
-                  <wps:wsp>
-                    <wps:cNvSpPr txBox="1"/>
-                    <wps:spPr>
-                      <a:xfrm>
-                        <a:off x="0" y="0"/>
-                        <a:ext cx="813435" cy="345440"/>
-                      </a:xfrm>
-                      <a:prstGeom prst="rect">
-                        <a:avLst/>
-                      </a:prstGeom>
-                      <a:noFill/>
-                      <a:ln>
-                        <a:noFill/>
-                      </a:ln>
-                    </wps:spPr>
-                    <wps:txbx>
-                      <w:txbxContent>
-                        <w:p>
-                          <w:pPr>
-                            <w:rPr>
-                              <w:rFonts w:ascii="Aptos" w:eastAsia="Aptos" w:hAnsi="Aptos" w:cs="Aptos"/>
-                              <w:noProof/>
-                              <w:color w:val="000000"/>
-                              <w:sz w:val="20"/>
-                              <w:szCs w:val="20"/>
-                            </w:rPr>
-                          </w:pPr>
-                          <w:r>
-                            <w:rPr>
-                              <w:rFonts w:ascii="Aptos" w:eastAsia="Aptos" w:hAnsi="Aptos" w:cs="Aptos"/>
-                              <w:noProof/>
-                              <w:color w:val="000000"/>
-                              <w:sz w:val="20"/>
-                              <w:szCs w:val="20"/>
-                            </w:rPr>
-                            <w:t xml:space="preserve">INTERNAL </w:t>
-                          </w:r>
-                        </w:p>
-                      </w:txbxContent>
-                    </wps:txbx>
-                    <wps:bodyPr rot="0" spcFirstLastPara="0" vertOverflow="overflow" horzOverflow="overflow" vert="horz" wrap="none" lIns="254000" tIns="0" rIns="0" bIns="190500" numCol="1" spcCol="0" rtlCol="0" fromWordArt="0" anchor="b" anchorCtr="0" forceAA="0" compatLnSpc="1">
-                      <a:prstTxWarp prst="textNoShape">
-                        <a:avLst/>
-                      </a:prstTxWarp>
-                      <a:spAutoFit/>
-                    </wps:bodyPr>
-                  </wps:wsp>
-                </a:graphicData>
-              </a:graphic>
-            </wp:anchor>
-          </w:drawing>
-        </mc:Choice>
-        <mc:Fallback>
-          <w:pict>
-            <v:shapetype w14:anchorId="34EDA1DF" id="_x0000_t202" coordsize="21600,21600" o:spt="202" path="m,l,21600r21600,l21600,xe">
-              <v:stroke joinstyle="miter"/>
-              <v:path gradientshapeok="t" o:connecttype="rect"/>
-            </v:shapetype>
-            <v:shape id="Text Box 13" o:spid="_x0000_s1028" type="#_x0000_t202" alt="INTERNAL " style="position:absolute;margin-left:0;margin-top:0;width:64.05pt;height:27.2pt;z-index:251658240;visibility:visible;mso-wrap-style:none;mso-wrap-distance-left:0;mso-wrap-distance-top:0;mso-wrap-distance-right:0;mso-wrap-distance-bottom:0;mso-position-horizontal:left;mso-position-horizontal-relative:page;mso-position-vertical:bottom;mso-position-vertical-relative:page;v-text-anchor:bottom" o:gfxdata="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" filled="f" stroked="f">
-              <v:textbox style="mso-fit-shape-to-text:t" inset="20pt,0,0,15pt">
-                <w:txbxContent>
-                  <w:p>
-                    <w:pPr>
-                      <w:rPr>
-                        <w:rFonts w:ascii="Aptos" w:eastAsia="Aptos" w:hAnsi="Aptos" w:cs="Aptos"/>
-                        <w:noProof/>
-                        <w:color w:val="000000"/>
-                        <w:sz w:val="20"/>
-                        <w:szCs w:val="20"/>
-                      </w:rPr>
-                    </w:pPr>
-                    <w:r>
-                      <w:rPr>
-                        <w:rFonts w:ascii="Aptos" w:eastAsia="Aptos" w:hAnsi="Aptos" w:cs="Aptos"/>
-                        <w:noProof/>
-                        <w:color w:val="000000"/>
-                        <w:sz w:val="20"/>
-                        <w:szCs w:val="20"/>
-                      </w:rPr>
-                      <w:t xml:space="preserve">INTERNAL </w:t>
-                    </w:r>
-                  </w:p>
-                </w:txbxContent>
-              </v:textbox>
-              <w10:wrap anchorx="page" anchory="page"/>
-            </v:shape>
-          </w:pict>
-        </mc:Fallback>
-      </mc:AlternateContent>
-    </w:r>
-  </w:p>
+<w:ftr xmlns:w="http://schemas.openxmlformats.org/wordprocessingml/2006/main">
+  <w:p/>
 </w:ftr>
 </file>
 
